--- a/dosyalar/sinavlar/10-sinif/arapca-10-2d1y-beceri.docx
+++ b/dosyalar/sinavlar/10-sinif/arapca-10-2d1y-beceri.docx
@@ -32,7 +32,7 @@
           </w:tcPr>
           <w:p>
             <w:pPr>
-              <w:spacing w:after="20"/>
+              <w:spacing w:after="4"/>
               <w:jc w:val="center"/>
             </w:pPr>
             <w:r>
@@ -43,15 +43,15 @@
                 <w:i w:val="false"/>
                 <w:iCs w:val="false"/>
                 <w:color w:val="39454F"/>
-                <w:sz w:val="19"/>
-                <w:szCs w:val="19"/>
+                <w:sz w:val="15"/>
+                <w:szCs w:val="15"/>
               </w:rPr>
               <w:t xml:space="preserve">2026-2027 EĞİTİM ÖĞRETİM YILI</w:t>
             </w:r>
           </w:p>
           <w:p>
             <w:pPr>
-              <w:spacing w:after="20"/>
+              <w:spacing w:after="4"/>
               <w:jc w:val="center"/>
             </w:pPr>
             <w:r>
@@ -62,8 +62,8 @@
                 <w:i w:val="false"/>
                 <w:iCs w:val="false"/>
                 <w:color w:val="111111"/>
-                <w:sz w:val="21"/>
-                <w:szCs w:val="21"/>
+                <w:sz w:val="17"/>
+                <w:szCs w:val="17"/>
               </w:rPr>
               <w:t xml:space="preserve">……………………………………………………………… ANADOLU İMAM HATİP LİSESİ</w:t>
             </w:r>
@@ -81,8 +81,8 @@
                 <w:i w:val="false"/>
                 <w:iCs w:val="false"/>
                 <w:color w:val="15222E"/>
-                <w:sz w:val="23"/>
-                <w:szCs w:val="23"/>
+                <w:sz w:val="18"/>
+                <w:szCs w:val="18"/>
               </w:rPr>
               <w:t xml:space="preserve">10. SINIF ARAPÇA DERSİ 2. DÖNEM 1. YAZILI SINAVI</w:t>
             </w:r>
@@ -122,18 +122,18 @@
           </w:tcPr>
           <w:p>
             <w:pPr>
-              <w:spacing w:after="0" w:line="270"/>
-            </w:pPr>
-            <w:r>
-              <w:rPr>
-                <w:rFonts w:ascii="Times New Roman" w:cs="Times New Roman" w:eastAsia="Times New Roman" w:hAnsi="Times New Roman"/>
-                <w:b w:val="false"/>
-                <w:bCs w:val="false"/>
-                <w:i w:val="false"/>
-                <w:iCs w:val="false"/>
-                <w:color w:val="111111"/>
-                <w:sz w:val="20"/>
-                <w:szCs w:val="20"/>
+              <w:spacing w:after="0" w:line="198"/>
+            </w:pPr>
+            <w:r>
+              <w:rPr>
+                <w:rFonts w:ascii="Times New Roman" w:cs="Times New Roman" w:eastAsia="Times New Roman" w:hAnsi="Times New Roman"/>
+                <w:b w:val="false"/>
+                <w:bCs w:val="false"/>
+                <w:i w:val="false"/>
+                <w:iCs w:val="false"/>
+                <w:color w:val="111111"/>
+                <w:sz w:val="16"/>
+                <w:szCs w:val="16"/>
               </w:rPr>
               <w:t xml:space="preserve">Adı Soyadı :  ………………………………………………………</w:t>
             </w:r>
@@ -152,18 +152,18 @@
           </w:tcPr>
           <w:p>
             <w:pPr>
-              <w:spacing w:after="0" w:line="270"/>
-            </w:pPr>
-            <w:r>
-              <w:rPr>
-                <w:rFonts w:ascii="Times New Roman" w:cs="Times New Roman" w:eastAsia="Times New Roman" w:hAnsi="Times New Roman"/>
-                <w:b w:val="false"/>
-                <w:bCs w:val="false"/>
-                <w:i w:val="false"/>
-                <w:iCs w:val="false"/>
-                <w:color w:val="111111"/>
-                <w:sz w:val="20"/>
-                <w:szCs w:val="20"/>
+              <w:spacing w:after="0" w:line="198"/>
+            </w:pPr>
+            <w:r>
+              <w:rPr>
+                <w:rFonts w:ascii="Times New Roman" w:cs="Times New Roman" w:eastAsia="Times New Roman" w:hAnsi="Times New Roman"/>
+                <w:b w:val="false"/>
+                <w:bCs w:val="false"/>
+                <w:i w:val="false"/>
+                <w:iCs w:val="false"/>
+                <w:color w:val="111111"/>
+                <w:sz w:val="16"/>
+                <w:szCs w:val="16"/>
               </w:rPr>
               <w:t xml:space="preserve">Sınıfı :  …………</w:t>
             </w:r>
@@ -182,18 +182,18 @@
           </w:tcPr>
           <w:p>
             <w:pPr>
-              <w:spacing w:after="0" w:line="270"/>
-            </w:pPr>
-            <w:r>
-              <w:rPr>
-                <w:rFonts w:ascii="Times New Roman" w:cs="Times New Roman" w:eastAsia="Times New Roman" w:hAnsi="Times New Roman"/>
-                <w:b w:val="false"/>
-                <w:bCs w:val="false"/>
-                <w:i w:val="false"/>
-                <w:iCs w:val="false"/>
-                <w:color w:val="111111"/>
-                <w:sz w:val="20"/>
-                <w:szCs w:val="20"/>
+              <w:spacing w:after="0" w:line="198"/>
+            </w:pPr>
+            <w:r>
+              <w:rPr>
+                <w:rFonts w:ascii="Times New Roman" w:cs="Times New Roman" w:eastAsia="Times New Roman" w:hAnsi="Times New Roman"/>
+                <w:b w:val="false"/>
+                <w:bCs w:val="false"/>
+                <w:i w:val="false"/>
+                <w:iCs w:val="false"/>
+                <w:color w:val="111111"/>
+                <w:sz w:val="16"/>
+                <w:szCs w:val="16"/>
               </w:rPr>
               <w:t xml:space="preserve">No :  ………</w:t>
             </w:r>
@@ -224,27 +224,27 @@
                 <w:i w:val="false"/>
                 <w:iCs w:val="false"/>
                 <w:color w:val="39454F"/>
-                <w:sz w:val="18"/>
-                <w:szCs w:val="18"/>
+                <w:sz w:val="14"/>
+                <w:szCs w:val="14"/>
               </w:rPr>
               <w:t xml:space="preserve">PUAN</w:t>
             </w:r>
           </w:p>
           <w:p>
             <w:pPr>
-              <w:spacing w:after="40" w:before="60"/>
-              <w:jc w:val="center"/>
-            </w:pPr>
-            <w:r>
-              <w:rPr>
-                <w:rFonts w:ascii="Times New Roman" w:cs="Times New Roman" w:eastAsia="Times New Roman" w:hAnsi="Times New Roman"/>
-                <w:b w:val="false"/>
-                <w:bCs w:val="false"/>
-                <w:i w:val="false"/>
-                <w:iCs w:val="false"/>
-                <w:color w:val="111111"/>
-                <w:sz w:val="24"/>
-                <w:szCs w:val="24"/>
+              <w:spacing w:after="9" w:before="13"/>
+              <w:jc w:val="center"/>
+            </w:pPr>
+            <w:r>
+              <w:rPr>
+                <w:rFonts w:ascii="Times New Roman" w:cs="Times New Roman" w:eastAsia="Times New Roman" w:hAnsi="Times New Roman"/>
+                <w:b w:val="false"/>
+                <w:bCs w:val="false"/>
+                <w:i w:val="false"/>
+                <w:iCs w:val="false"/>
+                <w:color w:val="111111"/>
+                <w:sz w:val="19"/>
+                <w:szCs w:val="19"/>
               </w:rPr>
               <w:t xml:space="preserve"/>
             </w:r>
@@ -252,24 +252,6 @@
         </w:tc>
       </w:tr>
     </w:tbl>
-    <w:p>
-      <w:pPr>
-        <w:spacing w:after="110"/>
-      </w:pPr>
-      <w:r>
-        <w:rPr>
-          <w:rFonts w:ascii="Times New Roman" w:cs="Times New Roman" w:eastAsia="Times New Roman" w:hAnsi="Times New Roman"/>
-          <w:b w:val="false"/>
-          <w:bCs w:val="false"/>
-          <w:i w:val="false"/>
-          <w:iCs w:val="false"/>
-          <w:color w:val="111111"/>
-          <w:sz w:val="21"/>
-          <w:szCs w:val="21"/>
-        </w:rPr>
-        <w:t xml:space="preserve"/>
-      </w:r>
-    </w:p>
     <w:tbl>
       <w:tblPr>
         <w:tblW w:type="dxa" w:w="9864"/>
@@ -300,7 +282,7 @@
           </w:tcPr>
           <w:p>
             <w:pPr>
-              <w:spacing w:after="40"/>
+              <w:spacing w:after="9"/>
             </w:pPr>
             <w:r>
               <w:rPr>
@@ -310,15 +292,15 @@
                 <w:i w:val="false"/>
                 <w:iCs w:val="false"/>
                 <w:color w:val="2B3742"/>
-                <w:sz w:val="18"/>
-                <w:szCs w:val="18"/>
+                <w:sz w:val="14"/>
+                <w:szCs w:val="14"/>
               </w:rPr>
               <w:t xml:space="preserve">AÇIKLAMALAR</w:t>
             </w:r>
           </w:p>
           <w:p>
             <w:pPr>
-              <w:spacing w:after="20" w:line="250"/>
+              <w:spacing w:after="4" w:line="198"/>
               <w:ind w:left="170" w:hanging="170"/>
             </w:pPr>
             <w:r>
@@ -329,15 +311,15 @@
                 <w:i w:val="false"/>
                 <w:iCs w:val="false"/>
                 <w:color w:val="2B3742"/>
-                <w:sz w:val="18"/>
-                <w:szCs w:val="18"/>
+                <w:sz w:val="14"/>
+                <w:szCs w:val="14"/>
               </w:rPr>
               <w:t xml:space="preserve">•  Sınav süresi bir ders saatidir.</w:t>
             </w:r>
           </w:p>
           <w:p>
             <w:pPr>
-              <w:spacing w:after="20" w:line="250"/>
+              <w:spacing w:after="4" w:line="198"/>
               <w:ind w:left="170" w:hanging="170"/>
             </w:pPr>
             <w:r>
@@ -348,15 +330,15 @@
                 <w:i w:val="false"/>
                 <w:iCs w:val="false"/>
                 <w:color w:val="2B3742"/>
-                <w:sz w:val="18"/>
-                <w:szCs w:val="18"/>
+                <w:sz w:val="14"/>
+                <w:szCs w:val="14"/>
               </w:rPr>
               <w:t xml:space="preserve">•  Bu sınav dinleme, okuma, söz varlığı ve yazma becerilerini birlikte ölçer.</w:t>
             </w:r>
           </w:p>
           <w:p>
             <w:pPr>
-              <w:spacing w:after="20" w:line="250"/>
+              <w:spacing w:after="4" w:line="198"/>
               <w:ind w:left="170" w:hanging="170"/>
             </w:pPr>
             <w:r>
@@ -367,15 +349,15 @@
                 <w:i w:val="false"/>
                 <w:iCs w:val="false"/>
                 <w:color w:val="2B3742"/>
-                <w:sz w:val="18"/>
-                <w:szCs w:val="18"/>
+                <w:sz w:val="14"/>
+                <w:szCs w:val="14"/>
               </w:rPr>
               <w:t xml:space="preserve">•  Dinleme metni öğretmeniniz tarafından iki kez okunacaktır.</w:t>
             </w:r>
           </w:p>
           <w:p>
             <w:pPr>
-              <w:spacing w:after="20" w:line="250"/>
+              <w:spacing w:after="4" w:line="198"/>
               <w:ind w:left="170" w:hanging="170"/>
             </w:pPr>
             <w:r>
@@ -386,15 +368,15 @@
                 <w:i w:val="false"/>
                 <w:iCs w:val="false"/>
                 <w:color w:val="2B3742"/>
-                <w:sz w:val="18"/>
-                <w:szCs w:val="18"/>
+                <w:sz w:val="14"/>
+                <w:szCs w:val="14"/>
               </w:rPr>
               <w:t xml:space="preserve">•  Okuma parçasındaki bilinmeyen kelimeler için parçanın bütününden yararlanınız.</w:t>
             </w:r>
           </w:p>
           <w:p>
             <w:pPr>
-              <w:spacing w:after="20" w:line="250"/>
+              <w:spacing w:after="4" w:line="198"/>
               <w:ind w:left="170" w:hanging="170"/>
             </w:pPr>
             <w:r>
@@ -405,8 +387,8 @@
                 <w:i w:val="false"/>
                 <w:iCs w:val="false"/>
                 <w:color w:val="2B3742"/>
-                <w:sz w:val="18"/>
-                <w:szCs w:val="18"/>
+                <w:sz w:val="14"/>
+                <w:szCs w:val="14"/>
               </w:rPr>
               <w:t xml:space="preserve">•  Yazma görevi dereceli puanlama anahtarı ile değerlendirilecektir.</w:t>
             </w:r>
@@ -419,7 +401,7 @@
         <w:tabs>
           <w:tab w:val="right" w:pos="9864"/>
         </w:tabs>
-        <w:spacing w:after="90" w:before="220" w:line="280"/>
+        <w:spacing w:after="20" w:before="48" w:line="198"/>
         <w:ind w:left="340" w:hanging="340"/>
       </w:pPr>
       <w:r>
@@ -430,16 +412,16 @@
           <w:i w:val="false"/>
           <w:iCs w:val="false"/>
           <w:color w:val="111111"/>
-          <w:sz w:val="21"/>
-          <w:szCs w:val="21"/>
+          <w:sz w:val="17"/>
+          <w:szCs w:val="17"/>
         </w:rPr>
         <w:t xml:space="preserve">1.</w:t>
       </w:r>
       <w:r>
         <w:rPr>
           <w:rFonts w:ascii="Times New Roman" w:cs="Times New Roman" w:eastAsia="Times New Roman" w:hAnsi="Times New Roman"/>
-          <w:sz w:val="21"/>
-          <w:szCs w:val="21"/>
+          <w:sz w:val="17"/>
+          <w:szCs w:val="17"/>
         </w:rPr>
         <w:tab/>
       </w:r>
@@ -451,16 +433,16 @@
           <w:i w:val="false"/>
           <w:iCs w:val="false"/>
           <w:color w:val="111111"/>
-          <w:sz w:val="21"/>
-          <w:szCs w:val="21"/>
+          <w:sz w:val="17"/>
+          <w:szCs w:val="17"/>
         </w:rPr>
         <w:t xml:space="preserve">Aşağıdaki metni okuyunuz ve altındaki soruları cevaplayınız.</w:t>
       </w:r>
       <w:r>
         <w:rPr>
           <w:rFonts w:ascii="Times New Roman" w:cs="Times New Roman" w:eastAsia="Times New Roman" w:hAnsi="Times New Roman"/>
-          <w:sz w:val="21"/>
-          <w:szCs w:val="21"/>
+          <w:sz w:val="17"/>
+          <w:szCs w:val="17"/>
         </w:rPr>
         <w:tab/>
       </w:r>
@@ -472,8 +454,8 @@
           <w:i w:val="false"/>
           <w:iCs w:val="false"/>
           <w:color w:val="55636F"/>
-          <w:sz w:val="18"/>
-          <w:szCs w:val="18"/>
+          <w:sz w:val="14"/>
+          <w:szCs w:val="14"/>
         </w:rPr>
         <w:t xml:space="preserve">(15 puan)</w:t>
       </w:r>
@@ -509,7 +491,7 @@
           <w:p>
             <w:pPr>
               <w:bidi/>
-              <w:spacing w:after="110"/>
+              <w:spacing w:after="24"/>
               <w:jc w:val="center"/>
             </w:pPr>
             <w:r>
@@ -518,8 +500,8 @@
                 <w:b/>
                 <w:bCs/>
                 <w:color w:val="111111"/>
-                <w:sz w:val="32"/>
-                <w:szCs w:val="32"/>
+                <w:sz w:val="25"/>
+                <w:szCs w:val="25"/>
                 <w:rtl/>
               </w:rPr>
               <w:t xml:space="preserve">رِحْلَةٌ إِلَى إِسْطَنْبُولَ</w:t>
@@ -528,7 +510,7 @@
           <w:p>
             <w:pPr>
               <w:bidi/>
-              <w:spacing w:after="60" w:line="400"/>
+              <w:spacing w:after="13" w:line="198"/>
             </w:pPr>
             <w:r>
               <w:rPr>
@@ -536,8 +518,8 @@
                 <w:b w:val="false"/>
                 <w:bCs w:val="false"/>
                 <w:color w:val="111111"/>
-                <w:sz w:val="30"/>
-                <w:szCs w:val="30"/>
+                <w:sz w:val="26"/>
+                <w:szCs w:val="26"/>
                 <w:rtl/>
               </w:rPr>
               <w:t xml:space="preserve">فِي الْعُطْلَةِ الْمَاضِيَةِ سَافَرْتُ مَعَ أُسْرَتِي إِلَى مَدِينَةِ إِسْطَنْبُولَ.</w:t>
@@ -546,7 +528,7 @@
           <w:p>
             <w:pPr>
               <w:bidi/>
-              <w:spacing w:after="60" w:line="400"/>
+              <w:spacing w:after="13" w:line="198"/>
             </w:pPr>
             <w:r>
               <w:rPr>
@@ -554,8 +536,8 @@
                 <w:b w:val="false"/>
                 <w:bCs w:val="false"/>
                 <w:color w:val="111111"/>
-                <w:sz w:val="30"/>
-                <w:szCs w:val="30"/>
+                <w:sz w:val="26"/>
+                <w:szCs w:val="26"/>
                 <w:rtl/>
               </w:rPr>
               <w:t xml:space="preserve">خَرَجْنَا مِنَ الْبَيْتِ فِي السَّاعَةِ السَّادِسَةِ صَبَاحًا، وَذَهَبْنَا إِلَى الْمَطَارِ بِالسَّيَّارَةِ.</w:t>
@@ -564,7 +546,7 @@
           <w:p>
             <w:pPr>
               <w:bidi/>
-              <w:spacing w:after="60" w:line="400"/>
+              <w:spacing w:after="13" w:line="198"/>
             </w:pPr>
             <w:r>
               <w:rPr>
@@ -572,8 +554,8 @@
                 <w:b w:val="false"/>
                 <w:bCs w:val="false"/>
                 <w:color w:val="111111"/>
-                <w:sz w:val="30"/>
-                <w:szCs w:val="30"/>
+                <w:sz w:val="26"/>
+                <w:szCs w:val="26"/>
                 <w:rtl/>
               </w:rPr>
               <w:t xml:space="preserve">هُنَاكَ قَدَّمْنَا التَّذَاكِرَ وَجَوَازَاتِ السَّفَرِ لِلْمُوَظَّفِ، ثُمَّ انْتَظَرْنَا سَاعَةً وَاحِدَةً.</w:t>
@@ -582,7 +564,7 @@
           <w:p>
             <w:pPr>
               <w:bidi/>
-              <w:spacing w:after="60" w:line="400"/>
+              <w:spacing w:after="13" w:line="198"/>
             </w:pPr>
             <w:r>
               <w:rPr>
@@ -590,8 +572,8 @@
                 <w:b w:val="false"/>
                 <w:bCs w:val="false"/>
                 <w:color w:val="111111"/>
-                <w:sz w:val="30"/>
-                <w:szCs w:val="30"/>
+                <w:sz w:val="26"/>
+                <w:szCs w:val="26"/>
                 <w:rtl/>
               </w:rPr>
               <w:t xml:space="preserve">اِسْتَغْرَقَتِ الرِّحْلَةُ بِالطَّائِرَةِ سَاعَةً وَنِصْفًا فَقَطْ.</w:t>
@@ -600,7 +582,7 @@
           <w:p>
             <w:pPr>
               <w:bidi/>
-              <w:spacing w:after="60" w:line="400"/>
+              <w:spacing w:after="13" w:line="198"/>
             </w:pPr>
             <w:r>
               <w:rPr>
@@ -608,8 +590,8 @@
                 <w:b w:val="false"/>
                 <w:bCs w:val="false"/>
                 <w:color w:val="111111"/>
-                <w:sz w:val="30"/>
-                <w:szCs w:val="30"/>
+                <w:sz w:val="26"/>
+                <w:szCs w:val="26"/>
                 <w:rtl/>
               </w:rPr>
               <w:t xml:space="preserve">وَصَلْنَا إِلَى الْفُنْدُقِ ظُهْرًا، وَحَجَزَ وَالِدِي غُرْفَتَيْنِ مُزْدَوِجَتَيْنِ لِثَلَاثِ لَيَالٍ.</w:t>
@@ -618,7 +600,7 @@
           <w:p>
             <w:pPr>
               <w:bidi/>
-              <w:spacing w:after="60" w:line="400"/>
+              <w:spacing w:after="13" w:line="198"/>
             </w:pPr>
             <w:r>
               <w:rPr>
@@ -626,8 +608,8 @@
                 <w:b w:val="false"/>
                 <w:bCs w:val="false"/>
                 <w:color w:val="111111"/>
-                <w:sz w:val="30"/>
-                <w:szCs w:val="30"/>
+                <w:sz w:val="26"/>
+                <w:szCs w:val="26"/>
                 <w:rtl/>
               </w:rPr>
               <w:t xml:space="preserve">فِي الْيَوْمِ الْأَوَّلِ زُرْنَا الْمَسْجِدَ الْأَزْرَقَ، وَهُوَ مِنْ أَشْهَرِ الْآثَارِ التَّارِيخِيَّةِ.</w:t>
@@ -636,7 +618,7 @@
           <w:p>
             <w:pPr>
               <w:bidi/>
-              <w:spacing w:after="60" w:line="400"/>
+              <w:spacing w:after="13" w:line="198"/>
             </w:pPr>
             <w:r>
               <w:rPr>
@@ -644,8 +626,8 @@
                 <w:b w:val="false"/>
                 <w:bCs w:val="false"/>
                 <w:color w:val="111111"/>
-                <w:sz w:val="30"/>
-                <w:szCs w:val="30"/>
+                <w:sz w:val="26"/>
+                <w:szCs w:val="26"/>
                 <w:rtl/>
               </w:rPr>
               <w:t xml:space="preserve">وَبَعْدَ ذَلِكَ مَشَيْنَا إِلَى السُّوقِ الْكَبِيرِ، وَاشْتَرَتْ أُمِّي هَدَايَا لِأَقَارِبِنَا.</w:t>
@@ -654,7 +636,7 @@
           <w:p>
             <w:pPr>
               <w:bidi/>
-              <w:spacing w:after="60" w:line="400"/>
+              <w:spacing w:after="13" w:line="198"/>
             </w:pPr>
             <w:r>
               <w:rPr>
@@ -662,8 +644,8 @@
                 <w:b w:val="false"/>
                 <w:bCs w:val="false"/>
                 <w:color w:val="111111"/>
-                <w:sz w:val="30"/>
-                <w:szCs w:val="30"/>
+                <w:sz w:val="26"/>
+                <w:szCs w:val="26"/>
                 <w:rtl/>
               </w:rPr>
               <w:t xml:space="preserve">وَفِي الْيَوْمِ الثَّانِي رَكِبْنَا السَّفِينَةَ، وَشَاهَدْنَا الْمَدِينَةَ مِنَ الْبَحْرِ.</w:t>
@@ -672,7 +654,7 @@
           <w:p>
             <w:pPr>
               <w:bidi/>
-              <w:spacing w:after="60" w:line="400"/>
+              <w:spacing w:after="13" w:line="198"/>
             </w:pPr>
             <w:r>
               <w:rPr>
@@ -680,8 +662,8 @@
                 <w:b w:val="false"/>
                 <w:bCs w:val="false"/>
                 <w:color w:val="111111"/>
-                <w:sz w:val="30"/>
-                <w:szCs w:val="30"/>
+                <w:sz w:val="26"/>
+                <w:szCs w:val="26"/>
                 <w:rtl/>
               </w:rPr>
               <w:t xml:space="preserve">قَالَ أَخِي الصَّغِيرُ: إِنَّ الْبَحْرَ أَجْمَلُ مِنَ الْجَبَلِ، فَضَحِكْنَا جَمِيعًا.</w:t>
@@ -690,7 +672,7 @@
           <w:p>
             <w:pPr>
               <w:bidi/>
-              <w:spacing w:after="60" w:line="400"/>
+              <w:spacing w:after="13" w:line="198"/>
             </w:pPr>
             <w:r>
               <w:rPr>
@@ -698,8 +680,8 @@
                 <w:b w:val="false"/>
                 <w:bCs w:val="false"/>
                 <w:color w:val="111111"/>
-                <w:sz w:val="30"/>
-                <w:szCs w:val="30"/>
+                <w:sz w:val="26"/>
+                <w:szCs w:val="26"/>
                 <w:rtl/>
               </w:rPr>
               <w:t xml:space="preserve">لَمْ نَذْهَبْ إِلَى الْمَتْحَفِ لِأَنَّ الْوَقْتَ كَانَ قَلِيلًا، وَسَنَزُورُهُ فِي رِحْلَةٍ قَادِمَةٍ.</w:t>
@@ -708,7 +690,7 @@
           <w:p>
             <w:pPr>
               <w:bidi/>
-              <w:spacing w:after="60" w:line="400"/>
+              <w:spacing w:after="13" w:line="198"/>
             </w:pPr>
             <w:r>
               <w:rPr>
@@ -716,8 +698,8 @@
                 <w:b w:val="false"/>
                 <w:bCs w:val="false"/>
                 <w:color w:val="111111"/>
-                <w:sz w:val="30"/>
-                <w:szCs w:val="30"/>
+                <w:sz w:val="26"/>
+                <w:szCs w:val="26"/>
                 <w:rtl/>
               </w:rPr>
               <w:t xml:space="preserve">عُدْنَا إِلَى أَنْقَرَةَ بِالْقِطَارِ، وَكَانَتْ رِحْلَةً هَادِئَةً وَمُمْتِعَةً.</w:t>
@@ -728,7 +710,7 @@
     </w:tbl>
     <w:p>
       <w:pPr>
-        <w:spacing w:after="60"/>
+        <w:spacing w:after="13"/>
       </w:pPr>
       <w:r>
         <w:rPr>
@@ -738,8 +720,8 @@
           <w:i w:val="false"/>
           <w:iCs w:val="false"/>
           <w:color w:val="111111"/>
-          <w:sz w:val="21"/>
-          <w:szCs w:val="21"/>
+          <w:sz w:val="17"/>
+          <w:szCs w:val="17"/>
         </w:rPr>
         <w:t xml:space="preserve"/>
       </w:r>
@@ -748,7 +730,7 @@
       <w:pPr>
         <w:keepNext/>
         <w:bidi/>
-        <w:spacing w:after="40" w:before="0" w:line="300"/>
+        <w:spacing w:after="9" w:before="0" w:line="198"/>
         <w:ind w:left="340"/>
       </w:pPr>
       <w:r>
@@ -759,8 +741,8 @@
           <w:i w:val="false"/>
           <w:iCs w:val="false"/>
           <w:color w:val="111111"/>
-          <w:sz w:val="20"/>
-          <w:szCs w:val="20"/>
+          <w:sz w:val="16"/>
+          <w:szCs w:val="16"/>
         </w:rPr>
         <w:t xml:space="preserve">a.‎  </w:t>
       </w:r>
@@ -770,8 +752,8 @@
           <w:b w:val="false"/>
           <w:bCs w:val="false"/>
           <w:color w:val="111111"/>
-          <w:sz w:val="28"/>
-          <w:szCs w:val="28"/>
+          <w:sz w:val="24"/>
+          <w:szCs w:val="24"/>
           <w:rtl/>
         </w:rPr>
         <w:t xml:space="preserve">كَيْفَ ذَهَبَتِ الْأُسْرَةُ إِلَى الْمَطَارِ؟</w:t>
@@ -817,7 +799,7 @@
           <w:p>
             <w:pPr>
               <w:bidi/>
-              <w:spacing w:after="0" w:line="330"/>
+              <w:spacing w:after="0" w:line="198"/>
             </w:pPr>
             <w:r>
               <w:rPr>
@@ -827,8 +809,8 @@
                 <w:i w:val="false"/>
                 <w:iCs w:val="false"/>
                 <w:color w:val="111111"/>
-                <w:sz w:val="20"/>
-                <w:szCs w:val="20"/>
+                <w:sz w:val="16"/>
+                <w:szCs w:val="16"/>
               </w:rPr>
               <w:t xml:space="preserve">B.‎  </w:t>
             </w:r>
@@ -838,8 +820,8 @@
                 <w:b w:val="false"/>
                 <w:bCs w:val="false"/>
                 <w:color w:val="111111"/>
-                <w:sz w:val="28"/>
-                <w:szCs w:val="28"/>
+                <w:sz w:val="24"/>
+                <w:szCs w:val="24"/>
                 <w:rtl/>
               </w:rPr>
               <w:t xml:space="preserve">بِالْقِطَارِ</w:t>
@@ -866,7 +848,7 @@
           <w:p>
             <w:pPr>
               <w:bidi/>
-              <w:spacing w:after="0" w:line="330"/>
+              <w:spacing w:after="0" w:line="198"/>
             </w:pPr>
             <w:r>
               <w:rPr>
@@ -876,8 +858,8 @@
                 <w:i w:val="false"/>
                 <w:iCs w:val="false"/>
                 <w:color w:val="111111"/>
-                <w:sz w:val="20"/>
-                <w:szCs w:val="20"/>
+                <w:sz w:val="16"/>
+                <w:szCs w:val="16"/>
               </w:rPr>
               <w:t xml:space="preserve">A.‎  </w:t>
             </w:r>
@@ -887,8 +869,8 @@
                 <w:b w:val="false"/>
                 <w:bCs w:val="false"/>
                 <w:color w:val="111111"/>
-                <w:sz w:val="28"/>
-                <w:szCs w:val="28"/>
+                <w:sz w:val="24"/>
+                <w:szCs w:val="24"/>
                 <w:rtl/>
               </w:rPr>
               <w:t xml:space="preserve">بِالسَّيَّارَةِ</w:t>
@@ -920,7 +902,7 @@
           <w:p>
             <w:pPr>
               <w:bidi/>
-              <w:spacing w:after="0" w:line="330"/>
+              <w:spacing w:after="0" w:line="198"/>
             </w:pPr>
             <w:r>
               <w:rPr>
@@ -930,8 +912,8 @@
                 <w:i w:val="false"/>
                 <w:iCs w:val="false"/>
                 <w:color w:val="111111"/>
-                <w:sz w:val="20"/>
-                <w:szCs w:val="20"/>
+                <w:sz w:val="16"/>
+                <w:szCs w:val="16"/>
               </w:rPr>
               <w:t xml:space="preserve">D.‎  </w:t>
             </w:r>
@@ -941,8 +923,8 @@
                 <w:b w:val="false"/>
                 <w:bCs w:val="false"/>
                 <w:color w:val="111111"/>
-                <w:sz w:val="28"/>
-                <w:szCs w:val="28"/>
+                <w:sz w:val="24"/>
+                <w:szCs w:val="24"/>
                 <w:rtl/>
               </w:rPr>
               <w:t xml:space="preserve">بِالدَّرَّاجَةِ</w:t>
@@ -969,7 +951,7 @@
           <w:p>
             <w:pPr>
               <w:bidi/>
-              <w:spacing w:after="0" w:line="330"/>
+              <w:spacing w:after="0" w:line="198"/>
             </w:pPr>
             <w:r>
               <w:rPr>
@@ -979,8 +961,8 @@
                 <w:i w:val="false"/>
                 <w:iCs w:val="false"/>
                 <w:color w:val="111111"/>
-                <w:sz w:val="20"/>
-                <w:szCs w:val="20"/>
+                <w:sz w:val="16"/>
+                <w:szCs w:val="16"/>
               </w:rPr>
               <w:t xml:space="preserve">C.‎  </w:t>
             </w:r>
@@ -990,8 +972,8 @@
                 <w:b w:val="false"/>
                 <w:bCs w:val="false"/>
                 <w:color w:val="111111"/>
-                <w:sz w:val="28"/>
-                <w:szCs w:val="28"/>
+                <w:sz w:val="24"/>
+                <w:szCs w:val="24"/>
                 <w:rtl/>
               </w:rPr>
               <w:t xml:space="preserve">بِالْحَافِلَةِ</w:t>
@@ -1004,7 +986,7 @@
       <w:pPr>
         <w:keepNext/>
         <w:bidi/>
-        <w:spacing w:after="40" w:before="150" w:line="300"/>
+        <w:spacing w:after="9" w:before="33" w:line="198"/>
         <w:ind w:left="340"/>
       </w:pPr>
       <w:r>
@@ -1015,8 +997,8 @@
           <w:i w:val="false"/>
           <w:iCs w:val="false"/>
           <w:color w:val="111111"/>
-          <w:sz w:val="20"/>
-          <w:szCs w:val="20"/>
+          <w:sz w:val="16"/>
+          <w:szCs w:val="16"/>
         </w:rPr>
         <w:t xml:space="preserve">b.‎  </w:t>
       </w:r>
@@ -1026,8 +1008,8 @@
           <w:b w:val="false"/>
           <w:bCs w:val="false"/>
           <w:color w:val="111111"/>
-          <w:sz w:val="28"/>
-          <w:szCs w:val="28"/>
+          <w:sz w:val="24"/>
+          <w:szCs w:val="24"/>
           <w:rtl/>
         </w:rPr>
         <w:t xml:space="preserve">كَمْ لَيْلَةً حَجَزَ الْوَالِدُ فِي الْفُنْدُقِ؟</w:t>
@@ -1073,7 +1055,7 @@
           <w:p>
             <w:pPr>
               <w:bidi/>
-              <w:spacing w:after="0" w:line="330"/>
+              <w:spacing w:after="0" w:line="198"/>
             </w:pPr>
             <w:r>
               <w:rPr>
@@ -1083,8 +1065,8 @@
                 <w:i w:val="false"/>
                 <w:iCs w:val="false"/>
                 <w:color w:val="111111"/>
-                <w:sz w:val="20"/>
-                <w:szCs w:val="20"/>
+                <w:sz w:val="16"/>
+                <w:szCs w:val="16"/>
               </w:rPr>
               <w:t xml:space="preserve">B.‎  </w:t>
             </w:r>
@@ -1094,8 +1076,8 @@
                 <w:b w:val="false"/>
                 <w:bCs w:val="false"/>
                 <w:color w:val="111111"/>
-                <w:sz w:val="28"/>
-                <w:szCs w:val="28"/>
+                <w:sz w:val="24"/>
+                <w:szCs w:val="24"/>
                 <w:rtl/>
               </w:rPr>
               <w:t xml:space="preserve">لَيْلَتَيْنِ</w:t>
@@ -1122,7 +1104,7 @@
           <w:p>
             <w:pPr>
               <w:bidi/>
-              <w:spacing w:after="0" w:line="330"/>
+              <w:spacing w:after="0" w:line="198"/>
             </w:pPr>
             <w:r>
               <w:rPr>
@@ -1132,8 +1114,8 @@
                 <w:i w:val="false"/>
                 <w:iCs w:val="false"/>
                 <w:color w:val="111111"/>
-                <w:sz w:val="20"/>
-                <w:szCs w:val="20"/>
+                <w:sz w:val="16"/>
+                <w:szCs w:val="16"/>
               </w:rPr>
               <w:t xml:space="preserve">A.‎  </w:t>
             </w:r>
@@ -1143,8 +1125,8 @@
                 <w:b w:val="false"/>
                 <w:bCs w:val="false"/>
                 <w:color w:val="111111"/>
-                <w:sz w:val="28"/>
-                <w:szCs w:val="28"/>
+                <w:sz w:val="24"/>
+                <w:szCs w:val="24"/>
                 <w:rtl/>
               </w:rPr>
               <w:t xml:space="preserve">لَيْلَةً وَاحِدَةً</w:t>
@@ -1176,7 +1158,7 @@
           <w:p>
             <w:pPr>
               <w:bidi/>
-              <w:spacing w:after="0" w:line="330"/>
+              <w:spacing w:after="0" w:line="198"/>
             </w:pPr>
             <w:r>
               <w:rPr>
@@ -1186,8 +1168,8 @@
                 <w:i w:val="false"/>
                 <w:iCs w:val="false"/>
                 <w:color w:val="111111"/>
-                <w:sz w:val="20"/>
-                <w:szCs w:val="20"/>
+                <w:sz w:val="16"/>
+                <w:szCs w:val="16"/>
               </w:rPr>
               <w:t xml:space="preserve">D.‎  </w:t>
             </w:r>
@@ -1197,8 +1179,8 @@
                 <w:b w:val="false"/>
                 <w:bCs w:val="false"/>
                 <w:color w:val="111111"/>
-                <w:sz w:val="28"/>
-                <w:szCs w:val="28"/>
+                <w:sz w:val="24"/>
+                <w:szCs w:val="24"/>
                 <w:rtl/>
               </w:rPr>
               <w:t xml:space="preserve">أَرْبَعَ لَيَالٍ</w:t>
@@ -1225,7 +1207,7 @@
           <w:p>
             <w:pPr>
               <w:bidi/>
-              <w:spacing w:after="0" w:line="330"/>
+              <w:spacing w:after="0" w:line="198"/>
             </w:pPr>
             <w:r>
               <w:rPr>
@@ -1235,8 +1217,8 @@
                 <w:i w:val="false"/>
                 <w:iCs w:val="false"/>
                 <w:color w:val="111111"/>
-                <w:sz w:val="20"/>
-                <w:szCs w:val="20"/>
+                <w:sz w:val="16"/>
+                <w:szCs w:val="16"/>
               </w:rPr>
               <w:t xml:space="preserve">C.‎  </w:t>
             </w:r>
@@ -1246,8 +1228,8 @@
                 <w:b w:val="false"/>
                 <w:bCs w:val="false"/>
                 <w:color w:val="111111"/>
-                <w:sz w:val="28"/>
-                <w:szCs w:val="28"/>
+                <w:sz w:val="24"/>
+                <w:szCs w:val="24"/>
                 <w:rtl/>
               </w:rPr>
               <w:t xml:space="preserve">ثَلَاثَ لَيَالٍ</w:t>
@@ -1260,7 +1242,7 @@
       <w:pPr>
         <w:keepNext/>
         <w:bidi/>
-        <w:spacing w:after="40" w:before="150" w:line="300"/>
+        <w:spacing w:after="9" w:before="33" w:line="198"/>
         <w:ind w:left="340"/>
       </w:pPr>
       <w:r>
@@ -1271,8 +1253,8 @@
           <w:i w:val="false"/>
           <w:iCs w:val="false"/>
           <w:color w:val="111111"/>
-          <w:sz w:val="20"/>
-          <w:szCs w:val="20"/>
+          <w:sz w:val="16"/>
+          <w:szCs w:val="16"/>
         </w:rPr>
         <w:t xml:space="preserve">c.‎  </w:t>
       </w:r>
@@ -1282,8 +1264,8 @@
           <w:b w:val="false"/>
           <w:bCs w:val="false"/>
           <w:color w:val="111111"/>
-          <w:sz w:val="28"/>
-          <w:szCs w:val="28"/>
+          <w:sz w:val="24"/>
+          <w:szCs w:val="24"/>
           <w:rtl/>
         </w:rPr>
         <w:t xml:space="preserve">لِمَاذَا لَمْ تَزُرِ الْأُسْرَةُ الْمَتْحَفَ؟</w:t>
@@ -1329,7 +1311,7 @@
           <w:p>
             <w:pPr>
               <w:bidi/>
-              <w:spacing w:after="0" w:line="330"/>
+              <w:spacing w:after="0" w:line="198"/>
             </w:pPr>
             <w:r>
               <w:rPr>
@@ -1339,8 +1321,8 @@
                 <w:i w:val="false"/>
                 <w:iCs w:val="false"/>
                 <w:color w:val="111111"/>
-                <w:sz w:val="20"/>
-                <w:szCs w:val="20"/>
+                <w:sz w:val="16"/>
+                <w:szCs w:val="16"/>
               </w:rPr>
               <w:t xml:space="preserve">B.‎  </w:t>
             </w:r>
@@ -1350,8 +1332,8 @@
                 <w:b w:val="false"/>
                 <w:bCs w:val="false"/>
                 <w:color w:val="111111"/>
-                <w:sz w:val="28"/>
-                <w:szCs w:val="28"/>
+                <w:sz w:val="24"/>
+                <w:szCs w:val="24"/>
                 <w:rtl/>
               </w:rPr>
               <w:t xml:space="preserve">لِأَنَّ الْوَقْتَ كَانَ قَلِيلًا</w:t>
@@ -1378,7 +1360,7 @@
           <w:p>
             <w:pPr>
               <w:bidi/>
-              <w:spacing w:after="0" w:line="330"/>
+              <w:spacing w:after="0" w:line="198"/>
             </w:pPr>
             <w:r>
               <w:rPr>
@@ -1388,8 +1370,8 @@
                 <w:i w:val="false"/>
                 <w:iCs w:val="false"/>
                 <w:color w:val="111111"/>
-                <w:sz w:val="20"/>
-                <w:szCs w:val="20"/>
+                <w:sz w:val="16"/>
+                <w:szCs w:val="16"/>
               </w:rPr>
               <w:t xml:space="preserve">A.‎  </w:t>
             </w:r>
@@ -1399,8 +1381,8 @@
                 <w:b w:val="false"/>
                 <w:bCs w:val="false"/>
                 <w:color w:val="111111"/>
-                <w:sz w:val="28"/>
-                <w:szCs w:val="28"/>
+                <w:sz w:val="24"/>
+                <w:szCs w:val="24"/>
                 <w:rtl/>
               </w:rPr>
               <w:t xml:space="preserve">لِأَنَّ الْمَتْحَفَ بَعِيدٌ</w:t>
@@ -1432,7 +1414,7 @@
           <w:p>
             <w:pPr>
               <w:bidi/>
-              <w:spacing w:after="0" w:line="330"/>
+              <w:spacing w:after="0" w:line="198"/>
             </w:pPr>
             <w:r>
               <w:rPr>
@@ -1442,8 +1424,8 @@
                 <w:i w:val="false"/>
                 <w:iCs w:val="false"/>
                 <w:color w:val="111111"/>
-                <w:sz w:val="20"/>
-                <w:szCs w:val="20"/>
+                <w:sz w:val="16"/>
+                <w:szCs w:val="16"/>
               </w:rPr>
               <w:t xml:space="preserve">D.‎  </w:t>
             </w:r>
@@ -1453,8 +1435,8 @@
                 <w:b w:val="false"/>
                 <w:bCs w:val="false"/>
                 <w:color w:val="111111"/>
-                <w:sz w:val="28"/>
-                <w:szCs w:val="28"/>
+                <w:sz w:val="24"/>
+                <w:szCs w:val="24"/>
                 <w:rtl/>
               </w:rPr>
               <w:t xml:space="preserve">لِأَنَّ الْمَتْحَفَ مُغْلَقٌ</w:t>
@@ -1481,7 +1463,7 @@
           <w:p>
             <w:pPr>
               <w:bidi/>
-              <w:spacing w:after="0" w:line="330"/>
+              <w:spacing w:after="0" w:line="198"/>
             </w:pPr>
             <w:r>
               <w:rPr>
@@ -1491,8 +1473,8 @@
                 <w:i w:val="false"/>
                 <w:iCs w:val="false"/>
                 <w:color w:val="111111"/>
-                <w:sz w:val="20"/>
-                <w:szCs w:val="20"/>
+                <w:sz w:val="16"/>
+                <w:szCs w:val="16"/>
               </w:rPr>
               <w:t xml:space="preserve">C.‎  </w:t>
             </w:r>
@@ -1502,8 +1484,8 @@
                 <w:b w:val="false"/>
                 <w:bCs w:val="false"/>
                 <w:color w:val="111111"/>
-                <w:sz w:val="28"/>
-                <w:szCs w:val="28"/>
+                <w:sz w:val="24"/>
+                <w:szCs w:val="24"/>
                 <w:rtl/>
               </w:rPr>
               <w:t xml:space="preserve">لِأَنَّ الطَّقْسَ كَانَ بَارِدًا</w:t>
@@ -1515,7 +1497,7 @@
     <w:p>
       <w:pPr>
         <w:keepNext w:val="false"/>
-        <w:spacing w:after="40" w:before="150" w:line="280"/>
+        <w:spacing w:after="9" w:before="33" w:line="198"/>
         <w:ind w:left="620" w:hanging="280"/>
       </w:pPr>
       <w:r>
@@ -1526,8 +1508,8 @@
           <w:i w:val="false"/>
           <w:iCs w:val="false"/>
           <w:color w:val="111111"/>
-          <w:sz w:val="20"/>
-          <w:szCs w:val="20"/>
+          <w:sz w:val="16"/>
+          <w:szCs w:val="16"/>
         </w:rPr>
         <w:t xml:space="preserve">d)  Metne göre ailenin İstanbul’da yaptığı işleri kısaca Türkçe özetleyiniz.</w:t>
       </w:r>
@@ -1538,7 +1520,7 @@
           <w:bottom w:val="dotted" w:color="97A4B1" w:sz="6"/>
         </w:pBdr>
         <w:bidi w:val="false"/>
-        <w:spacing w:after="210" w:line="300"/>
+        <w:spacing w:after="46" w:line="198"/>
         <w:ind w:left="620"/>
       </w:pPr>
       <w:r>
@@ -1549,54 +1531,8 @@
           <w:i w:val="false"/>
           <w:iCs w:val="false"/>
           <w:color w:val="111111"/>
-          <w:sz w:val="21"/>
-          <w:szCs w:val="21"/>
-        </w:rPr>
-        <w:t xml:space="preserve"/>
-      </w:r>
-    </w:p>
-    <w:p>
-      <w:pPr>
-        <w:pBdr>
-          <w:bottom w:val="dotted" w:color="96A3B0" w:sz="6"/>
-        </w:pBdr>
-        <w:bidi w:val="false"/>
-        <w:spacing w:after="210" w:line="300"/>
-        <w:ind w:left="620"/>
-      </w:pPr>
-      <w:r>
-        <w:rPr>
-          <w:rFonts w:ascii="Times New Roman" w:cs="Times New Roman" w:eastAsia="Times New Roman" w:hAnsi="Times New Roman"/>
-          <w:b w:val="false"/>
-          <w:bCs w:val="false"/>
-          <w:i w:val="false"/>
-          <w:iCs w:val="false"/>
-          <w:color w:val="111111"/>
-          <w:sz w:val="21"/>
-          <w:szCs w:val="21"/>
-        </w:rPr>
-        <w:t xml:space="preserve"/>
-      </w:r>
-    </w:p>
-    <w:p>
-      <w:pPr>
-        <w:pBdr>
-          <w:bottom w:val="dotted" w:color="97A4B1" w:sz="6"/>
-        </w:pBdr>
-        <w:bidi w:val="false"/>
-        <w:spacing w:after="210" w:line="300"/>
-        <w:ind w:left="620"/>
-      </w:pPr>
-      <w:r>
-        <w:rPr>
-          <w:rFonts w:ascii="Times New Roman" w:cs="Times New Roman" w:eastAsia="Times New Roman" w:hAnsi="Times New Roman"/>
-          <w:b w:val="false"/>
-          <w:bCs w:val="false"/>
-          <w:i w:val="false"/>
-          <w:iCs w:val="false"/>
-          <w:color w:val="111111"/>
-          <w:sz w:val="21"/>
-          <w:szCs w:val="21"/>
+          <w:sz w:val="17"/>
+          <w:szCs w:val="17"/>
         </w:rPr>
         <w:t xml:space="preserve"/>
       </w:r>
@@ -1606,7 +1542,7 @@
         <w:tabs>
           <w:tab w:val="right" w:pos="9864"/>
         </w:tabs>
-        <w:spacing w:after="90" w:before="220" w:line="280"/>
+        <w:spacing w:after="20" w:before="48" w:line="198"/>
         <w:ind w:left="340" w:hanging="340"/>
       </w:pPr>
       <w:r>
@@ -1617,16 +1553,16 @@
           <w:i w:val="false"/>
           <w:iCs w:val="false"/>
           <w:color w:val="111111"/>
-          <w:sz w:val="21"/>
-          <w:szCs w:val="21"/>
+          <w:sz w:val="17"/>
+          <w:szCs w:val="17"/>
         </w:rPr>
         <w:t xml:space="preserve">2.</w:t>
       </w:r>
       <w:r>
         <w:rPr>
           <w:rFonts w:ascii="Times New Roman" w:cs="Times New Roman" w:eastAsia="Times New Roman" w:hAnsi="Times New Roman"/>
-          <w:sz w:val="21"/>
-          <w:szCs w:val="21"/>
+          <w:sz w:val="17"/>
+          <w:szCs w:val="17"/>
         </w:rPr>
         <w:tab/>
       </w:r>
@@ -1638,16 +1574,16 @@
           <w:i w:val="false"/>
           <w:iCs w:val="false"/>
           <w:color w:val="111111"/>
-          <w:sz w:val="21"/>
-          <w:szCs w:val="21"/>
+          <w:sz w:val="17"/>
+          <w:szCs w:val="17"/>
         </w:rPr>
         <w:t xml:space="preserve">Dinleyeceğiniz metne göre aşağıdaki cümleler doğru ise D, yanlış ise Y kutusunu işaretleyiniz.</w:t>
       </w:r>
       <w:r>
         <w:rPr>
           <w:rFonts w:ascii="Times New Roman" w:cs="Times New Roman" w:eastAsia="Times New Roman" w:hAnsi="Times New Roman"/>
-          <w:sz w:val="21"/>
-          <w:szCs w:val="21"/>
+          <w:sz w:val="17"/>
+          <w:szCs w:val="17"/>
         </w:rPr>
         <w:tab/>
       </w:r>
@@ -1659,8 +1595,8 @@
           <w:i w:val="false"/>
           <w:iCs w:val="false"/>
           <w:color w:val="55636F"/>
-          <w:sz w:val="18"/>
-          <w:szCs w:val="18"/>
+          <w:sz w:val="14"/>
+          <w:szCs w:val="14"/>
         </w:rPr>
         <w:t xml:space="preserve">(10 puan)</w:t>
       </w:r>
@@ -1668,7 +1604,7 @@
     <w:p>
       <w:pPr>
         <w:keepNext w:val="false"/>
-        <w:spacing w:after="90" w:before="0" w:line="280"/>
+        <w:spacing w:after="20" w:before="0" w:line="198"/>
         <w:ind w:left="340"/>
       </w:pPr>
       <w:r>
@@ -1679,8 +1615,8 @@
           <w:i/>
           <w:iCs/>
           <w:color w:val="5B6772"/>
-          <w:sz w:val="18"/>
-          <w:szCs w:val="18"/>
+          <w:sz w:val="14"/>
+          <w:szCs w:val="14"/>
         </w:rPr>
         <w:t xml:space="preserve">Dinleme metni öğretmeniniz tarafından iki kez okunacaktır. Her doğru cevap 2 puandır.</w:t>
       </w:r>
@@ -1721,7 +1657,7 @@
           </w:tcPr>
           <w:p>
             <w:pPr>
-              <w:spacing w:after="0" w:line="270"/>
+              <w:spacing w:after="0" w:line="198"/>
               <w:jc w:val="center"/>
             </w:pPr>
             <w:r>
@@ -1732,8 +1668,8 @@
                 <w:i w:val="false"/>
                 <w:iCs w:val="false"/>
                 <w:color w:val="111111"/>
-                <w:sz w:val="18"/>
-                <w:szCs w:val="18"/>
+                <w:sz w:val="14"/>
+                <w:szCs w:val="14"/>
               </w:rPr>
               <w:t xml:space="preserve">No</w:t>
             </w:r>
@@ -1753,7 +1689,7 @@
           </w:tcPr>
           <w:p>
             <w:pPr>
-              <w:spacing w:after="0" w:line="270"/>
+              <w:spacing w:after="0" w:line="198"/>
               <w:jc w:val="center"/>
             </w:pPr>
             <w:r>
@@ -1764,8 +1700,8 @@
                 <w:i w:val="false"/>
                 <w:iCs w:val="false"/>
                 <w:color w:val="111111"/>
-                <w:sz w:val="18"/>
-                <w:szCs w:val="18"/>
+                <w:sz w:val="14"/>
+                <w:szCs w:val="14"/>
               </w:rPr>
               <w:t xml:space="preserve">Cümle</w:t>
             </w:r>
@@ -1785,7 +1721,7 @@
           </w:tcPr>
           <w:p>
             <w:pPr>
-              <w:spacing w:after="0" w:line="270"/>
+              <w:spacing w:after="0" w:line="198"/>
               <w:jc w:val="center"/>
             </w:pPr>
             <w:r>
@@ -1796,8 +1732,8 @@
                 <w:i w:val="false"/>
                 <w:iCs w:val="false"/>
                 <w:color w:val="111111"/>
-                <w:sz w:val="18"/>
-                <w:szCs w:val="18"/>
+                <w:sz w:val="14"/>
+                <w:szCs w:val="14"/>
               </w:rPr>
               <w:t xml:space="preserve">D</w:t>
             </w:r>
@@ -1817,7 +1753,7 @@
           </w:tcPr>
           <w:p>
             <w:pPr>
-              <w:spacing w:after="0" w:line="270"/>
+              <w:spacing w:after="0" w:line="198"/>
               <w:jc w:val="center"/>
             </w:pPr>
             <w:r>
@@ -1828,8 +1764,8 @@
                 <w:i w:val="false"/>
                 <w:iCs w:val="false"/>
                 <w:color w:val="111111"/>
-                <w:sz w:val="18"/>
-                <w:szCs w:val="18"/>
+                <w:sz w:val="14"/>
+                <w:szCs w:val="14"/>
               </w:rPr>
               <w:t xml:space="preserve">Y</w:t>
             </w:r>
@@ -1838,7 +1774,7 @@
       </w:tr>
       <w:tr>
         <w:trPr>
-          <w:trHeight w:val="420" w:hRule="atLeast"/>
+          <w:trHeight w:val="235" w:hRule="atLeast"/>
         </w:trPr>
         <w:tc>
           <w:tcPr>
@@ -1853,19 +1789,19 @@
           </w:tcPr>
           <w:p>
             <w:pPr>
-              <w:spacing w:after="0" w:line="270"/>
-              <w:jc w:val="center"/>
-            </w:pPr>
-            <w:r>
-              <w:rPr>
-                <w:rFonts w:ascii="Times New Roman" w:cs="Times New Roman" w:eastAsia="Times New Roman" w:hAnsi="Times New Roman"/>
-                <w:b w:val="false"/>
-                <w:bCs w:val="false"/>
-                <w:i w:val="false"/>
-                <w:iCs w:val="false"/>
-                <w:color w:val="111111"/>
-                <w:sz w:val="19"/>
-                <w:szCs w:val="19"/>
+              <w:spacing w:after="0" w:line="198"/>
+              <w:jc w:val="center"/>
+            </w:pPr>
+            <w:r>
+              <w:rPr>
+                <w:rFonts w:ascii="Times New Roman" w:cs="Times New Roman" w:eastAsia="Times New Roman" w:hAnsi="Times New Roman"/>
+                <w:b w:val="false"/>
+                <w:bCs w:val="false"/>
+                <w:i w:val="false"/>
+                <w:iCs w:val="false"/>
+                <w:color w:val="111111"/>
+                <w:sz w:val="15"/>
+                <w:szCs w:val="15"/>
               </w:rPr>
               <w:t xml:space="preserve">1</w:t>
             </w:r>
@@ -1885,7 +1821,7 @@
           <w:p>
             <w:pPr>
               <w:bidi/>
-              <w:spacing w:after="0" w:line="320"/>
+              <w:spacing w:after="0" w:line="198"/>
             </w:pPr>
             <w:r>
               <w:rPr>
@@ -1893,8 +1829,8 @@
                 <w:b w:val="false"/>
                 <w:bCs w:val="false"/>
                 <w:color w:val="111111"/>
-                <w:sz w:val="28"/>
-                <w:szCs w:val="28"/>
+                <w:sz w:val="24"/>
+                <w:szCs w:val="24"/>
                 <w:rtl/>
               </w:rPr>
               <w:t xml:space="preserve">يَعْمَلُ عُمَرُ فِي مَكْتَبِ السِّيَاحَةِ.</w:t>
@@ -1914,18 +1850,18 @@
           </w:tcPr>
           <w:p>
             <w:pPr>
-              <w:spacing w:after="0" w:line="270"/>
-            </w:pPr>
-            <w:r>
-              <w:rPr>
-                <w:rFonts w:ascii="Times New Roman" w:cs="Times New Roman" w:eastAsia="Times New Roman" w:hAnsi="Times New Roman"/>
-                <w:b w:val="false"/>
-                <w:bCs w:val="false"/>
-                <w:i w:val="false"/>
-                <w:iCs w:val="false"/>
-                <w:color w:val="111111"/>
-                <w:sz w:val="21"/>
-                <w:szCs w:val="21"/>
+              <w:spacing w:after="0" w:line="198"/>
+            </w:pPr>
+            <w:r>
+              <w:rPr>
+                <w:rFonts w:ascii="Times New Roman" w:cs="Times New Roman" w:eastAsia="Times New Roman" w:hAnsi="Times New Roman"/>
+                <w:b w:val="false"/>
+                <w:bCs w:val="false"/>
+                <w:i w:val="false"/>
+                <w:iCs w:val="false"/>
+                <w:color w:val="111111"/>
+                <w:sz w:val="17"/>
+                <w:szCs w:val="17"/>
               </w:rPr>
               <w:t xml:space="preserve"/>
             </w:r>
@@ -1942,29 +1878,11 @@
             </w:tcMar>
             <w:vAlign w:val="center"/>
           </w:tcPr>
-          <w:p>
-            <w:pPr>
-              <w:spacing w:after="0" w:line="270"/>
-            </w:pPr>
-            <w:r>
-              <w:rPr>
-                <w:rFonts w:ascii="Times New Roman" w:cs="Times New Roman" w:eastAsia="Times New Roman" w:hAnsi="Times New Roman"/>
-                <w:b w:val="false"/>
-                <w:bCs w:val="false"/>
-                <w:i w:val="false"/>
-                <w:iCs w:val="false"/>
-                <w:color w:val="111111"/>
-                <w:sz w:val="21"/>
-                <w:szCs w:val="21"/>
-              </w:rPr>
-              <w:t xml:space="preserve"/>
-            </w:r>
-          </w:p>
         </w:tc>
       </w:tr>
       <w:tr>
         <w:trPr>
-          <w:trHeight w:val="420" w:hRule="atLeast"/>
+          <w:trHeight w:val="235" w:hRule="atLeast"/>
         </w:trPr>
         <w:tc>
           <w:tcPr>
@@ -1979,19 +1897,19 @@
           </w:tcPr>
           <w:p>
             <w:pPr>
-              <w:spacing w:after="0" w:line="270"/>
-              <w:jc w:val="center"/>
-            </w:pPr>
-            <w:r>
-              <w:rPr>
-                <w:rFonts w:ascii="Times New Roman" w:cs="Times New Roman" w:eastAsia="Times New Roman" w:hAnsi="Times New Roman"/>
-                <w:b w:val="false"/>
-                <w:bCs w:val="false"/>
-                <w:i w:val="false"/>
-                <w:iCs w:val="false"/>
-                <w:color w:val="111111"/>
-                <w:sz w:val="19"/>
-                <w:szCs w:val="19"/>
+              <w:spacing w:after="0" w:line="198"/>
+              <w:jc w:val="center"/>
+            </w:pPr>
+            <w:r>
+              <w:rPr>
+                <w:rFonts w:ascii="Times New Roman" w:cs="Times New Roman" w:eastAsia="Times New Roman" w:hAnsi="Times New Roman"/>
+                <w:b w:val="false"/>
+                <w:bCs w:val="false"/>
+                <w:i w:val="false"/>
+                <w:iCs w:val="false"/>
+                <w:color w:val="111111"/>
+                <w:sz w:val="15"/>
+                <w:szCs w:val="15"/>
               </w:rPr>
               <w:t xml:space="preserve">2</w:t>
             </w:r>
@@ -2011,7 +1929,7 @@
           <w:p>
             <w:pPr>
               <w:bidi/>
-              <w:spacing w:after="0" w:line="320"/>
+              <w:spacing w:after="0" w:line="198"/>
             </w:pPr>
             <w:r>
               <w:rPr>
@@ -2019,8 +1937,8 @@
                 <w:b w:val="false"/>
                 <w:bCs w:val="false"/>
                 <w:color w:val="111111"/>
-                <w:sz w:val="28"/>
-                <w:szCs w:val="28"/>
+                <w:sz w:val="24"/>
+                <w:szCs w:val="24"/>
                 <w:rtl/>
               </w:rPr>
               <w:t xml:space="preserve">تَذْهَبُ الْمَجْمُوعَةُ إِلَى الْمَدِينَةِ بِالسَّفِينَةِ.</w:t>
@@ -2040,18 +1958,18 @@
           </w:tcPr>
           <w:p>
             <w:pPr>
-              <w:spacing w:after="0" w:line="270"/>
-            </w:pPr>
-            <w:r>
-              <w:rPr>
-                <w:rFonts w:ascii="Times New Roman" w:cs="Times New Roman" w:eastAsia="Times New Roman" w:hAnsi="Times New Roman"/>
-                <w:b w:val="false"/>
-                <w:bCs w:val="false"/>
-                <w:i w:val="false"/>
-                <w:iCs w:val="false"/>
-                <w:color w:val="111111"/>
-                <w:sz w:val="21"/>
-                <w:szCs w:val="21"/>
+              <w:spacing w:after="0" w:line="198"/>
+            </w:pPr>
+            <w:r>
+              <w:rPr>
+                <w:rFonts w:ascii="Times New Roman" w:cs="Times New Roman" w:eastAsia="Times New Roman" w:hAnsi="Times New Roman"/>
+                <w:b w:val="false"/>
+                <w:bCs w:val="false"/>
+                <w:i w:val="false"/>
+                <w:iCs w:val="false"/>
+                <w:color w:val="111111"/>
+                <w:sz w:val="17"/>
+                <w:szCs w:val="17"/>
               </w:rPr>
               <w:t xml:space="preserve"/>
             </w:r>
@@ -2068,29 +1986,11 @@
             </w:tcMar>
             <w:vAlign w:val="center"/>
           </w:tcPr>
-          <w:p>
-            <w:pPr>
-              <w:spacing w:after="0" w:line="270"/>
-            </w:pPr>
-            <w:r>
-              <w:rPr>
-                <w:rFonts w:ascii="Times New Roman" w:cs="Times New Roman" w:eastAsia="Times New Roman" w:hAnsi="Times New Roman"/>
-                <w:b w:val="false"/>
-                <w:bCs w:val="false"/>
-                <w:i w:val="false"/>
-                <w:iCs w:val="false"/>
-                <w:color w:val="111111"/>
-                <w:sz w:val="21"/>
-                <w:szCs w:val="21"/>
-              </w:rPr>
-              <w:t xml:space="preserve"/>
-            </w:r>
-          </w:p>
         </w:tc>
       </w:tr>
       <w:tr>
         <w:trPr>
-          <w:trHeight w:val="420" w:hRule="atLeast"/>
+          <w:trHeight w:val="235" w:hRule="atLeast"/>
         </w:trPr>
         <w:tc>
           <w:tcPr>
@@ -2105,19 +2005,19 @@
           </w:tcPr>
           <w:p>
             <w:pPr>
-              <w:spacing w:after="0" w:line="270"/>
-              <w:jc w:val="center"/>
-            </w:pPr>
-            <w:r>
-              <w:rPr>
-                <w:rFonts w:ascii="Times New Roman" w:cs="Times New Roman" w:eastAsia="Times New Roman" w:hAnsi="Times New Roman"/>
-                <w:b w:val="false"/>
-                <w:bCs w:val="false"/>
-                <w:i w:val="false"/>
-                <w:iCs w:val="false"/>
-                <w:color w:val="111111"/>
-                <w:sz w:val="19"/>
-                <w:szCs w:val="19"/>
+              <w:spacing w:after="0" w:line="198"/>
+              <w:jc w:val="center"/>
+            </w:pPr>
+            <w:r>
+              <w:rPr>
+                <w:rFonts w:ascii="Times New Roman" w:cs="Times New Roman" w:eastAsia="Times New Roman" w:hAnsi="Times New Roman"/>
+                <w:b w:val="false"/>
+                <w:bCs w:val="false"/>
+                <w:i w:val="false"/>
+                <w:iCs w:val="false"/>
+                <w:color w:val="111111"/>
+                <w:sz w:val="15"/>
+                <w:szCs w:val="15"/>
               </w:rPr>
               <w:t xml:space="preserve">3</w:t>
             </w:r>
@@ -2137,7 +2037,7 @@
           <w:p>
             <w:pPr>
               <w:bidi/>
-              <w:spacing w:after="0" w:line="320"/>
+              <w:spacing w:after="0" w:line="198"/>
             </w:pPr>
             <w:r>
               <w:rPr>
@@ -2145,8 +2045,8 @@
                 <w:b w:val="false"/>
                 <w:bCs w:val="false"/>
                 <w:color w:val="111111"/>
-                <w:sz w:val="28"/>
-                <w:szCs w:val="28"/>
+                <w:sz w:val="24"/>
+                <w:szCs w:val="24"/>
                 <w:rtl/>
               </w:rPr>
               <w:t xml:space="preserve">تَبْدَأُ الرِّحْلَةُ فِي السَّاعَةِ السَّابِعَةِ.</w:t>
@@ -2166,18 +2066,18 @@
           </w:tcPr>
           <w:p>
             <w:pPr>
-              <w:spacing w:after="0" w:line="270"/>
-            </w:pPr>
-            <w:r>
-              <w:rPr>
-                <w:rFonts w:ascii="Times New Roman" w:cs="Times New Roman" w:eastAsia="Times New Roman" w:hAnsi="Times New Roman"/>
-                <w:b w:val="false"/>
-                <w:bCs w:val="false"/>
-                <w:i w:val="false"/>
-                <w:iCs w:val="false"/>
-                <w:color w:val="111111"/>
-                <w:sz w:val="21"/>
-                <w:szCs w:val="21"/>
+              <w:spacing w:after="0" w:line="198"/>
+            </w:pPr>
+            <w:r>
+              <w:rPr>
+                <w:rFonts w:ascii="Times New Roman" w:cs="Times New Roman" w:eastAsia="Times New Roman" w:hAnsi="Times New Roman"/>
+                <w:b w:val="false"/>
+                <w:bCs w:val="false"/>
+                <w:i w:val="false"/>
+                <w:iCs w:val="false"/>
+                <w:color w:val="111111"/>
+                <w:sz w:val="17"/>
+                <w:szCs w:val="17"/>
               </w:rPr>
               <w:t xml:space="preserve"/>
             </w:r>
@@ -2194,29 +2094,11 @@
             </w:tcMar>
             <w:vAlign w:val="center"/>
           </w:tcPr>
-          <w:p>
-            <w:pPr>
-              <w:spacing w:after="0" w:line="270"/>
-            </w:pPr>
-            <w:r>
-              <w:rPr>
-                <w:rFonts w:ascii="Times New Roman" w:cs="Times New Roman" w:eastAsia="Times New Roman" w:hAnsi="Times New Roman"/>
-                <w:b w:val="false"/>
-                <w:bCs w:val="false"/>
-                <w:i w:val="false"/>
-                <w:iCs w:val="false"/>
-                <w:color w:val="111111"/>
-                <w:sz w:val="21"/>
-                <w:szCs w:val="21"/>
-              </w:rPr>
-              <w:t xml:space="preserve"/>
-            </w:r>
-          </w:p>
         </w:tc>
       </w:tr>
       <w:tr>
         <w:trPr>
-          <w:trHeight w:val="420" w:hRule="atLeast"/>
+          <w:trHeight w:val="235" w:hRule="atLeast"/>
         </w:trPr>
         <w:tc>
           <w:tcPr>
@@ -2231,19 +2113,19 @@
           </w:tcPr>
           <w:p>
             <w:pPr>
-              <w:spacing w:after="0" w:line="270"/>
-              <w:jc w:val="center"/>
-            </w:pPr>
-            <w:r>
-              <w:rPr>
-                <w:rFonts w:ascii="Times New Roman" w:cs="Times New Roman" w:eastAsia="Times New Roman" w:hAnsi="Times New Roman"/>
-                <w:b w:val="false"/>
-                <w:bCs w:val="false"/>
-                <w:i w:val="false"/>
-                <w:iCs w:val="false"/>
-                <w:color w:val="111111"/>
-                <w:sz w:val="19"/>
-                <w:szCs w:val="19"/>
+              <w:spacing w:after="0" w:line="198"/>
+              <w:jc w:val="center"/>
+            </w:pPr>
+            <w:r>
+              <w:rPr>
+                <w:rFonts w:ascii="Times New Roman" w:cs="Times New Roman" w:eastAsia="Times New Roman" w:hAnsi="Times New Roman"/>
+                <w:b w:val="false"/>
+                <w:bCs w:val="false"/>
+                <w:i w:val="false"/>
+                <w:iCs w:val="false"/>
+                <w:color w:val="111111"/>
+                <w:sz w:val="15"/>
+                <w:szCs w:val="15"/>
               </w:rPr>
               <w:t xml:space="preserve">4</w:t>
             </w:r>
@@ -2263,7 +2145,7 @@
           <w:p>
             <w:pPr>
               <w:bidi/>
-              <w:spacing w:after="0" w:line="320"/>
+              <w:spacing w:after="0" w:line="198"/>
             </w:pPr>
             <w:r>
               <w:rPr>
@@ -2271,8 +2153,8 @@
                 <w:b w:val="false"/>
                 <w:bCs w:val="false"/>
                 <w:color w:val="111111"/>
-                <w:sz w:val="28"/>
-                <w:szCs w:val="28"/>
+                <w:sz w:val="24"/>
+                <w:szCs w:val="24"/>
                 <w:rtl/>
               </w:rPr>
               <w:t xml:space="preserve">يَنْصَحُ عُمَرُ الْمُسَافِرِينَ بِأَخْذِ الْمَاءِ وَالنَّظَّارَةِ.</w:t>
@@ -2292,18 +2174,18 @@
           </w:tcPr>
           <w:p>
             <w:pPr>
-              <w:spacing w:after="0" w:line="270"/>
-            </w:pPr>
-            <w:r>
-              <w:rPr>
-                <w:rFonts w:ascii="Times New Roman" w:cs="Times New Roman" w:eastAsia="Times New Roman" w:hAnsi="Times New Roman"/>
-                <w:b w:val="false"/>
-                <w:bCs w:val="false"/>
-                <w:i w:val="false"/>
-                <w:iCs w:val="false"/>
-                <w:color w:val="111111"/>
-                <w:sz w:val="21"/>
-                <w:szCs w:val="21"/>
+              <w:spacing w:after="0" w:line="198"/>
+            </w:pPr>
+            <w:r>
+              <w:rPr>
+                <w:rFonts w:ascii="Times New Roman" w:cs="Times New Roman" w:eastAsia="Times New Roman" w:hAnsi="Times New Roman"/>
+                <w:b w:val="false"/>
+                <w:bCs w:val="false"/>
+                <w:i w:val="false"/>
+                <w:iCs w:val="false"/>
+                <w:color w:val="111111"/>
+                <w:sz w:val="17"/>
+                <w:szCs w:val="17"/>
               </w:rPr>
               <w:t xml:space="preserve"/>
             </w:r>
@@ -2320,29 +2202,11 @@
             </w:tcMar>
             <w:vAlign w:val="center"/>
           </w:tcPr>
-          <w:p>
-            <w:pPr>
-              <w:spacing w:after="0" w:line="270"/>
-            </w:pPr>
-            <w:r>
-              <w:rPr>
-                <w:rFonts w:ascii="Times New Roman" w:cs="Times New Roman" w:eastAsia="Times New Roman" w:hAnsi="Times New Roman"/>
-                <w:b w:val="false"/>
-                <w:bCs w:val="false"/>
-                <w:i w:val="false"/>
-                <w:iCs w:val="false"/>
-                <w:color w:val="111111"/>
-                <w:sz w:val="21"/>
-                <w:szCs w:val="21"/>
-              </w:rPr>
-              <w:t xml:space="preserve"/>
-            </w:r>
-          </w:p>
         </w:tc>
       </w:tr>
       <w:tr>
         <w:trPr>
-          <w:trHeight w:val="420" w:hRule="atLeast"/>
+          <w:trHeight w:val="235" w:hRule="atLeast"/>
         </w:trPr>
         <w:tc>
           <w:tcPr>
@@ -2357,19 +2221,19 @@
           </w:tcPr>
           <w:p>
             <w:pPr>
-              <w:spacing w:after="0" w:line="270"/>
-              <w:jc w:val="center"/>
-            </w:pPr>
-            <w:r>
-              <w:rPr>
-                <w:rFonts w:ascii="Times New Roman" w:cs="Times New Roman" w:eastAsia="Times New Roman" w:hAnsi="Times New Roman"/>
-                <w:b w:val="false"/>
-                <w:bCs w:val="false"/>
-                <w:i w:val="false"/>
-                <w:iCs w:val="false"/>
-                <w:color w:val="111111"/>
-                <w:sz w:val="19"/>
-                <w:szCs w:val="19"/>
+              <w:spacing w:after="0" w:line="198"/>
+              <w:jc w:val="center"/>
+            </w:pPr>
+            <w:r>
+              <w:rPr>
+                <w:rFonts w:ascii="Times New Roman" w:cs="Times New Roman" w:eastAsia="Times New Roman" w:hAnsi="Times New Roman"/>
+                <w:b w:val="false"/>
+                <w:bCs w:val="false"/>
+                <w:i w:val="false"/>
+                <w:iCs w:val="false"/>
+                <w:color w:val="111111"/>
+                <w:sz w:val="15"/>
+                <w:szCs w:val="15"/>
               </w:rPr>
               <w:t xml:space="preserve">5</w:t>
             </w:r>
@@ -2389,7 +2253,7 @@
           <w:p>
             <w:pPr>
               <w:bidi/>
-              <w:spacing w:after="0" w:line="320"/>
+              <w:spacing w:after="0" w:line="198"/>
             </w:pPr>
             <w:r>
               <w:rPr>
@@ -2397,8 +2261,8 @@
                 <w:b w:val="false"/>
                 <w:bCs w:val="false"/>
                 <w:color w:val="111111"/>
-                <w:sz w:val="28"/>
-                <w:szCs w:val="28"/>
+                <w:sz w:val="24"/>
+                <w:szCs w:val="24"/>
                 <w:rtl/>
               </w:rPr>
               <w:t xml:space="preserve">تَعُودُ الْمَجْمُوعَةُ فِي الْمَسَاءِ إِلَى الْفُنْدُقِ.</w:t>
@@ -2418,18 +2282,18 @@
           </w:tcPr>
           <w:p>
             <w:pPr>
-              <w:spacing w:after="0" w:line="270"/>
-            </w:pPr>
-            <w:r>
-              <w:rPr>
-                <w:rFonts w:ascii="Times New Roman" w:cs="Times New Roman" w:eastAsia="Times New Roman" w:hAnsi="Times New Roman"/>
-                <w:b w:val="false"/>
-                <w:bCs w:val="false"/>
-                <w:i w:val="false"/>
-                <w:iCs w:val="false"/>
-                <w:color w:val="111111"/>
-                <w:sz w:val="21"/>
-                <w:szCs w:val="21"/>
+              <w:spacing w:after="0" w:line="198"/>
+            </w:pPr>
+            <w:r>
+              <w:rPr>
+                <w:rFonts w:ascii="Times New Roman" w:cs="Times New Roman" w:eastAsia="Times New Roman" w:hAnsi="Times New Roman"/>
+                <w:b w:val="false"/>
+                <w:bCs w:val="false"/>
+                <w:i w:val="false"/>
+                <w:iCs w:val="false"/>
+                <w:color w:val="111111"/>
+                <w:sz w:val="17"/>
+                <w:szCs w:val="17"/>
               </w:rPr>
               <w:t xml:space="preserve"/>
             </w:r>
@@ -2446,24 +2310,6 @@
             </w:tcMar>
             <w:vAlign w:val="center"/>
           </w:tcPr>
-          <w:p>
-            <w:pPr>
-              <w:spacing w:after="0" w:line="270"/>
-            </w:pPr>
-            <w:r>
-              <w:rPr>
-                <w:rFonts w:ascii="Times New Roman" w:cs="Times New Roman" w:eastAsia="Times New Roman" w:hAnsi="Times New Roman"/>
-                <w:b w:val="false"/>
-                <w:bCs w:val="false"/>
-                <w:i w:val="false"/>
-                <w:iCs w:val="false"/>
-                <w:color w:val="111111"/>
-                <w:sz w:val="21"/>
-                <w:szCs w:val="21"/>
-              </w:rPr>
-              <w:t xml:space="preserve"/>
-            </w:r>
-          </w:p>
         </w:tc>
       </w:tr>
     </w:tbl>
@@ -2472,7 +2318,7 @@
         <w:tabs>
           <w:tab w:val="right" w:pos="9864"/>
         </w:tabs>
-        <w:spacing w:after="90" w:before="220" w:line="280"/>
+        <w:spacing w:after="20" w:before="48" w:line="198"/>
         <w:ind w:left="340" w:hanging="340"/>
       </w:pPr>
       <w:r>
@@ -2483,16 +2329,16 @@
           <w:i w:val="false"/>
           <w:iCs w:val="false"/>
           <w:color w:val="111111"/>
-          <w:sz w:val="21"/>
-          <w:szCs w:val="21"/>
+          <w:sz w:val="17"/>
+          <w:szCs w:val="17"/>
         </w:rPr>
         <w:t xml:space="preserve">3.</w:t>
       </w:r>
       <w:r>
         <w:rPr>
           <w:rFonts w:ascii="Times New Roman" w:cs="Times New Roman" w:eastAsia="Times New Roman" w:hAnsi="Times New Roman"/>
-          <w:sz w:val="21"/>
-          <w:szCs w:val="21"/>
+          <w:sz w:val="17"/>
+          <w:szCs w:val="17"/>
         </w:rPr>
         <w:tab/>
       </w:r>
@@ -2504,16 +2350,16 @@
           <w:i w:val="false"/>
           <w:iCs w:val="false"/>
           <w:color w:val="111111"/>
-          <w:sz w:val="21"/>
-          <w:szCs w:val="21"/>
+          <w:sz w:val="17"/>
+          <w:szCs w:val="17"/>
         </w:rPr>
         <w:t xml:space="preserve">Aşağıdaki durumlarda kullanılabilecek en uygun ifadeyi işaretleyiniz.</w:t>
       </w:r>
       <w:r>
         <w:rPr>
           <w:rFonts w:ascii="Times New Roman" w:cs="Times New Roman" w:eastAsia="Times New Roman" w:hAnsi="Times New Roman"/>
-          <w:sz w:val="21"/>
-          <w:szCs w:val="21"/>
+          <w:sz w:val="17"/>
+          <w:szCs w:val="17"/>
         </w:rPr>
         <w:tab/>
       </w:r>
@@ -2525,8 +2371,8 @@
           <w:i w:val="false"/>
           <w:iCs w:val="false"/>
           <w:color w:val="55636F"/>
-          <w:sz w:val="18"/>
-          <w:szCs w:val="18"/>
+          <w:sz w:val="14"/>
+          <w:szCs w:val="14"/>
         </w:rPr>
         <w:t xml:space="preserve">(15 puan)</w:t>
       </w:r>
@@ -2534,7 +2380,7 @@
     <w:p>
       <w:pPr>
         <w:keepNext w:val="false"/>
-        <w:spacing w:after="90" w:before="0" w:line="280"/>
+        <w:spacing w:after="20" w:before="0" w:line="198"/>
         <w:ind w:left="340"/>
       </w:pPr>
       <w:r>
@@ -2545,8 +2391,8 @@
           <w:i/>
           <w:iCs/>
           <w:color w:val="5B6772"/>
-          <w:sz w:val="18"/>
-          <w:szCs w:val="18"/>
+          <w:sz w:val="14"/>
+          <w:szCs w:val="14"/>
         </w:rPr>
         <w:t xml:space="preserve">Her doğru cevap 3 puandır.</w:t>
       </w:r>
@@ -2554,7 +2400,7 @@
     <w:p>
       <w:pPr>
         <w:keepNext/>
-        <w:spacing w:after="50" w:before="0" w:line="280"/>
+        <w:spacing w:after="11" w:before="0" w:line="198"/>
         <w:ind w:left="340" w:hanging="280"/>
       </w:pPr>
       <w:r>
@@ -2565,8 +2411,8 @@
           <w:i w:val="false"/>
           <w:iCs w:val="false"/>
           <w:color w:val="111111"/>
-          <w:sz w:val="20"/>
-          <w:szCs w:val="20"/>
+          <w:sz w:val="16"/>
+          <w:szCs w:val="16"/>
         </w:rPr>
         <w:t xml:space="preserve">1.  Otel görevlisine tek kişilik bir oda ayırtmak istediğinizi söylüyorsunuz.</w:t>
       </w:r>
@@ -2611,7 +2457,7 @@
           <w:p>
             <w:pPr>
               <w:bidi/>
-              <w:spacing w:after="0" w:line="330"/>
+              <w:spacing w:after="0" w:line="198"/>
               <w:jc w:val="end"/>
             </w:pPr>
             <w:r>
@@ -2622,8 +2468,8 @@
                 <w:i w:val="false"/>
                 <w:iCs w:val="false"/>
                 <w:color w:val="111111"/>
-                <w:sz w:val="20"/>
-                <w:szCs w:val="20"/>
+                <w:sz w:val="16"/>
+                <w:szCs w:val="16"/>
               </w:rPr>
               <w:t xml:space="preserve">A.‎  </w:t>
             </w:r>
@@ -2633,8 +2479,8 @@
                 <w:b w:val="false"/>
                 <w:bCs w:val="false"/>
                 <w:color w:val="111111"/>
-                <w:sz w:val="28"/>
-                <w:szCs w:val="28"/>
+                <w:sz w:val="24"/>
+                <w:szCs w:val="24"/>
                 <w:rtl/>
               </w:rPr>
               <w:t xml:space="preserve">أَيْنَ الْمَحَطَّةُ مِنْ فَضْلِكَ؟</w:t>
@@ -2661,7 +2507,7 @@
           <w:p>
             <w:pPr>
               <w:bidi/>
-              <w:spacing w:after="0" w:line="330"/>
+              <w:spacing w:after="0" w:line="198"/>
               <w:jc w:val="end"/>
             </w:pPr>
             <w:r>
@@ -2672,8 +2518,8 @@
                 <w:i w:val="false"/>
                 <w:iCs w:val="false"/>
                 <w:color w:val="111111"/>
-                <w:sz w:val="20"/>
-                <w:szCs w:val="20"/>
+                <w:sz w:val="16"/>
+                <w:szCs w:val="16"/>
               </w:rPr>
               <w:t xml:space="preserve">B.‎  </w:t>
             </w:r>
@@ -2683,8 +2529,8 @@
                 <w:b w:val="false"/>
                 <w:bCs w:val="false"/>
                 <w:color w:val="111111"/>
-                <w:sz w:val="28"/>
-                <w:szCs w:val="28"/>
+                <w:sz w:val="24"/>
+                <w:szCs w:val="24"/>
                 <w:rtl/>
               </w:rPr>
               <w:t xml:space="preserve">كَمْ سَاعَةً تَسْتَغْرِقُ الرِّحْلَةُ؟</w:t>
@@ -2716,7 +2562,7 @@
           <w:p>
             <w:pPr>
               <w:bidi/>
-              <w:spacing w:after="0" w:line="330"/>
+              <w:spacing w:after="0" w:line="198"/>
               <w:jc w:val="end"/>
             </w:pPr>
             <w:r>
@@ -2727,8 +2573,8 @@
                 <w:i w:val="false"/>
                 <w:iCs w:val="false"/>
                 <w:color w:val="111111"/>
-                <w:sz w:val="20"/>
-                <w:szCs w:val="20"/>
+                <w:sz w:val="16"/>
+                <w:szCs w:val="16"/>
               </w:rPr>
               <w:t xml:space="preserve">C.‎  </w:t>
             </w:r>
@@ -2738,8 +2584,8 @@
                 <w:b w:val="false"/>
                 <w:bCs w:val="false"/>
                 <w:color w:val="111111"/>
-                <w:sz w:val="28"/>
-                <w:szCs w:val="28"/>
+                <w:sz w:val="24"/>
+                <w:szCs w:val="24"/>
                 <w:rtl/>
               </w:rPr>
               <w:t xml:space="preserve">أُرِيدُ أَنْ أَحْجِزَ غُرْفَةً مُفْرَدَةً</w:t>
@@ -2766,7 +2612,7 @@
           <w:p>
             <w:pPr>
               <w:bidi/>
-              <w:spacing w:after="0" w:line="330"/>
+              <w:spacing w:after="0" w:line="198"/>
               <w:jc w:val="end"/>
             </w:pPr>
             <w:r>
@@ -2777,8 +2623,8 @@
                 <w:i w:val="false"/>
                 <w:iCs w:val="false"/>
                 <w:color w:val="111111"/>
-                <w:sz w:val="20"/>
-                <w:szCs w:val="20"/>
+                <w:sz w:val="16"/>
+                <w:szCs w:val="16"/>
               </w:rPr>
               <w:t xml:space="preserve">D.‎  </w:t>
             </w:r>
@@ -2788,8 +2634,8 @@
                 <w:b w:val="false"/>
                 <w:bCs w:val="false"/>
                 <w:color w:val="111111"/>
-                <w:sz w:val="28"/>
-                <w:szCs w:val="28"/>
+                <w:sz w:val="24"/>
+                <w:szCs w:val="24"/>
                 <w:rtl/>
               </w:rPr>
               <w:t xml:space="preserve">هَذَا جَوَازُ سَفَرِي</w:t>
@@ -2801,7 +2647,7 @@
     <w:p>
       <w:pPr>
         <w:keepNext/>
-        <w:spacing w:after="50" w:before="120" w:line="280"/>
+        <w:spacing w:after="11" w:before="26" w:line="198"/>
         <w:ind w:left="340" w:hanging="280"/>
       </w:pPr>
       <w:r>
@@ -2812,8 +2658,8 @@
           <w:i w:val="false"/>
           <w:iCs w:val="false"/>
           <w:color w:val="111111"/>
-          <w:sz w:val="20"/>
-          <w:szCs w:val="20"/>
+          <w:sz w:val="16"/>
+          <w:szCs w:val="16"/>
         </w:rPr>
         <w:t xml:space="preserve">2.  Bir yolcuya trenin ne zaman kalkacağını soruyorsunuz.</w:t>
       </w:r>
@@ -2858,7 +2704,7 @@
           <w:p>
             <w:pPr>
               <w:bidi/>
-              <w:spacing w:after="0" w:line="330"/>
+              <w:spacing w:after="0" w:line="198"/>
               <w:jc w:val="end"/>
             </w:pPr>
             <w:r>
@@ -2869,8 +2715,8 @@
                 <w:i w:val="false"/>
                 <w:iCs w:val="false"/>
                 <w:color w:val="111111"/>
-                <w:sz w:val="20"/>
-                <w:szCs w:val="20"/>
+                <w:sz w:val="16"/>
+                <w:szCs w:val="16"/>
               </w:rPr>
               <w:t xml:space="preserve">A.‎  </w:t>
             </w:r>
@@ -2880,8 +2726,8 @@
                 <w:b w:val="false"/>
                 <w:bCs w:val="false"/>
                 <w:color w:val="111111"/>
-                <w:sz w:val="28"/>
-                <w:szCs w:val="28"/>
+                <w:sz w:val="24"/>
+                <w:szCs w:val="24"/>
                 <w:rtl/>
               </w:rPr>
               <w:t xml:space="preserve">مَا هَذَا الْقِطَارُ؟</w:t>
@@ -2908,7 +2754,7 @@
           <w:p>
             <w:pPr>
               <w:bidi/>
-              <w:spacing w:after="0" w:line="330"/>
+              <w:spacing w:after="0" w:line="198"/>
               <w:jc w:val="end"/>
             </w:pPr>
             <w:r>
@@ -2919,8 +2765,8 @@
                 <w:i w:val="false"/>
                 <w:iCs w:val="false"/>
                 <w:color w:val="111111"/>
-                <w:sz w:val="20"/>
-                <w:szCs w:val="20"/>
+                <w:sz w:val="16"/>
+                <w:szCs w:val="16"/>
               </w:rPr>
               <w:t xml:space="preserve">B.‎  </w:t>
             </w:r>
@@ -2930,8 +2776,8 @@
                 <w:b w:val="false"/>
                 <w:bCs w:val="false"/>
                 <w:color w:val="111111"/>
-                <w:sz w:val="28"/>
-                <w:szCs w:val="28"/>
+                <w:sz w:val="24"/>
+                <w:szCs w:val="24"/>
                 <w:rtl/>
               </w:rPr>
               <w:t xml:space="preserve">مَتَى يَقُومُ الْقِطَارُ؟</w:t>
@@ -2963,7 +2809,7 @@
           <w:p>
             <w:pPr>
               <w:bidi/>
-              <w:spacing w:after="0" w:line="330"/>
+              <w:spacing w:after="0" w:line="198"/>
               <w:jc w:val="end"/>
             </w:pPr>
             <w:r>
@@ -2974,8 +2820,8 @@
                 <w:i w:val="false"/>
                 <w:iCs w:val="false"/>
                 <w:color w:val="111111"/>
-                <w:sz w:val="20"/>
-                <w:szCs w:val="20"/>
+                <w:sz w:val="16"/>
+                <w:szCs w:val="16"/>
               </w:rPr>
               <w:t xml:space="preserve">C.‎  </w:t>
             </w:r>
@@ -2985,8 +2831,8 @@
                 <w:b w:val="false"/>
                 <w:bCs w:val="false"/>
                 <w:color w:val="111111"/>
-                <w:sz w:val="28"/>
-                <w:szCs w:val="28"/>
+                <w:sz w:val="24"/>
+                <w:szCs w:val="24"/>
                 <w:rtl/>
               </w:rPr>
               <w:t xml:space="preserve">كَمْ ثَمَنُ التَّذْكِرَةِ؟</w:t>
@@ -3013,7 +2859,7 @@
           <w:p>
             <w:pPr>
               <w:bidi/>
-              <w:spacing w:after="0" w:line="330"/>
+              <w:spacing w:after="0" w:line="198"/>
               <w:jc w:val="end"/>
             </w:pPr>
             <w:r>
@@ -3024,8 +2870,8 @@
                 <w:i w:val="false"/>
                 <w:iCs w:val="false"/>
                 <w:color w:val="111111"/>
-                <w:sz w:val="20"/>
-                <w:szCs w:val="20"/>
+                <w:sz w:val="16"/>
+                <w:szCs w:val="16"/>
               </w:rPr>
               <w:t xml:space="preserve">D.‎  </w:t>
             </w:r>
@@ -3035,8 +2881,8 @@
                 <w:b w:val="false"/>
                 <w:bCs w:val="false"/>
                 <w:color w:val="111111"/>
-                <w:sz w:val="28"/>
-                <w:szCs w:val="28"/>
+                <w:sz w:val="24"/>
+                <w:szCs w:val="24"/>
                 <w:rtl/>
               </w:rPr>
               <w:t xml:space="preserve">أَيْنَ حَقِيبَتِي؟</w:t>
@@ -3048,7 +2894,7 @@
     <w:p>
       <w:pPr>
         <w:keepNext/>
-        <w:spacing w:after="50" w:before="120" w:line="280"/>
+        <w:spacing w:after="11" w:before="26" w:line="198"/>
         <w:ind w:left="340" w:hanging="280"/>
       </w:pPr>
       <w:r>
@@ -3059,8 +2905,8 @@
           <w:i w:val="false"/>
           <w:iCs w:val="false"/>
           <w:color w:val="111111"/>
-          <w:sz w:val="20"/>
-          <w:szCs w:val="20"/>
+          <w:sz w:val="16"/>
+          <w:szCs w:val="16"/>
         </w:rPr>
         <w:t xml:space="preserve">3.  Yolunu soran bir turiste müzenin sağda olduğunu söylüyorsunuz.</w:t>
       </w:r>
@@ -3105,7 +2951,7 @@
           <w:p>
             <w:pPr>
               <w:bidi/>
-              <w:spacing w:after="0" w:line="330"/>
+              <w:spacing w:after="0" w:line="198"/>
               <w:jc w:val="end"/>
             </w:pPr>
             <w:r>
@@ -3116,8 +2962,8 @@
                 <w:i w:val="false"/>
                 <w:iCs w:val="false"/>
                 <w:color w:val="111111"/>
-                <w:sz w:val="20"/>
-                <w:szCs w:val="20"/>
+                <w:sz w:val="16"/>
+                <w:szCs w:val="16"/>
               </w:rPr>
               <w:t xml:space="preserve">A.‎  </w:t>
             </w:r>
@@ -3127,8 +2973,8 @@
                 <w:b w:val="false"/>
                 <w:bCs w:val="false"/>
                 <w:color w:val="111111"/>
-                <w:sz w:val="28"/>
-                <w:szCs w:val="28"/>
+                <w:sz w:val="24"/>
+                <w:szCs w:val="24"/>
                 <w:rtl/>
               </w:rPr>
               <w:t xml:space="preserve">اَلْمَتْحَفُ بَعِيدٌ عَنْ هُنَا</w:t>
@@ -3155,7 +3001,7 @@
           <w:p>
             <w:pPr>
               <w:bidi/>
-              <w:spacing w:after="0" w:line="330"/>
+              <w:spacing w:after="0" w:line="198"/>
               <w:jc w:val="end"/>
             </w:pPr>
             <w:r>
@@ -3166,8 +3012,8 @@
                 <w:i w:val="false"/>
                 <w:iCs w:val="false"/>
                 <w:color w:val="111111"/>
-                <w:sz w:val="20"/>
-                <w:szCs w:val="20"/>
+                <w:sz w:val="16"/>
+                <w:szCs w:val="16"/>
               </w:rPr>
               <w:t xml:space="preserve">B.‎  </w:t>
             </w:r>
@@ -3177,8 +3023,8 @@
                 <w:b w:val="false"/>
                 <w:bCs w:val="false"/>
                 <w:color w:val="111111"/>
-                <w:sz w:val="28"/>
-                <w:szCs w:val="28"/>
+                <w:sz w:val="24"/>
+                <w:szCs w:val="24"/>
                 <w:rtl/>
               </w:rPr>
               <w:t xml:space="preserve">اَلْمَتْحَفُ عَلَى الْيَسَارِ</w:t>
@@ -3210,7 +3056,7 @@
           <w:p>
             <w:pPr>
               <w:bidi/>
-              <w:spacing w:after="0" w:line="330"/>
+              <w:spacing w:after="0" w:line="198"/>
               <w:jc w:val="end"/>
             </w:pPr>
             <w:r>
@@ -3221,8 +3067,8 @@
                 <w:i w:val="false"/>
                 <w:iCs w:val="false"/>
                 <w:color w:val="111111"/>
-                <w:sz w:val="20"/>
-                <w:szCs w:val="20"/>
+                <w:sz w:val="16"/>
+                <w:szCs w:val="16"/>
               </w:rPr>
               <w:t xml:space="preserve">C.‎  </w:t>
             </w:r>
@@ -3232,8 +3078,8 @@
                 <w:b w:val="false"/>
                 <w:bCs w:val="false"/>
                 <w:color w:val="111111"/>
-                <w:sz w:val="28"/>
-                <w:szCs w:val="28"/>
+                <w:sz w:val="24"/>
+                <w:szCs w:val="24"/>
                 <w:rtl/>
               </w:rPr>
               <w:t xml:space="preserve">اِذْهَبْ إِلَى الْأَمَامِ</w:t>
@@ -3260,7 +3106,7 @@
           <w:p>
             <w:pPr>
               <w:bidi/>
-              <w:spacing w:after="0" w:line="330"/>
+              <w:spacing w:after="0" w:line="198"/>
               <w:jc w:val="end"/>
             </w:pPr>
             <w:r>
@@ -3271,8 +3117,8 @@
                 <w:i w:val="false"/>
                 <w:iCs w:val="false"/>
                 <w:color w:val="111111"/>
-                <w:sz w:val="20"/>
-                <w:szCs w:val="20"/>
+                <w:sz w:val="16"/>
+                <w:szCs w:val="16"/>
               </w:rPr>
               <w:t xml:space="preserve">D.‎  </w:t>
             </w:r>
@@ -3282,8 +3128,8 @@
                 <w:b w:val="false"/>
                 <w:bCs w:val="false"/>
                 <w:color w:val="111111"/>
-                <w:sz w:val="28"/>
-                <w:szCs w:val="28"/>
+                <w:sz w:val="24"/>
+                <w:szCs w:val="24"/>
                 <w:rtl/>
               </w:rPr>
               <w:t xml:space="preserve">اَلْمَتْحَفُ عَلَى الْيَمِينِ</w:t>
@@ -3295,7 +3141,7 @@
     <w:p>
       <w:pPr>
         <w:keepNext/>
-        <w:spacing w:after="50" w:before="120" w:line="280"/>
+        <w:spacing w:after="11" w:before="26" w:line="198"/>
         <w:ind w:left="340" w:hanging="280"/>
       </w:pPr>
       <w:r>
@@ -3306,8 +3152,8 @@
           <w:i w:val="false"/>
           <w:iCs w:val="false"/>
           <w:color w:val="111111"/>
-          <w:sz w:val="20"/>
-          <w:szCs w:val="20"/>
+          <w:sz w:val="16"/>
+          <w:szCs w:val="16"/>
         </w:rPr>
         <w:t xml:space="preserve">4.  Bir arkadaşınıza niçin Şam’a gitmek istediğinizi açıklıyorsunuz.</w:t>
       </w:r>
@@ -3352,7 +3198,7 @@
           <w:p>
             <w:pPr>
               <w:bidi/>
-              <w:spacing w:after="0" w:line="330"/>
+              <w:spacing w:after="0" w:line="198"/>
               <w:jc w:val="end"/>
             </w:pPr>
             <w:r>
@@ -3363,8 +3209,8 @@
                 <w:i w:val="false"/>
                 <w:iCs w:val="false"/>
                 <w:color w:val="111111"/>
-                <w:sz w:val="20"/>
-                <w:szCs w:val="20"/>
+                <w:sz w:val="16"/>
+                <w:szCs w:val="16"/>
               </w:rPr>
               <w:t xml:space="preserve">A.‎  </w:t>
             </w:r>
@@ -3374,8 +3220,8 @@
                 <w:b w:val="false"/>
                 <w:bCs w:val="false"/>
                 <w:color w:val="111111"/>
-                <w:sz w:val="28"/>
-                <w:szCs w:val="28"/>
+                <w:sz w:val="24"/>
+                <w:szCs w:val="24"/>
                 <w:rtl/>
               </w:rPr>
               <w:t xml:space="preserve">أُرِيدُ أَنْ أَزُورَ دِمَشْقَ لِأَنَّ فِيهَا آثَارًا قَدِيمَةً</w:t>
@@ -3402,7 +3248,7 @@
           <w:p>
             <w:pPr>
               <w:bidi/>
-              <w:spacing w:after="0" w:line="330"/>
+              <w:spacing w:after="0" w:line="198"/>
               <w:jc w:val="end"/>
             </w:pPr>
             <w:r>
@@ -3413,8 +3259,8 @@
                 <w:i w:val="false"/>
                 <w:iCs w:val="false"/>
                 <w:color w:val="111111"/>
-                <w:sz w:val="20"/>
-                <w:szCs w:val="20"/>
+                <w:sz w:val="16"/>
+                <w:szCs w:val="16"/>
               </w:rPr>
               <w:t xml:space="preserve">B.‎  </w:t>
             </w:r>
@@ -3424,8 +3270,8 @@
                 <w:b w:val="false"/>
                 <w:bCs w:val="false"/>
                 <w:color w:val="111111"/>
-                <w:sz w:val="28"/>
-                <w:szCs w:val="28"/>
+                <w:sz w:val="24"/>
+                <w:szCs w:val="24"/>
                 <w:rtl/>
               </w:rPr>
               <w:t xml:space="preserve">دِمَشْقُ مَدِينَةٌ كَبِيرَةٌ</w:t>
@@ -3457,7 +3303,7 @@
           <w:p>
             <w:pPr>
               <w:bidi/>
-              <w:spacing w:after="0" w:line="330"/>
+              <w:spacing w:after="0" w:line="198"/>
               <w:jc w:val="end"/>
             </w:pPr>
             <w:r>
@@ -3468,8 +3314,8 @@
                 <w:i w:val="false"/>
                 <w:iCs w:val="false"/>
                 <w:color w:val="111111"/>
-                <w:sz w:val="20"/>
-                <w:szCs w:val="20"/>
+                <w:sz w:val="16"/>
+                <w:szCs w:val="16"/>
               </w:rPr>
               <w:t xml:space="preserve">C.‎  </w:t>
             </w:r>
@@ -3479,8 +3325,8 @@
                 <w:b w:val="false"/>
                 <w:bCs w:val="false"/>
                 <w:color w:val="111111"/>
-                <w:sz w:val="28"/>
-                <w:szCs w:val="28"/>
+                <w:sz w:val="24"/>
+                <w:szCs w:val="24"/>
                 <w:rtl/>
               </w:rPr>
               <w:t xml:space="preserve">هَلْ سَافَرْتَ إِلَى دِمَشْقَ؟</w:t>
@@ -3507,7 +3353,7 @@
           <w:p>
             <w:pPr>
               <w:bidi/>
-              <w:spacing w:after="0" w:line="330"/>
+              <w:spacing w:after="0" w:line="198"/>
               <w:jc w:val="end"/>
             </w:pPr>
             <w:r>
@@ -3518,8 +3364,8 @@
                 <w:i w:val="false"/>
                 <w:iCs w:val="false"/>
                 <w:color w:val="111111"/>
-                <w:sz w:val="20"/>
-                <w:szCs w:val="20"/>
+                <w:sz w:val="16"/>
+                <w:szCs w:val="16"/>
               </w:rPr>
               <w:t xml:space="preserve">D.‎  </w:t>
             </w:r>
@@ -3529,8 +3375,8 @@
                 <w:b w:val="false"/>
                 <w:bCs w:val="false"/>
                 <w:color w:val="111111"/>
-                <w:sz w:val="28"/>
-                <w:szCs w:val="28"/>
+                <w:sz w:val="24"/>
+                <w:szCs w:val="24"/>
                 <w:rtl/>
               </w:rPr>
               <w:t xml:space="preserve">دِمَشْقُ عَاصِمَةُ سُورِيَّا</w:t>
@@ -3542,7 +3388,7 @@
     <w:p>
       <w:pPr>
         <w:keepNext/>
-        <w:spacing w:after="50" w:before="120" w:line="280"/>
+        <w:spacing w:after="11" w:before="26" w:line="198"/>
         <w:ind w:left="340" w:hanging="280"/>
       </w:pPr>
       <w:r>
@@ -3553,8 +3399,8 @@
           <w:i w:val="false"/>
           <w:iCs w:val="false"/>
           <w:color w:val="111111"/>
-          <w:sz w:val="20"/>
-          <w:szCs w:val="20"/>
+          <w:sz w:val="16"/>
+          <w:szCs w:val="16"/>
         </w:rPr>
         <w:t xml:space="preserve">5.  Havalimanında biletini unutan arkadaşınızı uyarıyorsunuz.</w:t>
       </w:r>
@@ -3599,7 +3445,7 @@
           <w:p>
             <w:pPr>
               <w:bidi/>
-              <w:spacing w:after="0" w:line="330"/>
+              <w:spacing w:after="0" w:line="198"/>
               <w:jc w:val="end"/>
             </w:pPr>
             <w:r>
@@ -3610,8 +3456,8 @@
                 <w:i w:val="false"/>
                 <w:iCs w:val="false"/>
                 <w:color w:val="111111"/>
-                <w:sz w:val="20"/>
-                <w:szCs w:val="20"/>
+                <w:sz w:val="16"/>
+                <w:szCs w:val="16"/>
               </w:rPr>
               <w:t xml:space="preserve">A.‎  </w:t>
             </w:r>
@@ -3621,8 +3467,8 @@
                 <w:b w:val="false"/>
                 <w:bCs w:val="false"/>
                 <w:color w:val="111111"/>
-                <w:sz w:val="28"/>
-                <w:szCs w:val="28"/>
+                <w:sz w:val="24"/>
+                <w:szCs w:val="24"/>
                 <w:rtl/>
               </w:rPr>
               <w:t xml:space="preserve">تَفَضَّلْ يَا صَدِيقِي</w:t>
@@ -3649,7 +3495,7 @@
           <w:p>
             <w:pPr>
               <w:bidi/>
-              <w:spacing w:after="0" w:line="330"/>
+              <w:spacing w:after="0" w:line="198"/>
               <w:jc w:val="end"/>
             </w:pPr>
             <w:r>
@@ -3660,8 +3506,8 @@
                 <w:i w:val="false"/>
                 <w:iCs w:val="false"/>
                 <w:color w:val="111111"/>
-                <w:sz w:val="20"/>
-                <w:szCs w:val="20"/>
+                <w:sz w:val="16"/>
+                <w:szCs w:val="16"/>
               </w:rPr>
               <w:t xml:space="preserve">B.‎  </w:t>
             </w:r>
@@ -3671,8 +3517,8 @@
                 <w:b w:val="false"/>
                 <w:bCs w:val="false"/>
                 <w:color w:val="111111"/>
-                <w:sz w:val="28"/>
-                <w:szCs w:val="28"/>
+                <w:sz w:val="24"/>
+                <w:szCs w:val="24"/>
                 <w:rtl/>
               </w:rPr>
               <w:t xml:space="preserve">لَا تَنْسَ تَذْكِرَتَكَ</w:t>
@@ -3704,7 +3550,7 @@
           <w:p>
             <w:pPr>
               <w:bidi/>
-              <w:spacing w:after="0" w:line="330"/>
+              <w:spacing w:after="0" w:line="198"/>
               <w:jc w:val="end"/>
             </w:pPr>
             <w:r>
@@ -3715,8 +3561,8 @@
                 <w:i w:val="false"/>
                 <w:iCs w:val="false"/>
                 <w:color w:val="111111"/>
-                <w:sz w:val="20"/>
-                <w:szCs w:val="20"/>
+                <w:sz w:val="16"/>
+                <w:szCs w:val="16"/>
               </w:rPr>
               <w:t xml:space="preserve">C.‎  </w:t>
             </w:r>
@@ -3726,8 +3572,8 @@
                 <w:b w:val="false"/>
                 <w:bCs w:val="false"/>
                 <w:color w:val="111111"/>
-                <w:sz w:val="28"/>
-                <w:szCs w:val="28"/>
+                <w:sz w:val="24"/>
+                <w:szCs w:val="24"/>
                 <w:rtl/>
               </w:rPr>
               <w:t xml:space="preserve">مَعَ السَّلَامَةِ</w:t>
@@ -3754,7 +3600,7 @@
           <w:p>
             <w:pPr>
               <w:bidi/>
-              <w:spacing w:after="0" w:line="330"/>
+              <w:spacing w:after="0" w:line="198"/>
               <w:jc w:val="end"/>
             </w:pPr>
             <w:r>
@@ -3765,8 +3611,8 @@
                 <w:i w:val="false"/>
                 <w:iCs w:val="false"/>
                 <w:color w:val="111111"/>
-                <w:sz w:val="20"/>
-                <w:szCs w:val="20"/>
+                <w:sz w:val="16"/>
+                <w:szCs w:val="16"/>
               </w:rPr>
               <w:t xml:space="preserve">D.‎  </w:t>
             </w:r>
@@ -3776,8 +3622,8 @@
                 <w:b w:val="false"/>
                 <w:bCs w:val="false"/>
                 <w:color w:val="111111"/>
-                <w:sz w:val="28"/>
-                <w:szCs w:val="28"/>
+                <w:sz w:val="24"/>
+                <w:szCs w:val="24"/>
                 <w:rtl/>
               </w:rPr>
               <w:t xml:space="preserve">أَهْلًا وَسَهْلًا</w:t>
@@ -3791,7 +3637,7 @@
         <w:tabs>
           <w:tab w:val="right" w:pos="9864"/>
         </w:tabs>
-        <w:spacing w:after="90" w:before="220" w:line="280"/>
+        <w:spacing w:after="20" w:before="48" w:line="198"/>
         <w:ind w:left="340" w:hanging="340"/>
       </w:pPr>
       <w:r>
@@ -3802,16 +3648,16 @@
           <w:i w:val="false"/>
           <w:iCs w:val="false"/>
           <w:color w:val="111111"/>
-          <w:sz w:val="21"/>
-          <w:szCs w:val="21"/>
+          <w:sz w:val="17"/>
+          <w:szCs w:val="17"/>
         </w:rPr>
         <w:t xml:space="preserve">4.</w:t>
       </w:r>
       <w:r>
         <w:rPr>
           <w:rFonts w:ascii="Times New Roman" w:cs="Times New Roman" w:eastAsia="Times New Roman" w:hAnsi="Times New Roman"/>
-          <w:sz w:val="21"/>
-          <w:szCs w:val="21"/>
+          <w:sz w:val="17"/>
+          <w:szCs w:val="17"/>
         </w:rPr>
         <w:tab/>
       </w:r>
@@ -3823,16 +3669,16 @@
           <w:i w:val="false"/>
           <w:iCs w:val="false"/>
           <w:color w:val="111111"/>
-          <w:sz w:val="21"/>
-          <w:szCs w:val="21"/>
+          <w:sz w:val="17"/>
+          <w:szCs w:val="17"/>
         </w:rPr>
         <w:t xml:space="preserve">Aşağıdaki durumları uygun Arapça ifadelerle eşleştiriniz.</w:t>
       </w:r>
       <w:r>
         <w:rPr>
           <w:rFonts w:ascii="Times New Roman" w:cs="Times New Roman" w:eastAsia="Times New Roman" w:hAnsi="Times New Roman"/>
-          <w:sz w:val="21"/>
-          <w:szCs w:val="21"/>
+          <w:sz w:val="17"/>
+          <w:szCs w:val="17"/>
         </w:rPr>
         <w:tab/>
       </w:r>
@@ -3844,8 +3690,8 @@
           <w:i w:val="false"/>
           <w:iCs w:val="false"/>
           <w:color w:val="55636F"/>
-          <w:sz w:val="18"/>
-          <w:szCs w:val="18"/>
+          <w:sz w:val="14"/>
+          <w:szCs w:val="14"/>
         </w:rPr>
         <w:t xml:space="preserve">(10 puan)</w:t>
       </w:r>
@@ -3853,7 +3699,7 @@
     <w:p>
       <w:pPr>
         <w:keepNext w:val="false"/>
-        <w:spacing w:after="90" w:before="0" w:line="280"/>
+        <w:spacing w:after="20" w:before="0" w:line="198"/>
         <w:ind w:left="340"/>
       </w:pPr>
       <w:r>
@@ -3864,8 +3710,8 @@
           <w:i/>
           <w:iCs/>
           <w:color w:val="5B6772"/>
-          <w:sz w:val="18"/>
-          <w:szCs w:val="18"/>
+          <w:sz w:val="14"/>
+          <w:szCs w:val="14"/>
         </w:rPr>
         <w:t xml:space="preserve">Her doğru eşleştirme 2 puandır.</w:t>
       </w:r>
@@ -3891,7 +3737,7 @@
       </w:tblGrid>
       <w:tr>
         <w:trPr>
-          <w:trHeight w:val="400" w:hRule="atLeast"/>
+          <w:trHeight w:val="224" w:hRule="atLeast"/>
         </w:trPr>
         <w:tc>
           <w:tcPr>
@@ -3909,7 +3755,7 @@
           </w:tcPr>
           <w:p>
             <w:pPr>
-              <w:spacing w:after="0" w:line="270"/>
+              <w:spacing w:after="0" w:line="198"/>
               <w:jc w:val="center"/>
             </w:pPr>
             <w:r>
@@ -3920,8 +3766,8 @@
                 <w:i w:val="false"/>
                 <w:iCs w:val="false"/>
                 <w:color w:val="111111"/>
-                <w:sz w:val="19"/>
-                <w:szCs w:val="19"/>
+                <w:sz w:val="15"/>
+                <w:szCs w:val="15"/>
               </w:rPr>
               <w:t xml:space="preserve">1.</w:t>
             </w:r>
@@ -3943,18 +3789,18 @@
           </w:tcPr>
           <w:p>
             <w:pPr>
-              <w:spacing w:after="0" w:line="270"/>
-            </w:pPr>
-            <w:r>
-              <w:rPr>
-                <w:rFonts w:ascii="Times New Roman" w:cs="Times New Roman" w:eastAsia="Times New Roman" w:hAnsi="Times New Roman"/>
-                <w:b w:val="false"/>
-                <w:bCs w:val="false"/>
-                <w:i w:val="false"/>
-                <w:iCs w:val="false"/>
-                <w:color w:val="111111"/>
-                <w:sz w:val="20"/>
-                <w:szCs w:val="20"/>
+              <w:spacing w:after="0" w:line="198"/>
+            </w:pPr>
+            <w:r>
+              <w:rPr>
+                <w:rFonts w:ascii="Times New Roman" w:cs="Times New Roman" w:eastAsia="Times New Roman" w:hAnsi="Times New Roman"/>
+                <w:b w:val="false"/>
+                <w:bCs w:val="false"/>
+                <w:i w:val="false"/>
+                <w:iCs w:val="false"/>
+                <w:color w:val="111111"/>
+                <w:sz w:val="16"/>
+                <w:szCs w:val="16"/>
               </w:rPr>
               <w:t xml:space="preserve">Uçağın kalkış saatini sormak</w:t>
             </w:r>
@@ -3973,19 +3819,19 @@
           </w:tcPr>
           <w:p>
             <w:pPr>
-              <w:spacing w:after="0" w:line="270"/>
-              <w:jc w:val="center"/>
-            </w:pPr>
-            <w:r>
-              <w:rPr>
-                <w:rFonts w:ascii="Times New Roman" w:cs="Times New Roman" w:eastAsia="Times New Roman" w:hAnsi="Times New Roman"/>
-                <w:b w:val="false"/>
-                <w:bCs w:val="false"/>
-                <w:i w:val="false"/>
-                <w:iCs w:val="false"/>
-                <w:color w:val="111111"/>
-                <w:sz w:val="20"/>
-                <w:szCs w:val="20"/>
+              <w:spacing w:after="0" w:line="198"/>
+              <w:jc w:val="center"/>
+            </w:pPr>
+            <w:r>
+              <w:rPr>
+                <w:rFonts w:ascii="Times New Roman" w:cs="Times New Roman" w:eastAsia="Times New Roman" w:hAnsi="Times New Roman"/>
+                <w:b w:val="false"/>
+                <w:bCs w:val="false"/>
+                <w:i w:val="false"/>
+                <w:iCs w:val="false"/>
+                <w:color w:val="111111"/>
+                <w:sz w:val="16"/>
+                <w:szCs w:val="16"/>
               </w:rPr>
               <w:t xml:space="preserve">(       )</w:t>
             </w:r>
@@ -4007,7 +3853,7 @@
           </w:tcPr>
           <w:p>
             <w:pPr>
-              <w:spacing w:after="0" w:line="270"/>
+              <w:spacing w:after="0" w:line="198"/>
               <w:jc w:val="center"/>
             </w:pPr>
             <w:r>
@@ -4018,8 +3864,8 @@
                 <w:i w:val="false"/>
                 <w:iCs w:val="false"/>
                 <w:color w:val="111111"/>
-                <w:sz w:val="19"/>
-                <w:szCs w:val="19"/>
+                <w:sz w:val="15"/>
+                <w:szCs w:val="15"/>
               </w:rPr>
               <w:t xml:space="preserve">a)</w:t>
             </w:r>
@@ -4042,7 +3888,7 @@
           <w:p>
             <w:pPr>
               <w:bidi/>
-              <w:spacing w:after="0" w:line="320"/>
+              <w:spacing w:after="0" w:line="198"/>
             </w:pPr>
             <w:r>
               <w:rPr>
@@ -4050,8 +3896,8 @@
                 <w:b w:val="false"/>
                 <w:bCs w:val="false"/>
                 <w:color w:val="111111"/>
-                <w:sz w:val="28"/>
-                <w:szCs w:val="28"/>
+                <w:sz w:val="24"/>
+                <w:szCs w:val="24"/>
                 <w:rtl/>
               </w:rPr>
               <w:t xml:space="preserve">أَيْنَ الْجَامِعُ مِنْ فَضْلِكَ؟</w:t>
@@ -4061,7 +3907,7 @@
       </w:tr>
       <w:tr>
         <w:trPr>
-          <w:trHeight w:val="400" w:hRule="atLeast"/>
+          <w:trHeight w:val="224" w:hRule="atLeast"/>
         </w:trPr>
         <w:tc>
           <w:tcPr>
@@ -4079,7 +3925,7 @@
           </w:tcPr>
           <w:p>
             <w:pPr>
-              <w:spacing w:after="0" w:line="270"/>
+              <w:spacing w:after="0" w:line="198"/>
               <w:jc w:val="center"/>
             </w:pPr>
             <w:r>
@@ -4090,8 +3936,8 @@
                 <w:i w:val="false"/>
                 <w:iCs w:val="false"/>
                 <w:color w:val="111111"/>
-                <w:sz w:val="19"/>
-                <w:szCs w:val="19"/>
+                <w:sz w:val="15"/>
+                <w:szCs w:val="15"/>
               </w:rPr>
               <w:t xml:space="preserve">2.</w:t>
             </w:r>
@@ -4113,18 +3959,18 @@
           </w:tcPr>
           <w:p>
             <w:pPr>
-              <w:spacing w:after="0" w:line="270"/>
-            </w:pPr>
-            <w:r>
-              <w:rPr>
-                <w:rFonts w:ascii="Times New Roman" w:cs="Times New Roman" w:eastAsia="Times New Roman" w:hAnsi="Times New Roman"/>
-                <w:b w:val="false"/>
-                <w:bCs w:val="false"/>
-                <w:i w:val="false"/>
-                <w:iCs w:val="false"/>
-                <w:color w:val="111111"/>
-                <w:sz w:val="20"/>
-                <w:szCs w:val="20"/>
+              <w:spacing w:after="0" w:line="198"/>
+            </w:pPr>
+            <w:r>
+              <w:rPr>
+                <w:rFonts w:ascii="Times New Roman" w:cs="Times New Roman" w:eastAsia="Times New Roman" w:hAnsi="Times New Roman"/>
+                <w:b w:val="false"/>
+                <w:bCs w:val="false"/>
+                <w:i w:val="false"/>
+                <w:iCs w:val="false"/>
+                <w:color w:val="111111"/>
+                <w:sz w:val="16"/>
+                <w:szCs w:val="16"/>
               </w:rPr>
               <w:t xml:space="preserve">Yolculuk sebebini açıklamak</w:t>
             </w:r>
@@ -4143,19 +3989,19 @@
           </w:tcPr>
           <w:p>
             <w:pPr>
-              <w:spacing w:after="0" w:line="270"/>
-              <w:jc w:val="center"/>
-            </w:pPr>
-            <w:r>
-              <w:rPr>
-                <w:rFonts w:ascii="Times New Roman" w:cs="Times New Roman" w:eastAsia="Times New Roman" w:hAnsi="Times New Roman"/>
-                <w:b w:val="false"/>
-                <w:bCs w:val="false"/>
-                <w:i w:val="false"/>
-                <w:iCs w:val="false"/>
-                <w:color w:val="111111"/>
-                <w:sz w:val="20"/>
-                <w:szCs w:val="20"/>
+              <w:spacing w:after="0" w:line="198"/>
+              <w:jc w:val="center"/>
+            </w:pPr>
+            <w:r>
+              <w:rPr>
+                <w:rFonts w:ascii="Times New Roman" w:cs="Times New Roman" w:eastAsia="Times New Roman" w:hAnsi="Times New Roman"/>
+                <w:b w:val="false"/>
+                <w:bCs w:val="false"/>
+                <w:i w:val="false"/>
+                <w:iCs w:val="false"/>
+                <w:color w:val="111111"/>
+                <w:sz w:val="16"/>
+                <w:szCs w:val="16"/>
               </w:rPr>
               <w:t xml:space="preserve">(       )</w:t>
             </w:r>
@@ -4177,7 +4023,7 @@
           </w:tcPr>
           <w:p>
             <w:pPr>
-              <w:spacing w:after="0" w:line="270"/>
+              <w:spacing w:after="0" w:line="198"/>
               <w:jc w:val="center"/>
             </w:pPr>
             <w:r>
@@ -4188,8 +4034,8 @@
                 <w:i w:val="false"/>
                 <w:iCs w:val="false"/>
                 <w:color w:val="111111"/>
-                <w:sz w:val="19"/>
-                <w:szCs w:val="19"/>
+                <w:sz w:val="15"/>
+                <w:szCs w:val="15"/>
               </w:rPr>
               <w:t xml:space="preserve">b)</w:t>
             </w:r>
@@ -4212,7 +4058,7 @@
           <w:p>
             <w:pPr>
               <w:bidi/>
-              <w:spacing w:after="0" w:line="320"/>
+              <w:spacing w:after="0" w:line="198"/>
             </w:pPr>
             <w:r>
               <w:rPr>
@@ -4220,8 +4066,8 @@
                 <w:b w:val="false"/>
                 <w:bCs w:val="false"/>
                 <w:color w:val="111111"/>
-                <w:sz w:val="28"/>
-                <w:szCs w:val="28"/>
+                <w:sz w:val="24"/>
+                <w:szCs w:val="24"/>
                 <w:rtl/>
               </w:rPr>
               <w:t xml:space="preserve">رِحْلَةً سَعِيدَةً!</w:t>
@@ -4231,7 +4077,7 @@
       </w:tr>
       <w:tr>
         <w:trPr>
-          <w:trHeight w:val="400" w:hRule="atLeast"/>
+          <w:trHeight w:val="224" w:hRule="atLeast"/>
         </w:trPr>
         <w:tc>
           <w:tcPr>
@@ -4249,7 +4095,7 @@
           </w:tcPr>
           <w:p>
             <w:pPr>
-              <w:spacing w:after="0" w:line="270"/>
+              <w:spacing w:after="0" w:line="198"/>
               <w:jc w:val="center"/>
             </w:pPr>
             <w:r>
@@ -4260,8 +4106,8 @@
                 <w:i w:val="false"/>
                 <w:iCs w:val="false"/>
                 <w:color w:val="111111"/>
-                <w:sz w:val="19"/>
-                <w:szCs w:val="19"/>
+                <w:sz w:val="15"/>
+                <w:szCs w:val="15"/>
               </w:rPr>
               <w:t xml:space="preserve">3.</w:t>
             </w:r>
@@ -4283,18 +4129,18 @@
           </w:tcPr>
           <w:p>
             <w:pPr>
-              <w:spacing w:after="0" w:line="270"/>
-            </w:pPr>
-            <w:r>
-              <w:rPr>
-                <w:rFonts w:ascii="Times New Roman" w:cs="Times New Roman" w:eastAsia="Times New Roman" w:hAnsi="Times New Roman"/>
-                <w:b w:val="false"/>
-                <w:bCs w:val="false"/>
-                <w:i w:val="false"/>
-                <w:iCs w:val="false"/>
-                <w:color w:val="111111"/>
-                <w:sz w:val="20"/>
-                <w:szCs w:val="20"/>
+              <w:spacing w:after="0" w:line="198"/>
+            </w:pPr>
+            <w:r>
+              <w:rPr>
+                <w:rFonts w:ascii="Times New Roman" w:cs="Times New Roman" w:eastAsia="Times New Roman" w:hAnsi="Times New Roman"/>
+                <w:b w:val="false"/>
+                <w:bCs w:val="false"/>
+                <w:i w:val="false"/>
+                <w:iCs w:val="false"/>
+                <w:color w:val="111111"/>
+                <w:sz w:val="16"/>
+                <w:szCs w:val="16"/>
               </w:rPr>
               <w:t xml:space="preserve">Yol tarifi istemek</w:t>
             </w:r>
@@ -4313,19 +4159,19 @@
           </w:tcPr>
           <w:p>
             <w:pPr>
-              <w:spacing w:after="0" w:line="270"/>
-              <w:jc w:val="center"/>
-            </w:pPr>
-            <w:r>
-              <w:rPr>
-                <w:rFonts w:ascii="Times New Roman" w:cs="Times New Roman" w:eastAsia="Times New Roman" w:hAnsi="Times New Roman"/>
-                <w:b w:val="false"/>
-                <w:bCs w:val="false"/>
-                <w:i w:val="false"/>
-                <w:iCs w:val="false"/>
-                <w:color w:val="111111"/>
-                <w:sz w:val="20"/>
-                <w:szCs w:val="20"/>
+              <w:spacing w:after="0" w:line="198"/>
+              <w:jc w:val="center"/>
+            </w:pPr>
+            <w:r>
+              <w:rPr>
+                <w:rFonts w:ascii="Times New Roman" w:cs="Times New Roman" w:eastAsia="Times New Roman" w:hAnsi="Times New Roman"/>
+                <w:b w:val="false"/>
+                <w:bCs w:val="false"/>
+                <w:i w:val="false"/>
+                <w:iCs w:val="false"/>
+                <w:color w:val="111111"/>
+                <w:sz w:val="16"/>
+                <w:szCs w:val="16"/>
               </w:rPr>
               <w:t xml:space="preserve">(       )</w:t>
             </w:r>
@@ -4347,7 +4193,7 @@
           </w:tcPr>
           <w:p>
             <w:pPr>
-              <w:spacing w:after="0" w:line="270"/>
+              <w:spacing w:after="0" w:line="198"/>
               <w:jc w:val="center"/>
             </w:pPr>
             <w:r>
@@ -4358,8 +4204,8 @@
                 <w:i w:val="false"/>
                 <w:iCs w:val="false"/>
                 <w:color w:val="111111"/>
-                <w:sz w:val="19"/>
-                <w:szCs w:val="19"/>
+                <w:sz w:val="15"/>
+                <w:szCs w:val="15"/>
               </w:rPr>
               <w:t xml:space="preserve">c)</w:t>
             </w:r>
@@ -4382,7 +4228,7 @@
           <w:p>
             <w:pPr>
               <w:bidi/>
-              <w:spacing w:after="0" w:line="320"/>
+              <w:spacing w:after="0" w:line="198"/>
             </w:pPr>
             <w:r>
               <w:rPr>
@@ -4390,8 +4236,8 @@
                 <w:b w:val="false"/>
                 <w:bCs w:val="false"/>
                 <w:color w:val="111111"/>
-                <w:sz w:val="28"/>
-                <w:szCs w:val="28"/>
+                <w:sz w:val="24"/>
+                <w:szCs w:val="24"/>
                 <w:rtl/>
               </w:rPr>
               <w:t xml:space="preserve">مَتَى تَقُومُ الطَّائِرَةُ؟</w:t>
@@ -4401,7 +4247,7 @@
       </w:tr>
       <w:tr>
         <w:trPr>
-          <w:trHeight w:val="400" w:hRule="atLeast"/>
+          <w:trHeight w:val="224" w:hRule="atLeast"/>
         </w:trPr>
         <w:tc>
           <w:tcPr>
@@ -4419,7 +4265,7 @@
           </w:tcPr>
           <w:p>
             <w:pPr>
-              <w:spacing w:after="0" w:line="270"/>
+              <w:spacing w:after="0" w:line="198"/>
               <w:jc w:val="center"/>
             </w:pPr>
             <w:r>
@@ -4430,8 +4276,8 @@
                 <w:i w:val="false"/>
                 <w:iCs w:val="false"/>
                 <w:color w:val="111111"/>
-                <w:sz w:val="19"/>
-                <w:szCs w:val="19"/>
+                <w:sz w:val="15"/>
+                <w:szCs w:val="15"/>
               </w:rPr>
               <w:t xml:space="preserve">4.</w:t>
             </w:r>
@@ -4453,18 +4299,18 @@
           </w:tcPr>
           <w:p>
             <w:pPr>
-              <w:spacing w:after="0" w:line="270"/>
-            </w:pPr>
-            <w:r>
-              <w:rPr>
-                <w:rFonts w:ascii="Times New Roman" w:cs="Times New Roman" w:eastAsia="Times New Roman" w:hAnsi="Times New Roman"/>
-                <w:b w:val="false"/>
-                <w:bCs w:val="false"/>
-                <w:i w:val="false"/>
-                <w:iCs w:val="false"/>
-                <w:color w:val="111111"/>
-                <w:sz w:val="20"/>
-                <w:szCs w:val="20"/>
+              <w:spacing w:after="0" w:line="198"/>
+            </w:pPr>
+            <w:r>
+              <w:rPr>
+                <w:rFonts w:ascii="Times New Roman" w:cs="Times New Roman" w:eastAsia="Times New Roman" w:hAnsi="Times New Roman"/>
+                <w:b w:val="false"/>
+                <w:bCs w:val="false"/>
+                <w:i w:val="false"/>
+                <w:iCs w:val="false"/>
+                <w:color w:val="111111"/>
+                <w:sz w:val="16"/>
+                <w:szCs w:val="16"/>
               </w:rPr>
               <w:t xml:space="preserve">Otel hesabını sormak</w:t>
             </w:r>
@@ -4483,19 +4329,19 @@
           </w:tcPr>
           <w:p>
             <w:pPr>
-              <w:spacing w:after="0" w:line="270"/>
-              <w:jc w:val="center"/>
-            </w:pPr>
-            <w:r>
-              <w:rPr>
-                <w:rFonts w:ascii="Times New Roman" w:cs="Times New Roman" w:eastAsia="Times New Roman" w:hAnsi="Times New Roman"/>
-                <w:b w:val="false"/>
-                <w:bCs w:val="false"/>
-                <w:i w:val="false"/>
-                <w:iCs w:val="false"/>
-                <w:color w:val="111111"/>
-                <w:sz w:val="20"/>
-                <w:szCs w:val="20"/>
+              <w:spacing w:after="0" w:line="198"/>
+              <w:jc w:val="center"/>
+            </w:pPr>
+            <w:r>
+              <w:rPr>
+                <w:rFonts w:ascii="Times New Roman" w:cs="Times New Roman" w:eastAsia="Times New Roman" w:hAnsi="Times New Roman"/>
+                <w:b w:val="false"/>
+                <w:bCs w:val="false"/>
+                <w:i w:val="false"/>
+                <w:iCs w:val="false"/>
+                <w:color w:val="111111"/>
+                <w:sz w:val="16"/>
+                <w:szCs w:val="16"/>
               </w:rPr>
               <w:t xml:space="preserve">(       )</w:t>
             </w:r>
@@ -4517,7 +4363,7 @@
           </w:tcPr>
           <w:p>
             <w:pPr>
-              <w:spacing w:after="0" w:line="270"/>
+              <w:spacing w:after="0" w:line="198"/>
               <w:jc w:val="center"/>
             </w:pPr>
             <w:r>
@@ -4528,8 +4374,8 @@
                 <w:i w:val="false"/>
                 <w:iCs w:val="false"/>
                 <w:color w:val="111111"/>
-                <w:sz w:val="19"/>
-                <w:szCs w:val="19"/>
+                <w:sz w:val="15"/>
+                <w:szCs w:val="15"/>
               </w:rPr>
               <w:t xml:space="preserve">d)</w:t>
             </w:r>
@@ -4552,7 +4398,7 @@
           <w:p>
             <w:pPr>
               <w:bidi/>
-              <w:spacing w:after="0" w:line="320"/>
+              <w:spacing w:after="0" w:line="198"/>
             </w:pPr>
             <w:r>
               <w:rPr>
@@ -4560,8 +4406,8 @@
                 <w:b w:val="false"/>
                 <w:bCs w:val="false"/>
                 <w:color w:val="111111"/>
-                <w:sz w:val="28"/>
-                <w:szCs w:val="28"/>
+                <w:sz w:val="24"/>
+                <w:szCs w:val="24"/>
                 <w:rtl/>
               </w:rPr>
               <w:t xml:space="preserve">كَمِ الْحِسَابُ؟</w:t>
@@ -4571,7 +4417,7 @@
       </w:tr>
       <w:tr>
         <w:trPr>
-          <w:trHeight w:val="400" w:hRule="atLeast"/>
+          <w:trHeight w:val="224" w:hRule="atLeast"/>
         </w:trPr>
         <w:tc>
           <w:tcPr>
@@ -4589,7 +4435,7 @@
           </w:tcPr>
           <w:p>
             <w:pPr>
-              <w:spacing w:after="0" w:line="270"/>
+              <w:spacing w:after="0" w:line="198"/>
               <w:jc w:val="center"/>
             </w:pPr>
             <w:r>
@@ -4600,8 +4446,8 @@
                 <w:i w:val="false"/>
                 <w:iCs w:val="false"/>
                 <w:color w:val="111111"/>
-                <w:sz w:val="19"/>
-                <w:szCs w:val="19"/>
+                <w:sz w:val="15"/>
+                <w:szCs w:val="15"/>
               </w:rPr>
               <w:t xml:space="preserve">5.</w:t>
             </w:r>
@@ -4623,18 +4469,18 @@
           </w:tcPr>
           <w:p>
             <w:pPr>
-              <w:spacing w:after="0" w:line="270"/>
-            </w:pPr>
-            <w:r>
-              <w:rPr>
-                <w:rFonts w:ascii="Times New Roman" w:cs="Times New Roman" w:eastAsia="Times New Roman" w:hAnsi="Times New Roman"/>
-                <w:b w:val="false"/>
-                <w:bCs w:val="false"/>
-                <w:i w:val="false"/>
-                <w:iCs w:val="false"/>
-                <w:color w:val="111111"/>
-                <w:sz w:val="20"/>
-                <w:szCs w:val="20"/>
+              <w:spacing w:after="0" w:line="198"/>
+            </w:pPr>
+            <w:r>
+              <w:rPr>
+                <w:rFonts w:ascii="Times New Roman" w:cs="Times New Roman" w:eastAsia="Times New Roman" w:hAnsi="Times New Roman"/>
+                <w:b w:val="false"/>
+                <w:bCs w:val="false"/>
+                <w:i w:val="false"/>
+                <w:iCs w:val="false"/>
+                <w:color w:val="111111"/>
+                <w:sz w:val="16"/>
+                <w:szCs w:val="16"/>
               </w:rPr>
               <w:t xml:space="preserve">Yolculuk dileğinde bulunmak</w:t>
             </w:r>
@@ -4653,19 +4499,19 @@
           </w:tcPr>
           <w:p>
             <w:pPr>
-              <w:spacing w:after="0" w:line="270"/>
-              <w:jc w:val="center"/>
-            </w:pPr>
-            <w:r>
-              <w:rPr>
-                <w:rFonts w:ascii="Times New Roman" w:cs="Times New Roman" w:eastAsia="Times New Roman" w:hAnsi="Times New Roman"/>
-                <w:b w:val="false"/>
-                <w:bCs w:val="false"/>
-                <w:i w:val="false"/>
-                <w:iCs w:val="false"/>
-                <w:color w:val="111111"/>
-                <w:sz w:val="20"/>
-                <w:szCs w:val="20"/>
+              <w:spacing w:after="0" w:line="198"/>
+              <w:jc w:val="center"/>
+            </w:pPr>
+            <w:r>
+              <w:rPr>
+                <w:rFonts w:ascii="Times New Roman" w:cs="Times New Roman" w:eastAsia="Times New Roman" w:hAnsi="Times New Roman"/>
+                <w:b w:val="false"/>
+                <w:bCs w:val="false"/>
+                <w:i w:val="false"/>
+                <w:iCs w:val="false"/>
+                <w:color w:val="111111"/>
+                <w:sz w:val="16"/>
+                <w:szCs w:val="16"/>
               </w:rPr>
               <w:t xml:space="preserve">(       )</w:t>
             </w:r>
@@ -4687,7 +4533,7 @@
           </w:tcPr>
           <w:p>
             <w:pPr>
-              <w:spacing w:after="0" w:line="270"/>
+              <w:spacing w:after="0" w:line="198"/>
               <w:jc w:val="center"/>
             </w:pPr>
             <w:r>
@@ -4698,8 +4544,8 @@
                 <w:i w:val="false"/>
                 <w:iCs w:val="false"/>
                 <w:color w:val="111111"/>
-                <w:sz w:val="19"/>
-                <w:szCs w:val="19"/>
+                <w:sz w:val="15"/>
+                <w:szCs w:val="15"/>
               </w:rPr>
               <w:t xml:space="preserve">e)</w:t>
             </w:r>
@@ -4722,7 +4568,7 @@
           <w:p>
             <w:pPr>
               <w:bidi/>
-              <w:spacing w:after="0" w:line="320"/>
+              <w:spacing w:after="0" w:line="198"/>
             </w:pPr>
             <w:r>
               <w:rPr>
@@ -4730,8 +4576,8 @@
                 <w:b w:val="false"/>
                 <w:bCs w:val="false"/>
                 <w:color w:val="111111"/>
-                <w:sz w:val="28"/>
-                <w:szCs w:val="28"/>
+                <w:sz w:val="24"/>
+                <w:szCs w:val="24"/>
                 <w:rtl/>
               </w:rPr>
               <w:t xml:space="preserve">أُسَافِرُ لِأَنِّي أُحِبُّ الْآثَارَ</w:t>
@@ -4745,7 +4591,7 @@
         <w:tabs>
           <w:tab w:val="right" w:pos="9864"/>
         </w:tabs>
-        <w:spacing w:after="90" w:before="220" w:line="280"/>
+        <w:spacing w:after="20" w:before="48" w:line="198"/>
         <w:ind w:left="340" w:hanging="340"/>
       </w:pPr>
       <w:r>
@@ -4756,16 +4602,16 @@
           <w:i w:val="false"/>
           <w:iCs w:val="false"/>
           <w:color w:val="111111"/>
-          <w:sz w:val="21"/>
-          <w:szCs w:val="21"/>
+          <w:sz w:val="17"/>
+          <w:szCs w:val="17"/>
         </w:rPr>
         <w:t xml:space="preserve">5.</w:t>
       </w:r>
       <w:r>
         <w:rPr>
           <w:rFonts w:ascii="Times New Roman" w:cs="Times New Roman" w:eastAsia="Times New Roman" w:hAnsi="Times New Roman"/>
-          <w:sz w:val="21"/>
-          <w:szCs w:val="21"/>
+          <w:sz w:val="17"/>
+          <w:szCs w:val="17"/>
         </w:rPr>
         <w:tab/>
       </w:r>
@@ -4777,16 +4623,16 @@
           <w:i w:val="false"/>
           <w:iCs w:val="false"/>
           <w:color w:val="111111"/>
-          <w:sz w:val="21"/>
-          <w:szCs w:val="21"/>
+          <w:sz w:val="17"/>
+          <w:szCs w:val="17"/>
         </w:rPr>
         <w:t xml:space="preserve">Yukarıdaki okuma metnine göre boşlukları havuzdaki kelimelerle doldurunuz.</w:t>
       </w:r>
       <w:r>
         <w:rPr>
           <w:rFonts w:ascii="Times New Roman" w:cs="Times New Roman" w:eastAsia="Times New Roman" w:hAnsi="Times New Roman"/>
-          <w:sz w:val="21"/>
-          <w:szCs w:val="21"/>
+          <w:sz w:val="17"/>
+          <w:szCs w:val="17"/>
         </w:rPr>
         <w:tab/>
       </w:r>
@@ -4798,8 +4644,8 @@
           <w:i w:val="false"/>
           <w:iCs w:val="false"/>
           <w:color w:val="55636F"/>
-          <w:sz w:val="18"/>
-          <w:szCs w:val="18"/>
+          <w:sz w:val="14"/>
+          <w:szCs w:val="14"/>
         </w:rPr>
         <w:t xml:space="preserve">(10 puan)</w:t>
       </w:r>
@@ -4807,7 +4653,7 @@
     <w:p>
       <w:pPr>
         <w:keepNext w:val="false"/>
-        <w:spacing w:after="90" w:before="0" w:line="280"/>
+        <w:spacing w:after="20" w:before="0" w:line="198"/>
         <w:ind w:left="340"/>
       </w:pPr>
       <w:r>
@@ -4818,8 +4664,8 @@
           <w:i/>
           <w:iCs/>
           <w:color w:val="5B6772"/>
-          <w:sz w:val="18"/>
-          <w:szCs w:val="18"/>
+          <w:sz w:val="14"/>
+          <w:szCs w:val="14"/>
         </w:rPr>
         <w:t xml:space="preserve">Her doğru cevap 2 puandır.</w:t>
       </w:r>
@@ -4854,7 +4700,7 @@
           </w:tcPr>
           <w:p>
             <w:pPr>
-              <w:spacing w:after="50"/>
+              <w:spacing w:after="11"/>
             </w:pPr>
             <w:r>
               <w:rPr>
@@ -4864,8 +4710,8 @@
                 <w:i w:val="false"/>
                 <w:iCs w:val="false"/>
                 <w:color w:val="39454F"/>
-                <w:sz w:val="17"/>
-                <w:szCs w:val="17"/>
+                <w:sz w:val="13"/>
+                <w:szCs w:val="13"/>
               </w:rPr>
               <w:t xml:space="preserve">KELİME HAVUZU</w:t>
             </w:r>
@@ -4873,7 +4719,7 @@
           <w:p>
             <w:pPr>
               <w:bidi/>
-              <w:spacing w:after="0" w:line="360"/>
+              <w:spacing w:after="0" w:line="198"/>
               <w:jc w:val="center"/>
             </w:pPr>
             <w:r>
@@ -4882,8 +4728,8 @@
                 <w:b w:val="false"/>
                 <w:bCs w:val="false"/>
                 <w:color w:val="111111"/>
-                <w:sz w:val="30"/>
-                <w:szCs w:val="30"/>
+                <w:sz w:val="26"/>
+                <w:szCs w:val="26"/>
                 <w:rtl/>
               </w:rPr>
               <w:t xml:space="preserve">الْمَطَارِ   —   مُزْدَوِجَتَيْنِ   —   الْأَزْرَقَ   —   السَّفِينَةَ   —   بِالْقِطَارِ</w:t>
@@ -4894,7 +4740,7 @@
     </w:tbl>
     <w:p>
       <w:pPr>
-        <w:spacing w:after="80"/>
+        <w:spacing w:after="18"/>
       </w:pPr>
       <w:r>
         <w:rPr>
@@ -4904,8 +4750,8 @@
           <w:i w:val="false"/>
           <w:iCs w:val="false"/>
           <w:color w:val="111111"/>
-          <w:sz w:val="21"/>
-          <w:szCs w:val="21"/>
+          <w:sz w:val="17"/>
+          <w:szCs w:val="17"/>
         </w:rPr>
         <w:t xml:space="preserve"/>
       </w:r>
@@ -4928,7 +4774,7 @@
       </w:tblGrid>
       <w:tr>
         <w:trPr>
-          <w:trHeight w:val="480" w:hRule="atLeast"/>
+          <w:trHeight w:val="268" w:hRule="atLeast"/>
         </w:trPr>
         <w:tc>
           <w:tcPr>
@@ -4946,7 +4792,7 @@
           </w:tcPr>
           <w:p>
             <w:pPr>
-              <w:spacing w:after="0" w:line="270"/>
+              <w:spacing w:after="0" w:line="198"/>
               <w:jc w:val="center"/>
             </w:pPr>
             <w:r>
@@ -4957,8 +4803,8 @@
                 <w:i w:val="false"/>
                 <w:iCs w:val="false"/>
                 <w:color w:val="111111"/>
-                <w:sz w:val="19"/>
-                <w:szCs w:val="19"/>
+                <w:sz w:val="15"/>
+                <w:szCs w:val="15"/>
               </w:rPr>
               <w:t xml:space="preserve">1.</w:t>
             </w:r>
@@ -4981,7 +4827,7 @@
           <w:p>
             <w:pPr>
               <w:bidi/>
-              <w:spacing w:after="0" w:line="320"/>
+              <w:spacing w:after="0" w:line="198"/>
             </w:pPr>
             <w:r>
               <w:rPr>
@@ -4989,8 +4835,8 @@
                 <w:b w:val="false"/>
                 <w:bCs w:val="false"/>
                 <w:color w:val="111111"/>
-                <w:sz w:val="28"/>
-                <w:szCs w:val="28"/>
+                <w:sz w:val="24"/>
+                <w:szCs w:val="24"/>
                 <w:rtl/>
               </w:rPr>
               <w:t xml:space="preserve">ذَهَبَتِ الْأُسْرَةُ إِلَى ……………………… بِالسَّيَّارَةِ.</w:t>
@@ -5000,7 +4846,7 @@
       </w:tr>
       <w:tr>
         <w:trPr>
-          <w:trHeight w:val="480" w:hRule="atLeast"/>
+          <w:trHeight w:val="268" w:hRule="atLeast"/>
         </w:trPr>
         <w:tc>
           <w:tcPr>
@@ -5018,7 +4864,7 @@
           </w:tcPr>
           <w:p>
             <w:pPr>
-              <w:spacing w:after="0" w:line="270"/>
+              <w:spacing w:after="0" w:line="198"/>
               <w:jc w:val="center"/>
             </w:pPr>
             <w:r>
@@ -5029,8 +4875,8 @@
                 <w:i w:val="false"/>
                 <w:iCs w:val="false"/>
                 <w:color w:val="111111"/>
-                <w:sz w:val="19"/>
-                <w:szCs w:val="19"/>
+                <w:sz w:val="15"/>
+                <w:szCs w:val="15"/>
               </w:rPr>
               <w:t xml:space="preserve">2.</w:t>
             </w:r>
@@ -5053,7 +4899,7 @@
           <w:p>
             <w:pPr>
               <w:bidi/>
-              <w:spacing w:after="0" w:line="320"/>
+              <w:spacing w:after="0" w:line="198"/>
             </w:pPr>
             <w:r>
               <w:rPr>
@@ -5061,8 +4907,8 @@
                 <w:b w:val="false"/>
                 <w:bCs w:val="false"/>
                 <w:color w:val="111111"/>
-                <w:sz w:val="28"/>
-                <w:szCs w:val="28"/>
+                <w:sz w:val="24"/>
+                <w:szCs w:val="24"/>
                 <w:rtl/>
               </w:rPr>
               <w:t xml:space="preserve">حَجَزَ الْوَالِدُ غُرْفَتَيْنِ ……………………… لِثَلَاثِ لَيَالٍ.</w:t>
@@ -5072,7 +4918,7 @@
       </w:tr>
       <w:tr>
         <w:trPr>
-          <w:trHeight w:val="480" w:hRule="atLeast"/>
+          <w:trHeight w:val="268" w:hRule="atLeast"/>
         </w:trPr>
         <w:tc>
           <w:tcPr>
@@ -5090,7 +4936,7 @@
           </w:tcPr>
           <w:p>
             <w:pPr>
-              <w:spacing w:after="0" w:line="270"/>
+              <w:spacing w:after="0" w:line="198"/>
               <w:jc w:val="center"/>
             </w:pPr>
             <w:r>
@@ -5101,8 +4947,8 @@
                 <w:i w:val="false"/>
                 <w:iCs w:val="false"/>
                 <w:color w:val="111111"/>
-                <w:sz w:val="19"/>
-                <w:szCs w:val="19"/>
+                <w:sz w:val="15"/>
+                <w:szCs w:val="15"/>
               </w:rPr>
               <w:t xml:space="preserve">3.</w:t>
             </w:r>
@@ -5125,7 +4971,7 @@
           <w:p>
             <w:pPr>
               <w:bidi/>
-              <w:spacing w:after="0" w:line="320"/>
+              <w:spacing w:after="0" w:line="198"/>
             </w:pPr>
             <w:r>
               <w:rPr>
@@ -5133,8 +4979,8 @@
                 <w:b w:val="false"/>
                 <w:bCs w:val="false"/>
                 <w:color w:val="111111"/>
-                <w:sz w:val="28"/>
-                <w:szCs w:val="28"/>
+                <w:sz w:val="24"/>
+                <w:szCs w:val="24"/>
                 <w:rtl/>
               </w:rPr>
               <w:t xml:space="preserve">زَارَتِ الْأُسْرَةُ الْمَسْجِدَ ……………………… فِي الْيَوْمِ الْأَوَّلِ.</w:t>
@@ -5144,7 +4990,7 @@
       </w:tr>
       <w:tr>
         <w:trPr>
-          <w:trHeight w:val="480" w:hRule="atLeast"/>
+          <w:trHeight w:val="268" w:hRule="atLeast"/>
         </w:trPr>
         <w:tc>
           <w:tcPr>
@@ -5162,7 +5008,7 @@
           </w:tcPr>
           <w:p>
             <w:pPr>
-              <w:spacing w:after="0" w:line="270"/>
+              <w:spacing w:after="0" w:line="198"/>
               <w:jc w:val="center"/>
             </w:pPr>
             <w:r>
@@ -5173,8 +5019,8 @@
                 <w:i w:val="false"/>
                 <w:iCs w:val="false"/>
                 <w:color w:val="111111"/>
-                <w:sz w:val="19"/>
-                <w:szCs w:val="19"/>
+                <w:sz w:val="15"/>
+                <w:szCs w:val="15"/>
               </w:rPr>
               <w:t xml:space="preserve">4.</w:t>
             </w:r>
@@ -5197,7 +5043,7 @@
           <w:p>
             <w:pPr>
               <w:bidi/>
-              <w:spacing w:after="0" w:line="320"/>
+              <w:spacing w:after="0" w:line="198"/>
             </w:pPr>
             <w:r>
               <w:rPr>
@@ -5205,8 +5051,8 @@
                 <w:b w:val="false"/>
                 <w:bCs w:val="false"/>
                 <w:color w:val="111111"/>
-                <w:sz w:val="28"/>
-                <w:szCs w:val="28"/>
+                <w:sz w:val="24"/>
+                <w:szCs w:val="24"/>
                 <w:rtl/>
               </w:rPr>
               <w:t xml:space="preserve">فِي الْيَوْمِ الثَّانِي رَكِبُوا ……………………… وَشَاهَدُوا الْمَدِينَةَ.</w:t>
@@ -5216,7 +5062,7 @@
       </w:tr>
       <w:tr>
         <w:trPr>
-          <w:trHeight w:val="480" w:hRule="atLeast"/>
+          <w:trHeight w:val="268" w:hRule="atLeast"/>
         </w:trPr>
         <w:tc>
           <w:tcPr>
@@ -5234,7 +5080,7 @@
           </w:tcPr>
           <w:p>
             <w:pPr>
-              <w:spacing w:after="0" w:line="270"/>
+              <w:spacing w:after="0" w:line="198"/>
               <w:jc w:val="center"/>
             </w:pPr>
             <w:r>
@@ -5245,8 +5091,8 @@
                 <w:i w:val="false"/>
                 <w:iCs w:val="false"/>
                 <w:color w:val="111111"/>
-                <w:sz w:val="19"/>
-                <w:szCs w:val="19"/>
+                <w:sz w:val="15"/>
+                <w:szCs w:val="15"/>
               </w:rPr>
               <w:t xml:space="preserve">5.</w:t>
             </w:r>
@@ -5269,7 +5115,7 @@
           <w:p>
             <w:pPr>
               <w:bidi/>
-              <w:spacing w:after="0" w:line="320"/>
+              <w:spacing w:after="0" w:line="198"/>
             </w:pPr>
             <w:r>
               <w:rPr>
@@ -5277,8 +5123,8 @@
                 <w:b w:val="false"/>
                 <w:bCs w:val="false"/>
                 <w:color w:val="111111"/>
-                <w:sz w:val="28"/>
-                <w:szCs w:val="28"/>
+                <w:sz w:val="24"/>
+                <w:szCs w:val="24"/>
                 <w:rtl/>
               </w:rPr>
               <w:t xml:space="preserve">عَادُوا إِلَى أَنْقَرَةَ ……………………… .</w:t>
@@ -5292,7 +5138,7 @@
         <w:tabs>
           <w:tab w:val="right" w:pos="9864"/>
         </w:tabs>
-        <w:spacing w:after="90" w:before="220" w:line="280"/>
+        <w:spacing w:after="20" w:before="48" w:line="198"/>
         <w:ind w:left="340" w:hanging="340"/>
       </w:pPr>
       <w:r>
@@ -5303,16 +5149,16 @@
           <w:i w:val="false"/>
           <w:iCs w:val="false"/>
           <w:color w:val="111111"/>
-          <w:sz w:val="21"/>
-          <w:szCs w:val="21"/>
+          <w:sz w:val="17"/>
+          <w:szCs w:val="17"/>
         </w:rPr>
         <w:t xml:space="preserve">6.</w:t>
       </w:r>
       <w:r>
         <w:rPr>
           <w:rFonts w:ascii="Times New Roman" w:cs="Times New Roman" w:eastAsia="Times New Roman" w:hAnsi="Times New Roman"/>
-          <w:sz w:val="21"/>
-          <w:szCs w:val="21"/>
+          <w:sz w:val="17"/>
+          <w:szCs w:val="17"/>
         </w:rPr>
         <w:tab/>
       </w:r>
@@ -5324,16 +5170,16 @@
           <w:i w:val="false"/>
           <w:iCs w:val="false"/>
           <w:color w:val="111111"/>
-          <w:sz w:val="21"/>
-          <w:szCs w:val="21"/>
+          <w:sz w:val="17"/>
+          <w:szCs w:val="17"/>
         </w:rPr>
         <w:t xml:space="preserve">Aşağıdaki kelimelerin metindeki bağlama göre anlamını yazınız.</w:t>
       </w:r>
       <w:r>
         <w:rPr>
           <w:rFonts w:ascii="Times New Roman" w:cs="Times New Roman" w:eastAsia="Times New Roman" w:hAnsi="Times New Roman"/>
-          <w:sz w:val="21"/>
-          <w:szCs w:val="21"/>
+          <w:sz w:val="17"/>
+          <w:szCs w:val="17"/>
         </w:rPr>
         <w:tab/>
       </w:r>
@@ -5345,8 +5191,8 @@
           <w:i w:val="false"/>
           <w:iCs w:val="false"/>
           <w:color w:val="55636F"/>
-          <w:sz w:val="18"/>
-          <w:szCs w:val="18"/>
+          <w:sz w:val="14"/>
+          <w:szCs w:val="14"/>
         </w:rPr>
         <w:t xml:space="preserve">(10 puan)</w:t>
       </w:r>
@@ -5354,7 +5200,7 @@
     <w:p>
       <w:pPr>
         <w:keepNext w:val="false"/>
-        <w:spacing w:after="90" w:before="0" w:line="280"/>
+        <w:spacing w:after="20" w:before="0" w:line="198"/>
         <w:ind w:left="340"/>
       </w:pPr>
       <w:r>
@@ -5365,8 +5211,8 @@
           <w:i/>
           <w:iCs/>
           <w:color w:val="5B6772"/>
-          <w:sz w:val="18"/>
-          <w:szCs w:val="18"/>
+          <w:sz w:val="14"/>
+          <w:szCs w:val="14"/>
         </w:rPr>
         <w:t xml:space="preserve">Her doğru cevap 2 puandır.</w:t>
       </w:r>
@@ -5406,7 +5252,7 @@
           </w:tcPr>
           <w:p>
             <w:pPr>
-              <w:spacing w:after="0" w:line="270"/>
+              <w:spacing w:after="0" w:line="198"/>
               <w:jc w:val="center"/>
             </w:pPr>
             <w:r>
@@ -5417,8 +5263,8 @@
                 <w:i w:val="false"/>
                 <w:iCs w:val="false"/>
                 <w:color w:val="111111"/>
-                <w:sz w:val="18"/>
-                <w:szCs w:val="18"/>
+                <w:sz w:val="14"/>
+                <w:szCs w:val="14"/>
               </w:rPr>
               <w:t xml:space="preserve">No</w:t>
             </w:r>
@@ -5438,7 +5284,7 @@
           </w:tcPr>
           <w:p>
             <w:pPr>
-              <w:spacing w:after="0" w:line="270"/>
+              <w:spacing w:after="0" w:line="198"/>
               <w:jc w:val="center"/>
             </w:pPr>
             <w:r>
@@ -5449,8 +5295,8 @@
                 <w:i w:val="false"/>
                 <w:iCs w:val="false"/>
                 <w:color w:val="111111"/>
-                <w:sz w:val="18"/>
-                <w:szCs w:val="18"/>
+                <w:sz w:val="14"/>
+                <w:szCs w:val="14"/>
               </w:rPr>
               <w:t xml:space="preserve">Kelime</w:t>
             </w:r>
@@ -5470,7 +5316,7 @@
           </w:tcPr>
           <w:p>
             <w:pPr>
-              <w:spacing w:after="0" w:line="270"/>
+              <w:spacing w:after="0" w:line="198"/>
               <w:jc w:val="center"/>
             </w:pPr>
             <w:r>
@@ -5481,8 +5327,8 @@
                 <w:i w:val="false"/>
                 <w:iCs w:val="false"/>
                 <w:color w:val="111111"/>
-                <w:sz w:val="18"/>
-                <w:szCs w:val="18"/>
+                <w:sz w:val="14"/>
+                <w:szCs w:val="14"/>
               </w:rPr>
               <w:t xml:space="preserve">Metindeki anlamı</w:t>
             </w:r>
@@ -5491,7 +5337,7 @@
       </w:tr>
       <w:tr>
         <w:trPr>
-          <w:trHeight w:val="430" w:hRule="atLeast"/>
+          <w:trHeight w:val="240" w:hRule="atLeast"/>
         </w:trPr>
         <w:tc>
           <w:tcPr>
@@ -5506,19 +5352,19 @@
           </w:tcPr>
           <w:p>
             <w:pPr>
-              <w:spacing w:after="0" w:line="270"/>
-              <w:jc w:val="center"/>
-            </w:pPr>
-            <w:r>
-              <w:rPr>
-                <w:rFonts w:ascii="Times New Roman" w:cs="Times New Roman" w:eastAsia="Times New Roman" w:hAnsi="Times New Roman"/>
-                <w:b w:val="false"/>
-                <w:bCs w:val="false"/>
-                <w:i w:val="false"/>
-                <w:iCs w:val="false"/>
-                <w:color w:val="111111"/>
-                <w:sz w:val="19"/>
-                <w:szCs w:val="19"/>
+              <w:spacing w:after="0" w:line="198"/>
+              <w:jc w:val="center"/>
+            </w:pPr>
+            <w:r>
+              <w:rPr>
+                <w:rFonts w:ascii="Times New Roman" w:cs="Times New Roman" w:eastAsia="Times New Roman" w:hAnsi="Times New Roman"/>
+                <w:b w:val="false"/>
+                <w:bCs w:val="false"/>
+                <w:i w:val="false"/>
+                <w:iCs w:val="false"/>
+                <w:color w:val="111111"/>
+                <w:sz w:val="15"/>
+                <w:szCs w:val="15"/>
               </w:rPr>
               <w:t xml:space="preserve">1</w:t>
             </w:r>
@@ -5538,7 +5384,7 @@
           <w:p>
             <w:pPr>
               <w:bidi/>
-              <w:spacing w:after="0" w:line="320"/>
+              <w:spacing w:after="0" w:line="198"/>
             </w:pPr>
             <w:r>
               <w:rPr>
@@ -5546,8 +5392,8 @@
                 <w:b w:val="false"/>
                 <w:bCs w:val="false"/>
                 <w:color w:val="111111"/>
-                <w:sz w:val="30"/>
-                <w:szCs w:val="30"/>
+                <w:sz w:val="26"/>
+                <w:szCs w:val="26"/>
                 <w:rtl/>
               </w:rPr>
               <w:t xml:space="preserve">اِسْتَغْرَقَتْ</w:t>
@@ -5567,18 +5413,18 @@
           </w:tcPr>
           <w:p>
             <w:pPr>
-              <w:spacing w:after="0" w:line="270"/>
-            </w:pPr>
-            <w:r>
-              <w:rPr>
-                <w:rFonts w:ascii="Times New Roman" w:cs="Times New Roman" w:eastAsia="Times New Roman" w:hAnsi="Times New Roman"/>
-                <w:b w:val="false"/>
-                <w:bCs w:val="false"/>
-                <w:i w:val="false"/>
-                <w:iCs w:val="false"/>
-                <w:color w:val="111111"/>
-                <w:sz w:val="20"/>
-                <w:szCs w:val="20"/>
+              <w:spacing w:after="0" w:line="198"/>
+            </w:pPr>
+            <w:r>
+              <w:rPr>
+                <w:rFonts w:ascii="Times New Roman" w:cs="Times New Roman" w:eastAsia="Times New Roman" w:hAnsi="Times New Roman"/>
+                <w:b w:val="false"/>
+                <w:bCs w:val="false"/>
+                <w:i w:val="false"/>
+                <w:iCs w:val="false"/>
+                <w:color w:val="111111"/>
+                <w:sz w:val="16"/>
+                <w:szCs w:val="16"/>
               </w:rPr>
               <w:t xml:space="preserve"/>
             </w:r>
@@ -5587,7 +5433,7 @@
       </w:tr>
       <w:tr>
         <w:trPr>
-          <w:trHeight w:val="430" w:hRule="atLeast"/>
+          <w:trHeight w:val="240" w:hRule="atLeast"/>
         </w:trPr>
         <w:tc>
           <w:tcPr>
@@ -5602,19 +5448,19 @@
           </w:tcPr>
           <w:p>
             <w:pPr>
-              <w:spacing w:after="0" w:line="270"/>
-              <w:jc w:val="center"/>
-            </w:pPr>
-            <w:r>
-              <w:rPr>
-                <w:rFonts w:ascii="Times New Roman" w:cs="Times New Roman" w:eastAsia="Times New Roman" w:hAnsi="Times New Roman"/>
-                <w:b w:val="false"/>
-                <w:bCs w:val="false"/>
-                <w:i w:val="false"/>
-                <w:iCs w:val="false"/>
-                <w:color w:val="111111"/>
-                <w:sz w:val="19"/>
-                <w:szCs w:val="19"/>
+              <w:spacing w:after="0" w:line="198"/>
+              <w:jc w:val="center"/>
+            </w:pPr>
+            <w:r>
+              <w:rPr>
+                <w:rFonts w:ascii="Times New Roman" w:cs="Times New Roman" w:eastAsia="Times New Roman" w:hAnsi="Times New Roman"/>
+                <w:b w:val="false"/>
+                <w:bCs w:val="false"/>
+                <w:i w:val="false"/>
+                <w:iCs w:val="false"/>
+                <w:color w:val="111111"/>
+                <w:sz w:val="15"/>
+                <w:szCs w:val="15"/>
               </w:rPr>
               <w:t xml:space="preserve">2</w:t>
             </w:r>
@@ -5634,7 +5480,7 @@
           <w:p>
             <w:pPr>
               <w:bidi/>
-              <w:spacing w:after="0" w:line="320"/>
+              <w:spacing w:after="0" w:line="198"/>
             </w:pPr>
             <w:r>
               <w:rPr>
@@ -5642,8 +5488,8 @@
                 <w:b w:val="false"/>
                 <w:bCs w:val="false"/>
                 <w:color w:val="111111"/>
-                <w:sz w:val="30"/>
-                <w:szCs w:val="30"/>
+                <w:sz w:val="26"/>
+                <w:szCs w:val="26"/>
                 <w:rtl/>
               </w:rPr>
               <w:t xml:space="preserve">حَجَزَ</w:t>
@@ -5663,18 +5509,18 @@
           </w:tcPr>
           <w:p>
             <w:pPr>
-              <w:spacing w:after="0" w:line="270"/>
-            </w:pPr>
-            <w:r>
-              <w:rPr>
-                <w:rFonts w:ascii="Times New Roman" w:cs="Times New Roman" w:eastAsia="Times New Roman" w:hAnsi="Times New Roman"/>
-                <w:b w:val="false"/>
-                <w:bCs w:val="false"/>
-                <w:i w:val="false"/>
-                <w:iCs w:val="false"/>
-                <w:color w:val="111111"/>
-                <w:sz w:val="20"/>
-                <w:szCs w:val="20"/>
+              <w:spacing w:after="0" w:line="198"/>
+            </w:pPr>
+            <w:r>
+              <w:rPr>
+                <w:rFonts w:ascii="Times New Roman" w:cs="Times New Roman" w:eastAsia="Times New Roman" w:hAnsi="Times New Roman"/>
+                <w:b w:val="false"/>
+                <w:bCs w:val="false"/>
+                <w:i w:val="false"/>
+                <w:iCs w:val="false"/>
+                <w:color w:val="111111"/>
+                <w:sz w:val="16"/>
+                <w:szCs w:val="16"/>
               </w:rPr>
               <w:t xml:space="preserve"/>
             </w:r>
@@ -5683,7 +5529,7 @@
       </w:tr>
       <w:tr>
         <w:trPr>
-          <w:trHeight w:val="430" w:hRule="atLeast"/>
+          <w:trHeight w:val="240" w:hRule="atLeast"/>
         </w:trPr>
         <w:tc>
           <w:tcPr>
@@ -5698,19 +5544,19 @@
           </w:tcPr>
           <w:p>
             <w:pPr>
-              <w:spacing w:after="0" w:line="270"/>
-              <w:jc w:val="center"/>
-            </w:pPr>
-            <w:r>
-              <w:rPr>
-                <w:rFonts w:ascii="Times New Roman" w:cs="Times New Roman" w:eastAsia="Times New Roman" w:hAnsi="Times New Roman"/>
-                <w:b w:val="false"/>
-                <w:bCs w:val="false"/>
-                <w:i w:val="false"/>
-                <w:iCs w:val="false"/>
-                <w:color w:val="111111"/>
-                <w:sz w:val="19"/>
-                <w:szCs w:val="19"/>
+              <w:spacing w:after="0" w:line="198"/>
+              <w:jc w:val="center"/>
+            </w:pPr>
+            <w:r>
+              <w:rPr>
+                <w:rFonts w:ascii="Times New Roman" w:cs="Times New Roman" w:eastAsia="Times New Roman" w:hAnsi="Times New Roman"/>
+                <w:b w:val="false"/>
+                <w:bCs w:val="false"/>
+                <w:i w:val="false"/>
+                <w:iCs w:val="false"/>
+                <w:color w:val="111111"/>
+                <w:sz w:val="15"/>
+                <w:szCs w:val="15"/>
               </w:rPr>
               <w:t xml:space="preserve">3</w:t>
             </w:r>
@@ -5730,7 +5576,7 @@
           <w:p>
             <w:pPr>
               <w:bidi/>
-              <w:spacing w:after="0" w:line="320"/>
+              <w:spacing w:after="0" w:line="198"/>
             </w:pPr>
             <w:r>
               <w:rPr>
@@ -5738,8 +5584,8 @@
                 <w:b w:val="false"/>
                 <w:bCs w:val="false"/>
                 <w:color w:val="111111"/>
-                <w:sz w:val="30"/>
-                <w:szCs w:val="30"/>
+                <w:sz w:val="26"/>
+                <w:szCs w:val="26"/>
                 <w:rtl/>
               </w:rPr>
               <w:t xml:space="preserve">أَشْهَرُ</w:t>
@@ -5759,18 +5605,18 @@
           </w:tcPr>
           <w:p>
             <w:pPr>
-              <w:spacing w:after="0" w:line="270"/>
-            </w:pPr>
-            <w:r>
-              <w:rPr>
-                <w:rFonts w:ascii="Times New Roman" w:cs="Times New Roman" w:eastAsia="Times New Roman" w:hAnsi="Times New Roman"/>
-                <w:b w:val="false"/>
-                <w:bCs w:val="false"/>
-                <w:i w:val="false"/>
-                <w:iCs w:val="false"/>
-                <w:color w:val="111111"/>
-                <w:sz w:val="20"/>
-                <w:szCs w:val="20"/>
+              <w:spacing w:after="0" w:line="198"/>
+            </w:pPr>
+            <w:r>
+              <w:rPr>
+                <w:rFonts w:ascii="Times New Roman" w:cs="Times New Roman" w:eastAsia="Times New Roman" w:hAnsi="Times New Roman"/>
+                <w:b w:val="false"/>
+                <w:bCs w:val="false"/>
+                <w:i w:val="false"/>
+                <w:iCs w:val="false"/>
+                <w:color w:val="111111"/>
+                <w:sz w:val="16"/>
+                <w:szCs w:val="16"/>
               </w:rPr>
               <w:t xml:space="preserve"/>
             </w:r>
@@ -5779,7 +5625,7 @@
       </w:tr>
       <w:tr>
         <w:trPr>
-          <w:trHeight w:val="430" w:hRule="atLeast"/>
+          <w:trHeight w:val="240" w:hRule="atLeast"/>
         </w:trPr>
         <w:tc>
           <w:tcPr>
@@ -5794,19 +5640,19 @@
           </w:tcPr>
           <w:p>
             <w:pPr>
-              <w:spacing w:after="0" w:line="270"/>
-              <w:jc w:val="center"/>
-            </w:pPr>
-            <w:r>
-              <w:rPr>
-                <w:rFonts w:ascii="Times New Roman" w:cs="Times New Roman" w:eastAsia="Times New Roman" w:hAnsi="Times New Roman"/>
-                <w:b w:val="false"/>
-                <w:bCs w:val="false"/>
-                <w:i w:val="false"/>
-                <w:iCs w:val="false"/>
-                <w:color w:val="111111"/>
-                <w:sz w:val="19"/>
-                <w:szCs w:val="19"/>
+              <w:spacing w:after="0" w:line="198"/>
+              <w:jc w:val="center"/>
+            </w:pPr>
+            <w:r>
+              <w:rPr>
+                <w:rFonts w:ascii="Times New Roman" w:cs="Times New Roman" w:eastAsia="Times New Roman" w:hAnsi="Times New Roman"/>
+                <w:b w:val="false"/>
+                <w:bCs w:val="false"/>
+                <w:i w:val="false"/>
+                <w:iCs w:val="false"/>
+                <w:color w:val="111111"/>
+                <w:sz w:val="15"/>
+                <w:szCs w:val="15"/>
               </w:rPr>
               <w:t xml:space="preserve">4</w:t>
             </w:r>
@@ -5826,7 +5672,7 @@
           <w:p>
             <w:pPr>
               <w:bidi/>
-              <w:spacing w:after="0" w:line="320"/>
+              <w:spacing w:after="0" w:line="198"/>
             </w:pPr>
             <w:r>
               <w:rPr>
@@ -5834,8 +5680,8 @@
                 <w:b w:val="false"/>
                 <w:bCs w:val="false"/>
                 <w:color w:val="111111"/>
-                <w:sz w:val="30"/>
-                <w:szCs w:val="30"/>
+                <w:sz w:val="26"/>
+                <w:szCs w:val="26"/>
                 <w:rtl/>
               </w:rPr>
               <w:t xml:space="preserve">اَلْآثَارُ</w:t>
@@ -5855,18 +5701,18 @@
           </w:tcPr>
           <w:p>
             <w:pPr>
-              <w:spacing w:after="0" w:line="270"/>
-            </w:pPr>
-            <w:r>
-              <w:rPr>
-                <w:rFonts w:ascii="Times New Roman" w:cs="Times New Roman" w:eastAsia="Times New Roman" w:hAnsi="Times New Roman"/>
-                <w:b w:val="false"/>
-                <w:bCs w:val="false"/>
-                <w:i w:val="false"/>
-                <w:iCs w:val="false"/>
-                <w:color w:val="111111"/>
-                <w:sz w:val="20"/>
-                <w:szCs w:val="20"/>
+              <w:spacing w:after="0" w:line="198"/>
+            </w:pPr>
+            <w:r>
+              <w:rPr>
+                <w:rFonts w:ascii="Times New Roman" w:cs="Times New Roman" w:eastAsia="Times New Roman" w:hAnsi="Times New Roman"/>
+                <w:b w:val="false"/>
+                <w:bCs w:val="false"/>
+                <w:i w:val="false"/>
+                <w:iCs w:val="false"/>
+                <w:color w:val="111111"/>
+                <w:sz w:val="16"/>
+                <w:szCs w:val="16"/>
               </w:rPr>
               <w:t xml:space="preserve"/>
             </w:r>
@@ -5875,7 +5721,7 @@
       </w:tr>
       <w:tr>
         <w:trPr>
-          <w:trHeight w:val="430" w:hRule="atLeast"/>
+          <w:trHeight w:val="240" w:hRule="atLeast"/>
         </w:trPr>
         <w:tc>
           <w:tcPr>
@@ -5890,19 +5736,19 @@
           </w:tcPr>
           <w:p>
             <w:pPr>
-              <w:spacing w:after="0" w:line="270"/>
-              <w:jc w:val="center"/>
-            </w:pPr>
-            <w:r>
-              <w:rPr>
-                <w:rFonts w:ascii="Times New Roman" w:cs="Times New Roman" w:eastAsia="Times New Roman" w:hAnsi="Times New Roman"/>
-                <w:b w:val="false"/>
-                <w:bCs w:val="false"/>
-                <w:i w:val="false"/>
-                <w:iCs w:val="false"/>
-                <w:color w:val="111111"/>
-                <w:sz w:val="19"/>
-                <w:szCs w:val="19"/>
+              <w:spacing w:after="0" w:line="198"/>
+              <w:jc w:val="center"/>
+            </w:pPr>
+            <w:r>
+              <w:rPr>
+                <w:rFonts w:ascii="Times New Roman" w:cs="Times New Roman" w:eastAsia="Times New Roman" w:hAnsi="Times New Roman"/>
+                <w:b w:val="false"/>
+                <w:bCs w:val="false"/>
+                <w:i w:val="false"/>
+                <w:iCs w:val="false"/>
+                <w:color w:val="111111"/>
+                <w:sz w:val="15"/>
+                <w:szCs w:val="15"/>
               </w:rPr>
               <w:t xml:space="preserve">5</w:t>
             </w:r>
@@ -5922,7 +5768,7 @@
           <w:p>
             <w:pPr>
               <w:bidi/>
-              <w:spacing w:after="0" w:line="320"/>
+              <w:spacing w:after="0" w:line="198"/>
             </w:pPr>
             <w:r>
               <w:rPr>
@@ -5930,8 +5776,8 @@
                 <w:b w:val="false"/>
                 <w:bCs w:val="false"/>
                 <w:color w:val="111111"/>
-                <w:sz w:val="30"/>
-                <w:szCs w:val="30"/>
+                <w:sz w:val="26"/>
+                <w:szCs w:val="26"/>
                 <w:rtl/>
               </w:rPr>
               <w:t xml:space="preserve">مُمْتِعَةٌ</w:t>
@@ -5951,18 +5797,18 @@
           </w:tcPr>
           <w:p>
             <w:pPr>
-              <w:spacing w:after="0" w:line="270"/>
-            </w:pPr>
-            <w:r>
-              <w:rPr>
-                <w:rFonts w:ascii="Times New Roman" w:cs="Times New Roman" w:eastAsia="Times New Roman" w:hAnsi="Times New Roman"/>
-                <w:b w:val="false"/>
-                <w:bCs w:val="false"/>
-                <w:i w:val="false"/>
-                <w:iCs w:val="false"/>
-                <w:color w:val="111111"/>
-                <w:sz w:val="20"/>
-                <w:szCs w:val="20"/>
+              <w:spacing w:after="0" w:line="198"/>
+            </w:pPr>
+            <w:r>
+              <w:rPr>
+                <w:rFonts w:ascii="Times New Roman" w:cs="Times New Roman" w:eastAsia="Times New Roman" w:hAnsi="Times New Roman"/>
+                <w:b w:val="false"/>
+                <w:bCs w:val="false"/>
+                <w:i w:val="false"/>
+                <w:iCs w:val="false"/>
+                <w:color w:val="111111"/>
+                <w:sz w:val="16"/>
+                <w:szCs w:val="16"/>
               </w:rPr>
               <w:t xml:space="preserve"/>
             </w:r>
@@ -5975,7 +5821,7 @@
         <w:tabs>
           <w:tab w:val="right" w:pos="9864"/>
         </w:tabs>
-        <w:spacing w:after="90" w:before="220" w:line="280"/>
+        <w:spacing w:after="20" w:before="48" w:line="198"/>
         <w:ind w:left="340" w:hanging="340"/>
       </w:pPr>
       <w:r>
@@ -5986,16 +5832,16 @@
           <w:i w:val="false"/>
           <w:iCs w:val="false"/>
           <w:color w:val="111111"/>
-          <w:sz w:val="21"/>
-          <w:szCs w:val="21"/>
+          <w:sz w:val="17"/>
+          <w:szCs w:val="17"/>
         </w:rPr>
         <w:t xml:space="preserve">7.</w:t>
       </w:r>
       <w:r>
         <w:rPr>
           <w:rFonts w:ascii="Times New Roman" w:cs="Times New Roman" w:eastAsia="Times New Roman" w:hAnsi="Times New Roman"/>
-          <w:sz w:val="21"/>
-          <w:szCs w:val="21"/>
+          <w:sz w:val="17"/>
+          <w:szCs w:val="17"/>
         </w:rPr>
         <w:tab/>
       </w:r>
@@ -6007,16 +5853,16 @@
           <w:i w:val="false"/>
           <w:iCs w:val="false"/>
           <w:color w:val="111111"/>
-          <w:sz w:val="21"/>
-          <w:szCs w:val="21"/>
+          <w:sz w:val="17"/>
+          <w:szCs w:val="17"/>
         </w:rPr>
         <w:t xml:space="preserve">Aşağıdaki soruları okuma metnine göre Arapça cevaplayınız.</w:t>
       </w:r>
       <w:r>
         <w:rPr>
           <w:rFonts w:ascii="Times New Roman" w:cs="Times New Roman" w:eastAsia="Times New Roman" w:hAnsi="Times New Roman"/>
-          <w:sz w:val="21"/>
-          <w:szCs w:val="21"/>
+          <w:sz w:val="17"/>
+          <w:szCs w:val="17"/>
         </w:rPr>
         <w:tab/>
       </w:r>
@@ -6028,8 +5874,8 @@
           <w:i w:val="false"/>
           <w:iCs w:val="false"/>
           <w:color w:val="55636F"/>
-          <w:sz w:val="18"/>
-          <w:szCs w:val="18"/>
+          <w:sz w:val="14"/>
+          <w:szCs w:val="14"/>
         </w:rPr>
         <w:t xml:space="preserve">(15 puan)</w:t>
       </w:r>
@@ -6037,7 +5883,7 @@
     <w:p>
       <w:pPr>
         <w:keepNext w:val="false"/>
-        <w:spacing w:after="90" w:before="0" w:line="280"/>
+        <w:spacing w:after="20" w:before="0" w:line="198"/>
         <w:ind w:left="340"/>
       </w:pPr>
       <w:r>
@@ -6048,8 +5894,8 @@
           <w:i/>
           <w:iCs/>
           <w:color w:val="5B6772"/>
-          <w:sz w:val="18"/>
-          <w:szCs w:val="18"/>
+          <w:sz w:val="14"/>
+          <w:szCs w:val="14"/>
         </w:rPr>
         <w:t xml:space="preserve">Her doğru cevap 3 puandır.</w:t>
       </w:r>
@@ -6089,7 +5935,7 @@
           </w:tcPr>
           <w:p>
             <w:pPr>
-              <w:spacing w:after="0" w:line="270"/>
+              <w:spacing w:after="0" w:line="198"/>
               <w:jc w:val="center"/>
             </w:pPr>
             <w:r>
@@ -6100,8 +5946,8 @@
                 <w:i w:val="false"/>
                 <w:iCs w:val="false"/>
                 <w:color w:val="111111"/>
-                <w:sz w:val="18"/>
-                <w:szCs w:val="18"/>
+                <w:sz w:val="14"/>
+                <w:szCs w:val="14"/>
               </w:rPr>
               <w:t xml:space="preserve">No</w:t>
             </w:r>
@@ -6121,7 +5967,7 @@
           </w:tcPr>
           <w:p>
             <w:pPr>
-              <w:spacing w:after="0" w:line="270"/>
+              <w:spacing w:after="0" w:line="198"/>
               <w:jc w:val="center"/>
             </w:pPr>
             <w:r>
@@ -6132,8 +5978,8 @@
                 <w:i w:val="false"/>
                 <w:iCs w:val="false"/>
                 <w:color w:val="111111"/>
-                <w:sz w:val="18"/>
-                <w:szCs w:val="18"/>
+                <w:sz w:val="14"/>
+                <w:szCs w:val="14"/>
               </w:rPr>
               <w:t xml:space="preserve">Soru</w:t>
             </w:r>
@@ -6153,7 +5999,7 @@
           </w:tcPr>
           <w:p>
             <w:pPr>
-              <w:spacing w:after="0" w:line="270"/>
+              <w:spacing w:after="0" w:line="198"/>
               <w:jc w:val="center"/>
             </w:pPr>
             <w:r>
@@ -6164,8 +6010,8 @@
                 <w:i w:val="false"/>
                 <w:iCs w:val="false"/>
                 <w:color w:val="111111"/>
-                <w:sz w:val="18"/>
-                <w:szCs w:val="18"/>
+                <w:sz w:val="14"/>
+                <w:szCs w:val="14"/>
               </w:rPr>
               <w:t xml:space="preserve">Arapça cevabın</w:t>
             </w:r>
@@ -6174,7 +6020,7 @@
       </w:tr>
       <w:tr>
         <w:trPr>
-          <w:trHeight w:val="560" w:hRule="atLeast"/>
+          <w:trHeight w:val="313" w:hRule="atLeast"/>
         </w:trPr>
         <w:tc>
           <w:tcPr>
@@ -6189,19 +6035,19 @@
           </w:tcPr>
           <w:p>
             <w:pPr>
-              <w:spacing w:after="0" w:line="270"/>
-              <w:jc w:val="center"/>
-            </w:pPr>
-            <w:r>
-              <w:rPr>
-                <w:rFonts w:ascii="Times New Roman" w:cs="Times New Roman" w:eastAsia="Times New Roman" w:hAnsi="Times New Roman"/>
-                <w:b w:val="false"/>
-                <w:bCs w:val="false"/>
-                <w:i w:val="false"/>
-                <w:iCs w:val="false"/>
-                <w:color w:val="111111"/>
-                <w:sz w:val="19"/>
-                <w:szCs w:val="19"/>
+              <w:spacing w:after="0" w:line="198"/>
+              <w:jc w:val="center"/>
+            </w:pPr>
+            <w:r>
+              <w:rPr>
+                <w:rFonts w:ascii="Times New Roman" w:cs="Times New Roman" w:eastAsia="Times New Roman" w:hAnsi="Times New Roman"/>
+                <w:b w:val="false"/>
+                <w:bCs w:val="false"/>
+                <w:i w:val="false"/>
+                <w:iCs w:val="false"/>
+                <w:color w:val="111111"/>
+                <w:sz w:val="15"/>
+                <w:szCs w:val="15"/>
               </w:rPr>
               <w:t xml:space="preserve">1</w:t>
             </w:r>
@@ -6220,18 +6066,18 @@
           </w:tcPr>
           <w:p>
             <w:pPr>
-              <w:spacing w:after="0" w:line="270"/>
-            </w:pPr>
-            <w:r>
-              <w:rPr>
-                <w:rFonts w:ascii="Times New Roman" w:cs="Times New Roman" w:eastAsia="Times New Roman" w:hAnsi="Times New Roman"/>
-                <w:b w:val="false"/>
-                <w:bCs w:val="false"/>
-                <w:i w:val="false"/>
-                <w:iCs w:val="false"/>
-                <w:color w:val="111111"/>
-                <w:sz w:val="20"/>
-                <w:szCs w:val="20"/>
+              <w:spacing w:after="0" w:line="198"/>
+            </w:pPr>
+            <w:r>
+              <w:rPr>
+                <w:rFonts w:ascii="Times New Roman" w:cs="Times New Roman" w:eastAsia="Times New Roman" w:hAnsi="Times New Roman"/>
+                <w:b w:val="false"/>
+                <w:bCs w:val="false"/>
+                <w:i w:val="false"/>
+                <w:iCs w:val="false"/>
+                <w:color w:val="111111"/>
+                <w:sz w:val="16"/>
+                <w:szCs w:val="16"/>
               </w:rPr>
               <w:t xml:space="preserve">Aile evden saat kaçta çıkmıştır?</w:t>
             </w:r>
@@ -6251,7 +6097,7 @@
           <w:p>
             <w:pPr>
               <w:bidi/>
-              <w:spacing w:after="0" w:line="320"/>
+              <w:spacing w:after="0" w:line="198"/>
             </w:pPr>
             <w:r>
               <w:rPr>
@@ -6259,8 +6105,8 @@
                 <w:b w:val="false"/>
                 <w:bCs w:val="false"/>
                 <w:color w:val="111111"/>
-                <w:sz w:val="28"/>
-                <w:szCs w:val="28"/>
+                <w:sz w:val="24"/>
+                <w:szCs w:val="24"/>
                 <w:rtl/>
               </w:rPr>
               <w:t xml:space="preserve"/>
@@ -6270,7 +6116,7 @@
       </w:tr>
       <w:tr>
         <w:trPr>
-          <w:trHeight w:val="560" w:hRule="atLeast"/>
+          <w:trHeight w:val="313" w:hRule="atLeast"/>
         </w:trPr>
         <w:tc>
           <w:tcPr>
@@ -6285,19 +6131,19 @@
           </w:tcPr>
           <w:p>
             <w:pPr>
-              <w:spacing w:after="0" w:line="270"/>
-              <w:jc w:val="center"/>
-            </w:pPr>
-            <w:r>
-              <w:rPr>
-                <w:rFonts w:ascii="Times New Roman" w:cs="Times New Roman" w:eastAsia="Times New Roman" w:hAnsi="Times New Roman"/>
-                <w:b w:val="false"/>
-                <w:bCs w:val="false"/>
-                <w:i w:val="false"/>
-                <w:iCs w:val="false"/>
-                <w:color w:val="111111"/>
-                <w:sz w:val="19"/>
-                <w:szCs w:val="19"/>
+              <w:spacing w:after="0" w:line="198"/>
+              <w:jc w:val="center"/>
+            </w:pPr>
+            <w:r>
+              <w:rPr>
+                <w:rFonts w:ascii="Times New Roman" w:cs="Times New Roman" w:eastAsia="Times New Roman" w:hAnsi="Times New Roman"/>
+                <w:b w:val="false"/>
+                <w:bCs w:val="false"/>
+                <w:i w:val="false"/>
+                <w:iCs w:val="false"/>
+                <w:color w:val="111111"/>
+                <w:sz w:val="15"/>
+                <w:szCs w:val="15"/>
               </w:rPr>
               <w:t xml:space="preserve">2</w:t>
             </w:r>
@@ -6316,18 +6162,18 @@
           </w:tcPr>
           <w:p>
             <w:pPr>
-              <w:spacing w:after="0" w:line="270"/>
-            </w:pPr>
-            <w:r>
-              <w:rPr>
-                <w:rFonts w:ascii="Times New Roman" w:cs="Times New Roman" w:eastAsia="Times New Roman" w:hAnsi="Times New Roman"/>
-                <w:b w:val="false"/>
-                <w:bCs w:val="false"/>
-                <w:i w:val="false"/>
-                <w:iCs w:val="false"/>
-                <w:color w:val="111111"/>
-                <w:sz w:val="20"/>
-                <w:szCs w:val="20"/>
+              <w:spacing w:after="0" w:line="198"/>
+            </w:pPr>
+            <w:r>
+              <w:rPr>
+                <w:rFonts w:ascii="Times New Roman" w:cs="Times New Roman" w:eastAsia="Times New Roman" w:hAnsi="Times New Roman"/>
+                <w:b w:val="false"/>
+                <w:bCs w:val="false"/>
+                <w:i w:val="false"/>
+                <w:iCs w:val="false"/>
+                <w:color w:val="111111"/>
+                <w:sz w:val="16"/>
+                <w:szCs w:val="16"/>
               </w:rPr>
               <w:t xml:space="preserve">Uçak yolculuğu ne kadar sürmüştür?</w:t>
             </w:r>
@@ -6347,7 +6193,7 @@
           <w:p>
             <w:pPr>
               <w:bidi/>
-              <w:spacing w:after="0" w:line="320"/>
+              <w:spacing w:after="0" w:line="198"/>
             </w:pPr>
             <w:r>
               <w:rPr>
@@ -6355,8 +6201,8 @@
                 <w:b w:val="false"/>
                 <w:bCs w:val="false"/>
                 <w:color w:val="111111"/>
-                <w:sz w:val="28"/>
-                <w:szCs w:val="28"/>
+                <w:sz w:val="24"/>
+                <w:szCs w:val="24"/>
                 <w:rtl/>
               </w:rPr>
               <w:t xml:space="preserve"/>
@@ -6366,7 +6212,7 @@
       </w:tr>
       <w:tr>
         <w:trPr>
-          <w:trHeight w:val="560" w:hRule="atLeast"/>
+          <w:trHeight w:val="313" w:hRule="atLeast"/>
         </w:trPr>
         <w:tc>
           <w:tcPr>
@@ -6381,19 +6227,19 @@
           </w:tcPr>
           <w:p>
             <w:pPr>
-              <w:spacing w:after="0" w:line="270"/>
-              <w:jc w:val="center"/>
-            </w:pPr>
-            <w:r>
-              <w:rPr>
-                <w:rFonts w:ascii="Times New Roman" w:cs="Times New Roman" w:eastAsia="Times New Roman" w:hAnsi="Times New Roman"/>
-                <w:b w:val="false"/>
-                <w:bCs w:val="false"/>
-                <w:i w:val="false"/>
-                <w:iCs w:val="false"/>
-                <w:color w:val="111111"/>
-                <w:sz w:val="19"/>
-                <w:szCs w:val="19"/>
+              <w:spacing w:after="0" w:line="198"/>
+              <w:jc w:val="center"/>
+            </w:pPr>
+            <w:r>
+              <w:rPr>
+                <w:rFonts w:ascii="Times New Roman" w:cs="Times New Roman" w:eastAsia="Times New Roman" w:hAnsi="Times New Roman"/>
+                <w:b w:val="false"/>
+                <w:bCs w:val="false"/>
+                <w:i w:val="false"/>
+                <w:iCs w:val="false"/>
+                <w:color w:val="111111"/>
+                <w:sz w:val="15"/>
+                <w:szCs w:val="15"/>
               </w:rPr>
               <w:t xml:space="preserve">3</w:t>
             </w:r>
@@ -6412,18 +6258,18 @@
           </w:tcPr>
           <w:p>
             <w:pPr>
-              <w:spacing w:after="0" w:line="270"/>
-            </w:pPr>
-            <w:r>
-              <w:rPr>
-                <w:rFonts w:ascii="Times New Roman" w:cs="Times New Roman" w:eastAsia="Times New Roman" w:hAnsi="Times New Roman"/>
-                <w:b w:val="false"/>
-                <w:bCs w:val="false"/>
-                <w:i w:val="false"/>
-                <w:iCs w:val="false"/>
-                <w:color w:val="111111"/>
-                <w:sz w:val="20"/>
-                <w:szCs w:val="20"/>
+              <w:spacing w:after="0" w:line="198"/>
+            </w:pPr>
+            <w:r>
+              <w:rPr>
+                <w:rFonts w:ascii="Times New Roman" w:cs="Times New Roman" w:eastAsia="Times New Roman" w:hAnsi="Times New Roman"/>
+                <w:b w:val="false"/>
+                <w:bCs w:val="false"/>
+                <w:i w:val="false"/>
+                <w:iCs w:val="false"/>
+                <w:color w:val="111111"/>
+                <w:sz w:val="16"/>
+                <w:szCs w:val="16"/>
               </w:rPr>
               <w:t xml:space="preserve">Anne çarşıda ne satın almıştır?</w:t>
             </w:r>
@@ -6443,7 +6289,7 @@
           <w:p>
             <w:pPr>
               <w:bidi/>
-              <w:spacing w:after="0" w:line="320"/>
+              <w:spacing w:after="0" w:line="198"/>
             </w:pPr>
             <w:r>
               <w:rPr>
@@ -6451,8 +6297,8 @@
                 <w:b w:val="false"/>
                 <w:bCs w:val="false"/>
                 <w:color w:val="111111"/>
-                <w:sz w:val="28"/>
-                <w:szCs w:val="28"/>
+                <w:sz w:val="24"/>
+                <w:szCs w:val="24"/>
                 <w:rtl/>
               </w:rPr>
               <w:t xml:space="preserve"/>
@@ -6462,7 +6308,7 @@
       </w:tr>
       <w:tr>
         <w:trPr>
-          <w:trHeight w:val="560" w:hRule="atLeast"/>
+          <w:trHeight w:val="313" w:hRule="atLeast"/>
         </w:trPr>
         <w:tc>
           <w:tcPr>
@@ -6477,19 +6323,19 @@
           </w:tcPr>
           <w:p>
             <w:pPr>
-              <w:spacing w:after="0" w:line="270"/>
-              <w:jc w:val="center"/>
-            </w:pPr>
-            <w:r>
-              <w:rPr>
-                <w:rFonts w:ascii="Times New Roman" w:cs="Times New Roman" w:eastAsia="Times New Roman" w:hAnsi="Times New Roman"/>
-                <w:b w:val="false"/>
-                <w:bCs w:val="false"/>
-                <w:i w:val="false"/>
-                <w:iCs w:val="false"/>
-                <w:color w:val="111111"/>
-                <w:sz w:val="19"/>
-                <w:szCs w:val="19"/>
+              <w:spacing w:after="0" w:line="198"/>
+              <w:jc w:val="center"/>
+            </w:pPr>
+            <w:r>
+              <w:rPr>
+                <w:rFonts w:ascii="Times New Roman" w:cs="Times New Roman" w:eastAsia="Times New Roman" w:hAnsi="Times New Roman"/>
+                <w:b w:val="false"/>
+                <w:bCs w:val="false"/>
+                <w:i w:val="false"/>
+                <w:iCs w:val="false"/>
+                <w:color w:val="111111"/>
+                <w:sz w:val="15"/>
+                <w:szCs w:val="15"/>
               </w:rPr>
               <w:t xml:space="preserve">4</w:t>
             </w:r>
@@ -6508,18 +6354,18 @@
           </w:tcPr>
           <w:p>
             <w:pPr>
-              <w:spacing w:after="0" w:line="270"/>
-            </w:pPr>
-            <w:r>
-              <w:rPr>
-                <w:rFonts w:ascii="Times New Roman" w:cs="Times New Roman" w:eastAsia="Times New Roman" w:hAnsi="Times New Roman"/>
-                <w:b w:val="false"/>
-                <w:bCs w:val="false"/>
-                <w:i w:val="false"/>
-                <w:iCs w:val="false"/>
-                <w:color w:val="111111"/>
-                <w:sz w:val="20"/>
-                <w:szCs w:val="20"/>
+              <w:spacing w:after="0" w:line="198"/>
+            </w:pPr>
+            <w:r>
+              <w:rPr>
+                <w:rFonts w:ascii="Times New Roman" w:cs="Times New Roman" w:eastAsia="Times New Roman" w:hAnsi="Times New Roman"/>
+                <w:b w:val="false"/>
+                <w:bCs w:val="false"/>
+                <w:i w:val="false"/>
+                <w:iCs w:val="false"/>
+                <w:color w:val="111111"/>
+                <w:sz w:val="16"/>
+                <w:szCs w:val="16"/>
               </w:rPr>
               <w:t xml:space="preserve">Küçük kardeş ne söylemiştir?</w:t>
             </w:r>
@@ -6539,7 +6385,7 @@
           <w:p>
             <w:pPr>
               <w:bidi/>
-              <w:spacing w:after="0" w:line="320"/>
+              <w:spacing w:after="0" w:line="198"/>
             </w:pPr>
             <w:r>
               <w:rPr>
@@ -6547,8 +6393,8 @@
                 <w:b w:val="false"/>
                 <w:bCs w:val="false"/>
                 <w:color w:val="111111"/>
-                <w:sz w:val="28"/>
-                <w:szCs w:val="28"/>
+                <w:sz w:val="24"/>
+                <w:szCs w:val="24"/>
                 <w:rtl/>
               </w:rPr>
               <w:t xml:space="preserve"/>
@@ -6558,7 +6404,7 @@
       </w:tr>
       <w:tr>
         <w:trPr>
-          <w:trHeight w:val="560" w:hRule="atLeast"/>
+          <w:trHeight w:val="313" w:hRule="atLeast"/>
         </w:trPr>
         <w:tc>
           <w:tcPr>
@@ -6573,19 +6419,19 @@
           </w:tcPr>
           <w:p>
             <w:pPr>
-              <w:spacing w:after="0" w:line="270"/>
-              <w:jc w:val="center"/>
-            </w:pPr>
-            <w:r>
-              <w:rPr>
-                <w:rFonts w:ascii="Times New Roman" w:cs="Times New Roman" w:eastAsia="Times New Roman" w:hAnsi="Times New Roman"/>
-                <w:b w:val="false"/>
-                <w:bCs w:val="false"/>
-                <w:i w:val="false"/>
-                <w:iCs w:val="false"/>
-                <w:color w:val="111111"/>
-                <w:sz w:val="19"/>
-                <w:szCs w:val="19"/>
+              <w:spacing w:after="0" w:line="198"/>
+              <w:jc w:val="center"/>
+            </w:pPr>
+            <w:r>
+              <w:rPr>
+                <w:rFonts w:ascii="Times New Roman" w:cs="Times New Roman" w:eastAsia="Times New Roman" w:hAnsi="Times New Roman"/>
+                <w:b w:val="false"/>
+                <w:bCs w:val="false"/>
+                <w:i w:val="false"/>
+                <w:iCs w:val="false"/>
+                <w:color w:val="111111"/>
+                <w:sz w:val="15"/>
+                <w:szCs w:val="15"/>
               </w:rPr>
               <w:t xml:space="preserve">5</w:t>
             </w:r>
@@ -6604,18 +6450,18 @@
           </w:tcPr>
           <w:p>
             <w:pPr>
-              <w:spacing w:after="0" w:line="270"/>
-            </w:pPr>
-            <w:r>
-              <w:rPr>
-                <w:rFonts w:ascii="Times New Roman" w:cs="Times New Roman" w:eastAsia="Times New Roman" w:hAnsi="Times New Roman"/>
-                <w:b w:val="false"/>
-                <w:bCs w:val="false"/>
-                <w:i w:val="false"/>
-                <w:iCs w:val="false"/>
-                <w:color w:val="111111"/>
-                <w:sz w:val="20"/>
-                <w:szCs w:val="20"/>
+              <w:spacing w:after="0" w:line="198"/>
+            </w:pPr>
+            <w:r>
+              <w:rPr>
+                <w:rFonts w:ascii="Times New Roman" w:cs="Times New Roman" w:eastAsia="Times New Roman" w:hAnsi="Times New Roman"/>
+                <w:b w:val="false"/>
+                <w:bCs w:val="false"/>
+                <w:i w:val="false"/>
+                <w:iCs w:val="false"/>
+                <w:color w:val="111111"/>
+                <w:sz w:val="16"/>
+                <w:szCs w:val="16"/>
               </w:rPr>
               <w:t xml:space="preserve">Aile Ankara’ya ne ile dönmüştür?</w:t>
             </w:r>
@@ -6635,7 +6481,7 @@
           <w:p>
             <w:pPr>
               <w:bidi/>
-              <w:spacing w:after="0" w:line="320"/>
+              <w:spacing w:after="0" w:line="198"/>
             </w:pPr>
             <w:r>
               <w:rPr>
@@ -6643,8 +6489,8 @@
                 <w:b w:val="false"/>
                 <w:bCs w:val="false"/>
                 <w:color w:val="111111"/>
-                <w:sz w:val="28"/>
-                <w:szCs w:val="28"/>
+                <w:sz w:val="24"/>
+                <w:szCs w:val="24"/>
                 <w:rtl/>
               </w:rPr>
               <w:t xml:space="preserve"/>
@@ -6658,7 +6504,7 @@
         <w:tabs>
           <w:tab w:val="right" w:pos="9864"/>
         </w:tabs>
-        <w:spacing w:after="90" w:before="220" w:line="280"/>
+        <w:spacing w:after="20" w:before="48" w:line="198"/>
         <w:ind w:left="340" w:hanging="340"/>
       </w:pPr>
       <w:r>
@@ -6669,16 +6515,16 @@
           <w:i w:val="false"/>
           <w:iCs w:val="false"/>
           <w:color w:val="111111"/>
-          <w:sz w:val="21"/>
-          <w:szCs w:val="21"/>
+          <w:sz w:val="17"/>
+          <w:szCs w:val="17"/>
         </w:rPr>
         <w:t xml:space="preserve">8.</w:t>
       </w:r>
       <w:r>
         <w:rPr>
           <w:rFonts w:ascii="Times New Roman" w:cs="Times New Roman" w:eastAsia="Times New Roman" w:hAnsi="Times New Roman"/>
-          <w:sz w:val="21"/>
-          <w:szCs w:val="21"/>
+          <w:sz w:val="17"/>
+          <w:szCs w:val="17"/>
         </w:rPr>
         <w:tab/>
       </w:r>
@@ -6690,16 +6536,16 @@
           <w:i w:val="false"/>
           <w:iCs w:val="false"/>
           <w:color w:val="111111"/>
-          <w:sz w:val="21"/>
-          <w:szCs w:val="21"/>
+          <w:sz w:val="17"/>
+          <w:szCs w:val="17"/>
         </w:rPr>
         <w:t xml:space="preserve">Bir arkadaşınıza gitmek istediğiniz şehri tanıtan ve onu davet eden kısa bir metin yazınız.</w:t>
       </w:r>
       <w:r>
         <w:rPr>
           <w:rFonts w:ascii="Times New Roman" w:cs="Times New Roman" w:eastAsia="Times New Roman" w:hAnsi="Times New Roman"/>
-          <w:sz w:val="21"/>
-          <w:szCs w:val="21"/>
+          <w:sz w:val="17"/>
+          <w:szCs w:val="17"/>
         </w:rPr>
         <w:tab/>
       </w:r>
@@ -6711,8 +6557,8 @@
           <w:i w:val="false"/>
           <w:iCs w:val="false"/>
           <w:color w:val="55636F"/>
-          <w:sz w:val="18"/>
-          <w:szCs w:val="18"/>
+          <w:sz w:val="14"/>
+          <w:szCs w:val="14"/>
         </w:rPr>
         <w:t xml:space="preserve">(15 puan)</w:t>
       </w:r>
@@ -6720,7 +6566,7 @@
     <w:p>
       <w:pPr>
         <w:keepNext w:val="false"/>
-        <w:spacing w:after="90" w:before="0" w:line="280"/>
+        <w:spacing w:after="20" w:before="0" w:line="198"/>
         <w:ind w:left="340"/>
       </w:pPr>
       <w:r>
@@ -6731,8 +6577,8 @@
           <w:i/>
           <w:iCs/>
           <w:color w:val="5B6772"/>
-          <w:sz w:val="18"/>
-          <w:szCs w:val="18"/>
+          <w:sz w:val="14"/>
+          <w:szCs w:val="14"/>
         </w:rPr>
         <w:t xml:space="preserve">En az sekiz cümle yazınız. Ulaşım aracını, gezilecek yerleri ve sebebini belirtiniz.</w:t>
       </w:r>
@@ -6767,7 +6613,7 @@
           </w:tcPr>
           <w:p>
             <w:pPr>
-              <w:spacing w:after="50"/>
+              <w:spacing w:after="11"/>
             </w:pPr>
             <w:r>
               <w:rPr>
@@ -6777,8 +6623,8 @@
                 <w:i w:val="false"/>
                 <w:iCs w:val="false"/>
                 <w:color w:val="39454F"/>
-                <w:sz w:val="17"/>
-                <w:szCs w:val="17"/>
+                <w:sz w:val="13"/>
+                <w:szCs w:val="13"/>
               </w:rPr>
               <w:t xml:space="preserve">KELİME HAVUZU</w:t>
             </w:r>
@@ -6786,7 +6632,7 @@
           <w:p>
             <w:pPr>
               <w:bidi/>
-              <w:spacing w:after="0" w:line="360"/>
+              <w:spacing w:after="0" w:line="198"/>
               <w:jc w:val="center"/>
             </w:pPr>
             <w:r>
@@ -6795,8 +6641,8 @@
                 <w:b w:val="false"/>
                 <w:bCs w:val="false"/>
                 <w:color w:val="111111"/>
-                <w:sz w:val="30"/>
-                <w:szCs w:val="30"/>
+                <w:sz w:val="26"/>
+                <w:szCs w:val="26"/>
                 <w:rtl/>
               </w:rPr>
               <w:t xml:space="preserve">صَدِيقِي الْعَزِيزَ   —   أَدْعُوكَ إِلَى   —   سَنُسَافِرُ بِ   —   لِأَنَّ   —   مِنْ أَشْهَرِ   —   سَنَزُورُ   —   هَلْ يُمْكِنُ أَنْ   —   مَعَ تَحِيَّاتِي</w:t>
@@ -6807,7 +6653,7 @@
     </w:tbl>
     <w:p>
       <w:pPr>
-        <w:spacing w:after="80"/>
+        <w:spacing w:after="18"/>
       </w:pPr>
       <w:r>
         <w:rPr>
@@ -6817,8 +6663,8 @@
           <w:i w:val="false"/>
           <w:iCs w:val="false"/>
           <w:color w:val="111111"/>
-          <w:sz w:val="21"/>
-          <w:szCs w:val="21"/>
+          <w:sz w:val="17"/>
+          <w:szCs w:val="17"/>
         </w:rPr>
         <w:t xml:space="preserve"/>
       </w:r>
@@ -6829,7 +6675,7 @@
           <w:bottom w:val="dotted" w:color="97A4B1" w:sz="6"/>
         </w:pBdr>
         <w:bidi/>
-        <w:spacing w:after="210" w:line="300"/>
+        <w:spacing w:after="46" w:line="198"/>
       </w:pPr>
       <w:r>
         <w:rPr>
@@ -6839,30 +6685,8 @@
           <w:i w:val="false"/>
           <w:iCs w:val="false"/>
           <w:color w:val="111111"/>
-          <w:sz w:val="21"/>
-          <w:szCs w:val="21"/>
-        </w:rPr>
-        <w:t xml:space="preserve"/>
-      </w:r>
-    </w:p>
-    <w:p>
-      <w:pPr>
-        <w:pBdr>
-          <w:bottom w:val="dotted" w:color="96A3B0" w:sz="6"/>
-        </w:pBdr>
-        <w:bidi/>
-        <w:spacing w:after="210" w:line="300"/>
-      </w:pPr>
-      <w:r>
-        <w:rPr>
-          <w:rFonts w:ascii="Times New Roman" w:cs="Times New Roman" w:eastAsia="Times New Roman" w:hAnsi="Times New Roman"/>
-          <w:b w:val="false"/>
-          <w:bCs w:val="false"/>
-          <w:i w:val="false"/>
-          <w:iCs w:val="false"/>
-          <w:color w:val="111111"/>
-          <w:sz w:val="21"/>
-          <w:szCs w:val="21"/>
+          <w:sz w:val="17"/>
+          <w:szCs w:val="17"/>
         </w:rPr>
         <w:t xml:space="preserve"/>
       </w:r>
@@ -6873,7 +6697,7 @@
           <w:bottom w:val="dotted" w:color="97A4B1" w:sz="6"/>
         </w:pBdr>
         <w:bidi/>
-        <w:spacing w:after="210" w:line="300"/>
+        <w:spacing w:after="46" w:line="198"/>
       </w:pPr>
       <w:r>
         <w:rPr>
@@ -6883,19 +6707,15 @@
           <w:i w:val="false"/>
           <w:iCs w:val="false"/>
           <w:color w:val="111111"/>
-          <w:sz w:val="21"/>
-          <w:szCs w:val="21"/>
+          <w:sz w:val="17"/>
+          <w:szCs w:val="17"/>
         </w:rPr>
         <w:t xml:space="preserve"/>
       </w:r>
     </w:p>
     <w:p>
       <w:pPr>
-        <w:pBdr>
-          <w:bottom w:val="dotted" w:color="96A3B0" w:sz="6"/>
-        </w:pBdr>
-        <w:bidi/>
-        <w:spacing w:after="210" w:line="300"/>
+        <w:spacing w:after="40"/>
       </w:pPr>
       <w:r>
         <w:rPr>
@@ -6905,114 +6725,8 @@
           <w:i w:val="false"/>
           <w:iCs w:val="false"/>
           <w:color w:val="111111"/>
-          <w:sz w:val="21"/>
-          <w:szCs w:val="21"/>
-        </w:rPr>
-        <w:t xml:space="preserve"/>
-      </w:r>
-    </w:p>
-    <w:p>
-      <w:pPr>
-        <w:pBdr>
-          <w:bottom w:val="dotted" w:color="97A4B1" w:sz="6"/>
-        </w:pBdr>
-        <w:bidi/>
-        <w:spacing w:after="210" w:line="300"/>
-      </w:pPr>
-      <w:r>
-        <w:rPr>
-          <w:rFonts w:ascii="Times New Roman" w:cs="Times New Roman" w:eastAsia="Times New Roman" w:hAnsi="Times New Roman"/>
-          <w:b w:val="false"/>
-          <w:bCs w:val="false"/>
-          <w:i w:val="false"/>
-          <w:iCs w:val="false"/>
-          <w:color w:val="111111"/>
-          <w:sz w:val="21"/>
-          <w:szCs w:val="21"/>
-        </w:rPr>
-        <w:t xml:space="preserve"/>
-      </w:r>
-    </w:p>
-    <w:p>
-      <w:pPr>
-        <w:pBdr>
-          <w:bottom w:val="dotted" w:color="96A3B0" w:sz="6"/>
-        </w:pBdr>
-        <w:bidi/>
-        <w:spacing w:after="210" w:line="300"/>
-      </w:pPr>
-      <w:r>
-        <w:rPr>
-          <w:rFonts w:ascii="Times New Roman" w:cs="Times New Roman" w:eastAsia="Times New Roman" w:hAnsi="Times New Roman"/>
-          <w:b w:val="false"/>
-          <w:bCs w:val="false"/>
-          <w:i w:val="false"/>
-          <w:iCs w:val="false"/>
-          <w:color w:val="111111"/>
-          <w:sz w:val="21"/>
-          <w:szCs w:val="21"/>
-        </w:rPr>
-        <w:t xml:space="preserve"/>
-      </w:r>
-    </w:p>
-    <w:p>
-      <w:pPr>
-        <w:pBdr>
-          <w:bottom w:val="dotted" w:color="97A4B1" w:sz="6"/>
-        </w:pBdr>
-        <w:bidi/>
-        <w:spacing w:after="210" w:line="300"/>
-      </w:pPr>
-      <w:r>
-        <w:rPr>
-          <w:rFonts w:ascii="Times New Roman" w:cs="Times New Roman" w:eastAsia="Times New Roman" w:hAnsi="Times New Roman"/>
-          <w:b w:val="false"/>
-          <w:bCs w:val="false"/>
-          <w:i w:val="false"/>
-          <w:iCs w:val="false"/>
-          <w:color w:val="111111"/>
-          <w:sz w:val="21"/>
-          <w:szCs w:val="21"/>
-        </w:rPr>
-        <w:t xml:space="preserve"/>
-      </w:r>
-    </w:p>
-    <w:p>
-      <w:pPr>
-        <w:pBdr>
-          <w:bottom w:val="dotted" w:color="96A3B0" w:sz="6"/>
-        </w:pBdr>
-        <w:bidi/>
-        <w:spacing w:after="210" w:line="300"/>
-      </w:pPr>
-      <w:r>
-        <w:rPr>
-          <w:rFonts w:ascii="Times New Roman" w:cs="Times New Roman" w:eastAsia="Times New Roman" w:hAnsi="Times New Roman"/>
-          <w:b w:val="false"/>
-          <w:bCs w:val="false"/>
-          <w:i w:val="false"/>
-          <w:iCs w:val="false"/>
-          <w:color w:val="111111"/>
-          <w:sz w:val="21"/>
-          <w:szCs w:val="21"/>
-        </w:rPr>
-        <w:t xml:space="preserve"/>
-      </w:r>
-    </w:p>
-    <w:p>
-      <w:pPr>
-        <w:spacing w:after="180"/>
-      </w:pPr>
-      <w:r>
-        <w:rPr>
-          <w:rFonts w:ascii="Times New Roman" w:cs="Times New Roman" w:eastAsia="Times New Roman" w:hAnsi="Times New Roman"/>
-          <w:b w:val="false"/>
-          <w:bCs w:val="false"/>
-          <w:i w:val="false"/>
-          <w:iCs w:val="false"/>
-          <w:color w:val="111111"/>
-          <w:sz w:val="21"/>
-          <w:szCs w:val="21"/>
+          <w:sz w:val="17"/>
+          <w:szCs w:val="17"/>
         </w:rPr>
         <w:t xml:space="preserve"/>
       </w:r>
@@ -7020,7 +6734,7 @@
     <w:p>
       <w:pPr>
         <w:keepNext w:val="false"/>
-        <w:spacing w:after="70" w:before="0" w:line="280"/>
+        <w:spacing w:after="15" w:before="0" w:line="198"/>
         <w:jc w:val="center"/>
       </w:pPr>
       <w:r>
@@ -7031,8 +6745,8 @@
           <w:i/>
           <w:iCs/>
           <w:color w:val="5B6772"/>
-          <w:sz w:val="19"/>
-          <w:szCs w:val="19"/>
+          <w:sz w:val="15"/>
+          <w:szCs w:val="15"/>
         </w:rPr>
         <w:t xml:space="preserve">Başarılar dilerim.</w:t>
       </w:r>
@@ -7040,7 +6754,7 @@
     <w:p>
       <w:pPr>
         <w:keepNext w:val="false"/>
-        <w:spacing w:after="70" w:before="0" w:line="280"/>
+        <w:spacing w:after="15" w:before="0" w:line="198"/>
         <w:jc w:val="center"/>
       </w:pPr>
       <w:r>
@@ -7051,8 +6765,8 @@
           <w:i w:val="false"/>
           <w:iCs w:val="false"/>
           <w:color w:val="5B6772"/>
-          <w:sz w:val="18"/>
-          <w:szCs w:val="18"/>
+          <w:sz w:val="14"/>
+          <w:szCs w:val="14"/>
         </w:rPr>
         <w:t xml:space="preserve">Arapça Öğretmeni</w:t>
       </w:r>
@@ -7067,7 +6781,7 @@
         <w:pBdr>
           <w:bottom w:val="single" w:color="3F4C58" w:sz="8"/>
         </w:pBdr>
-        <w:spacing w:after="40"/>
+        <w:spacing w:after="9"/>
         <w:jc w:val="center"/>
       </w:pPr>
       <w:r>
@@ -7078,8 +6792,8 @@
           <w:i w:val="false"/>
           <w:iCs w:val="false"/>
           <w:color w:val="15222E"/>
-          <w:sz w:val="24"/>
-          <w:szCs w:val="24"/>
+          <w:sz w:val="19"/>
+          <w:szCs w:val="19"/>
         </w:rPr>
         <w:t xml:space="preserve">CEVAP ANAHTARI VE PUANLAMA</w:t>
       </w:r>
@@ -7087,7 +6801,7 @@
     <w:p>
       <w:pPr>
         <w:keepNext w:val="false"/>
-        <w:spacing w:after="160" w:before="0" w:line="280"/>
+        <w:spacing w:after="35" w:before="0" w:line="198"/>
         <w:jc w:val="center"/>
       </w:pPr>
       <w:r>
@@ -7098,8 +6812,8 @@
           <w:i/>
           <w:iCs/>
           <w:color w:val="5B6772"/>
-          <w:sz w:val="18"/>
-          <w:szCs w:val="18"/>
+          <w:sz w:val="14"/>
+          <w:szCs w:val="14"/>
         </w:rPr>
         <w:t xml:space="preserve">10. Sınıf · 2. Dönem 1. Yazılı · Beceri Temelli · 3. Tema (SEYAHAT ETMEYİ SEVİYORUM)</w:t>
       </w:r>
@@ -7107,7 +6821,7 @@
     <w:p>
       <w:pPr>
         <w:keepNext w:val="false"/>
-        <w:spacing w:after="180" w:before="0" w:line="280"/>
+        <w:spacing w:after="40" w:before="0" w:line="198"/>
         <w:jc w:val="center"/>
       </w:pPr>
       <w:r>
@@ -7118,8 +6832,8 @@
           <w:i/>
           <w:iCs/>
           <w:color w:val="8A97A3"/>
-          <w:sz w:val="16"/>
-          <w:szCs w:val="16"/>
+          <w:sz w:val="13"/>
+          <w:szCs w:val="13"/>
         </w:rPr>
         <w:t xml:space="preserve">Bu sayfa öğrenciye verilmez.</w:t>
       </w:r>
@@ -7159,7 +6873,7 @@
           </w:tcPr>
           <w:p>
             <w:pPr>
-              <w:spacing w:after="0" w:line="270"/>
+              <w:spacing w:after="0" w:line="198"/>
               <w:jc w:val="center"/>
             </w:pPr>
             <w:r>
@@ -7170,8 +6884,8 @@
                 <w:i w:val="false"/>
                 <w:iCs w:val="false"/>
                 <w:color w:val="111111"/>
-                <w:sz w:val="18"/>
-                <w:szCs w:val="18"/>
+                <w:sz w:val="14"/>
+                <w:szCs w:val="14"/>
               </w:rPr>
               <w:t xml:space="preserve">Soru</w:t>
             </w:r>
@@ -7191,7 +6905,7 @@
           </w:tcPr>
           <w:p>
             <w:pPr>
-              <w:spacing w:after="0" w:line="270"/>
+              <w:spacing w:after="0" w:line="198"/>
               <w:jc w:val="center"/>
             </w:pPr>
             <w:r>
@@ -7202,8 +6916,8 @@
                 <w:i w:val="false"/>
                 <w:iCs w:val="false"/>
                 <w:color w:val="111111"/>
-                <w:sz w:val="18"/>
-                <w:szCs w:val="18"/>
+                <w:sz w:val="14"/>
+                <w:szCs w:val="14"/>
               </w:rPr>
               <w:t xml:space="preserve">Puan</w:t>
             </w:r>
@@ -7223,7 +6937,7 @@
           </w:tcPr>
           <w:p>
             <w:pPr>
-              <w:spacing w:after="0" w:line="270"/>
+              <w:spacing w:after="0" w:line="198"/>
               <w:jc w:val="center"/>
             </w:pPr>
             <w:r>
@@ -7234,8 +6948,8 @@
                 <w:i w:val="false"/>
                 <w:iCs w:val="false"/>
                 <w:color w:val="111111"/>
-                <w:sz w:val="18"/>
-                <w:szCs w:val="18"/>
+                <w:sz w:val="14"/>
+                <w:szCs w:val="14"/>
               </w:rPr>
               <w:t xml:space="preserve">Cevap</w:t>
             </w:r>
@@ -7256,7 +6970,7 @@
           </w:tcPr>
           <w:p>
             <w:pPr>
-              <w:spacing w:after="0" w:line="270"/>
+              <w:spacing w:after="0" w:line="198"/>
               <w:jc w:val="center"/>
             </w:pPr>
             <w:r>
@@ -7267,8 +6981,8 @@
                 <w:i w:val="false"/>
                 <w:iCs w:val="false"/>
                 <w:color w:val="111111"/>
-                <w:sz w:val="19"/>
-                <w:szCs w:val="19"/>
+                <w:sz w:val="15"/>
+                <w:szCs w:val="15"/>
               </w:rPr>
               <w:t xml:space="preserve">1</w:t>
             </w:r>
@@ -7287,19 +7001,19 @@
           </w:tcPr>
           <w:p>
             <w:pPr>
-              <w:spacing w:after="0" w:line="270"/>
-              <w:jc w:val="center"/>
-            </w:pPr>
-            <w:r>
-              <w:rPr>
-                <w:rFonts w:ascii="Times New Roman" w:cs="Times New Roman" w:eastAsia="Times New Roman" w:hAnsi="Times New Roman"/>
-                <w:b w:val="false"/>
-                <w:bCs w:val="false"/>
-                <w:i w:val="false"/>
-                <w:iCs w:val="false"/>
-                <w:color w:val="111111"/>
-                <w:sz w:val="19"/>
-                <w:szCs w:val="19"/>
+              <w:spacing w:after="0" w:line="198"/>
+              <w:jc w:val="center"/>
+            </w:pPr>
+            <w:r>
+              <w:rPr>
+                <w:rFonts w:ascii="Times New Roman" w:cs="Times New Roman" w:eastAsia="Times New Roman" w:hAnsi="Times New Roman"/>
+                <w:b w:val="false"/>
+                <w:bCs w:val="false"/>
+                <w:i w:val="false"/>
+                <w:iCs w:val="false"/>
+                <w:color w:val="111111"/>
+                <w:sz w:val="15"/>
+                <w:szCs w:val="15"/>
               </w:rPr>
               <w:t xml:space="preserve">15</w:t>
             </w:r>
@@ -7318,36 +7032,36 @@
           </w:tcPr>
           <w:p>
             <w:pPr>
-              <w:spacing w:after="0" w:line="270"/>
-            </w:pPr>
-            <w:r>
-              <w:rPr>
-                <w:rFonts w:ascii="Times New Roman" w:cs="Times New Roman" w:eastAsia="Times New Roman" w:hAnsi="Times New Roman"/>
-                <w:b w:val="false"/>
-                <w:bCs w:val="false"/>
-                <w:i w:val="false"/>
-                <w:iCs w:val="false"/>
-                <w:color w:val="111111"/>
-                <w:sz w:val="19"/>
-                <w:szCs w:val="19"/>
+              <w:spacing w:after="0" w:line="198"/>
+            </w:pPr>
+            <w:r>
+              <w:rPr>
+                <w:rFonts w:ascii="Times New Roman" w:cs="Times New Roman" w:eastAsia="Times New Roman" w:hAnsi="Times New Roman"/>
+                <w:b w:val="false"/>
+                <w:bCs w:val="false"/>
+                <w:i w:val="false"/>
+                <w:iCs w:val="false"/>
+                <w:color w:val="111111"/>
+                <w:sz w:val="15"/>
+                <w:szCs w:val="15"/>
               </w:rPr>
               <w:t xml:space="preserve">a) A   ·   b) C   ·   c) B   (her biri 4 puan)</w:t>
             </w:r>
           </w:p>
           <w:p>
             <w:pPr>
-              <w:spacing w:after="0" w:line="270"/>
-            </w:pPr>
-            <w:r>
-              <w:rPr>
-                <w:rFonts w:ascii="Times New Roman" w:cs="Times New Roman" w:eastAsia="Times New Roman" w:hAnsi="Times New Roman"/>
-                <w:b w:val="false"/>
-                <w:bCs w:val="false"/>
-                <w:i w:val="false"/>
-                <w:iCs w:val="false"/>
-                <w:color w:val="111111"/>
-                <w:sz w:val="19"/>
-                <w:szCs w:val="19"/>
+              <w:spacing w:after="0" w:line="198"/>
+            </w:pPr>
+            <w:r>
+              <w:rPr>
+                <w:rFonts w:ascii="Times New Roman" w:cs="Times New Roman" w:eastAsia="Times New Roman" w:hAnsi="Times New Roman"/>
+                <w:b w:val="false"/>
+                <w:bCs w:val="false"/>
+                <w:i w:val="false"/>
+                <w:iCs w:val="false"/>
+                <w:color w:val="111111"/>
+                <w:sz w:val="15"/>
+                <w:szCs w:val="15"/>
               </w:rPr>
               <w:t xml:space="preserve">d) Örnek: İlk gün camiyi ve çarşıyı, ikinci gün gemiyle şehri gezmişlerdir. (3 puan)</w:t>
             </w:r>
@@ -7368,7 +7082,7 @@
           </w:tcPr>
           <w:p>
             <w:pPr>
-              <w:spacing w:after="0" w:line="270"/>
+              <w:spacing w:after="0" w:line="198"/>
               <w:jc w:val="center"/>
             </w:pPr>
             <w:r>
@@ -7379,8 +7093,8 @@
                 <w:i w:val="false"/>
                 <w:iCs w:val="false"/>
                 <w:color w:val="111111"/>
-                <w:sz w:val="19"/>
-                <w:szCs w:val="19"/>
+                <w:sz w:val="15"/>
+                <w:szCs w:val="15"/>
               </w:rPr>
               <w:t xml:space="preserve">2</w:t>
             </w:r>
@@ -7399,19 +7113,19 @@
           </w:tcPr>
           <w:p>
             <w:pPr>
-              <w:spacing w:after="0" w:line="270"/>
-              <w:jc w:val="center"/>
-            </w:pPr>
-            <w:r>
-              <w:rPr>
-                <w:rFonts w:ascii="Times New Roman" w:cs="Times New Roman" w:eastAsia="Times New Roman" w:hAnsi="Times New Roman"/>
-                <w:b w:val="false"/>
-                <w:bCs w:val="false"/>
-                <w:i w:val="false"/>
-                <w:iCs w:val="false"/>
-                <w:color w:val="111111"/>
-                <w:sz w:val="19"/>
-                <w:szCs w:val="19"/>
+              <w:spacing w:after="0" w:line="198"/>
+              <w:jc w:val="center"/>
+            </w:pPr>
+            <w:r>
+              <w:rPr>
+                <w:rFonts w:ascii="Times New Roman" w:cs="Times New Roman" w:eastAsia="Times New Roman" w:hAnsi="Times New Roman"/>
+                <w:b w:val="false"/>
+                <w:bCs w:val="false"/>
+                <w:i w:val="false"/>
+                <w:iCs w:val="false"/>
+                <w:color w:val="111111"/>
+                <w:sz w:val="15"/>
+                <w:szCs w:val="15"/>
               </w:rPr>
               <w:t xml:space="preserve">10</w:t>
             </w:r>
@@ -7430,54 +7144,54 @@
           </w:tcPr>
           <w:p>
             <w:pPr>
-              <w:spacing w:after="0" w:line="270"/>
-            </w:pPr>
-            <w:r>
-              <w:rPr>
-                <w:rFonts w:ascii="Times New Roman" w:cs="Times New Roman" w:eastAsia="Times New Roman" w:hAnsi="Times New Roman"/>
-                <w:b w:val="false"/>
-                <w:bCs w:val="false"/>
-                <w:i w:val="false"/>
-                <w:iCs w:val="false"/>
-                <w:color w:val="111111"/>
-                <w:sz w:val="19"/>
-                <w:szCs w:val="19"/>
+              <w:spacing w:after="0" w:line="198"/>
+            </w:pPr>
+            <w:r>
+              <w:rPr>
+                <w:rFonts w:ascii="Times New Roman" w:cs="Times New Roman" w:eastAsia="Times New Roman" w:hAnsi="Times New Roman"/>
+                <w:b w:val="false"/>
+                <w:bCs w:val="false"/>
+                <w:i w:val="false"/>
+                <w:iCs w:val="false"/>
+                <w:color w:val="111111"/>
+                <w:sz w:val="15"/>
+                <w:szCs w:val="15"/>
               </w:rPr>
               <w:t xml:space="preserve">DİNLEME METNİ (iki kez okunur):</w:t>
             </w:r>
           </w:p>
           <w:p>
             <w:pPr>
-              <w:spacing w:after="0" w:line="270"/>
-            </w:pPr>
-            <w:r>
-              <w:rPr>
-                <w:rFonts w:ascii="Times New Roman" w:cs="Times New Roman" w:eastAsia="Times New Roman" w:hAnsi="Times New Roman"/>
-                <w:b w:val="false"/>
-                <w:bCs w:val="false"/>
-                <w:i w:val="false"/>
-                <w:iCs w:val="false"/>
-                <w:color w:val="111111"/>
-                <w:sz w:val="19"/>
-                <w:szCs w:val="19"/>
+              <w:spacing w:after="0" w:line="198"/>
+            </w:pPr>
+            <w:r>
+              <w:rPr>
+                <w:rFonts w:ascii="Times New Roman" w:cs="Times New Roman" w:eastAsia="Times New Roman" w:hAnsi="Times New Roman"/>
+                <w:b w:val="false"/>
+                <w:bCs w:val="false"/>
+                <w:i w:val="false"/>
+                <w:iCs w:val="false"/>
+                <w:color w:val="111111"/>
+                <w:sz w:val="15"/>
+                <w:szCs w:val="15"/>
               </w:rPr>
               <w:t xml:space="preserve">أَنَا عُمَرُ وَأَعْمَلُ فِي مَكْتَبِ السِّيَاحَةِ. سَنَذْهَبُ الْيَوْمَ إِلَى وَسَطِ الْمَدِينَةِ بِالْحَافِلَةِ، لِأَنَّ الطَّرِيقَ قَرِيبٌ. تَبْدَأُ الرِّحْلَةُ فِي السَّاعَةِ التَّاسِعَةِ صَبَاحًا. لَا تَنْسَوْا الْمَاءَ وَالنَّظَّارَةَ الشَّمْسِيَّةَ. سَنَزُورُ الْقَلْعَةَ وَالسُّوقَ، ثُمَّ نَعُودُ إِلَى الْفُنْدُقِ مَسَاءً.</w:t>
             </w:r>
           </w:p>
           <w:p>
             <w:pPr>
-              <w:spacing w:after="0" w:line="270"/>
-            </w:pPr>
-            <w:r>
-              <w:rPr>
-                <w:rFonts w:ascii="Times New Roman" w:cs="Times New Roman" w:eastAsia="Times New Roman" w:hAnsi="Times New Roman"/>
-                <w:b w:val="false"/>
-                <w:bCs w:val="false"/>
-                <w:i w:val="false"/>
-                <w:iCs w:val="false"/>
-                <w:color w:val="111111"/>
-                <w:sz w:val="19"/>
-                <w:szCs w:val="19"/>
+              <w:spacing w:after="0" w:line="198"/>
+            </w:pPr>
+            <w:r>
+              <w:rPr>
+                <w:rFonts w:ascii="Times New Roman" w:cs="Times New Roman" w:eastAsia="Times New Roman" w:hAnsi="Times New Roman"/>
+                <w:b w:val="false"/>
+                <w:bCs w:val="false"/>
+                <w:i w:val="false"/>
+                <w:iCs w:val="false"/>
+                <w:color w:val="111111"/>
+                <w:sz w:val="15"/>
+                <w:szCs w:val="15"/>
               </w:rPr>
               <w:t xml:space="preserve">Cevaplar:  1 - D  ·  2 - Y  ·  3 - Y  ·  4 - D  ·  5 - D</w:t>
             </w:r>
@@ -7498,7 +7212,7 @@
           </w:tcPr>
           <w:p>
             <w:pPr>
-              <w:spacing w:after="0" w:line="270"/>
+              <w:spacing w:after="0" w:line="198"/>
               <w:jc w:val="center"/>
             </w:pPr>
             <w:r>
@@ -7509,8 +7223,8 @@
                 <w:i w:val="false"/>
                 <w:iCs w:val="false"/>
                 <w:color w:val="111111"/>
-                <w:sz w:val="19"/>
-                <w:szCs w:val="19"/>
+                <w:sz w:val="15"/>
+                <w:szCs w:val="15"/>
               </w:rPr>
               <w:t xml:space="preserve">3</w:t>
             </w:r>
@@ -7529,19 +7243,19 @@
           </w:tcPr>
           <w:p>
             <w:pPr>
-              <w:spacing w:after="0" w:line="270"/>
-              <w:jc w:val="center"/>
-            </w:pPr>
-            <w:r>
-              <w:rPr>
-                <w:rFonts w:ascii="Times New Roman" w:cs="Times New Roman" w:eastAsia="Times New Roman" w:hAnsi="Times New Roman"/>
-                <w:b w:val="false"/>
-                <w:bCs w:val="false"/>
-                <w:i w:val="false"/>
-                <w:iCs w:val="false"/>
-                <w:color w:val="111111"/>
-                <w:sz w:val="19"/>
-                <w:szCs w:val="19"/>
+              <w:spacing w:after="0" w:line="198"/>
+              <w:jc w:val="center"/>
+            </w:pPr>
+            <w:r>
+              <w:rPr>
+                <w:rFonts w:ascii="Times New Roman" w:cs="Times New Roman" w:eastAsia="Times New Roman" w:hAnsi="Times New Roman"/>
+                <w:b w:val="false"/>
+                <w:bCs w:val="false"/>
+                <w:i w:val="false"/>
+                <w:iCs w:val="false"/>
+                <w:color w:val="111111"/>
+                <w:sz w:val="15"/>
+                <w:szCs w:val="15"/>
               </w:rPr>
               <w:t xml:space="preserve">15</w:t>
             </w:r>
@@ -7560,18 +7274,18 @@
           </w:tcPr>
           <w:p>
             <w:pPr>
-              <w:spacing w:after="0" w:line="270"/>
-            </w:pPr>
-            <w:r>
-              <w:rPr>
-                <w:rFonts w:ascii="Times New Roman" w:cs="Times New Roman" w:eastAsia="Times New Roman" w:hAnsi="Times New Roman"/>
-                <w:b w:val="false"/>
-                <w:bCs w:val="false"/>
-                <w:i w:val="false"/>
-                <w:iCs w:val="false"/>
-                <w:color w:val="111111"/>
-                <w:sz w:val="19"/>
-                <w:szCs w:val="19"/>
+              <w:spacing w:after="0" w:line="198"/>
+            </w:pPr>
+            <w:r>
+              <w:rPr>
+                <w:rFonts w:ascii="Times New Roman" w:cs="Times New Roman" w:eastAsia="Times New Roman" w:hAnsi="Times New Roman"/>
+                <w:b w:val="false"/>
+                <w:bCs w:val="false"/>
+                <w:i w:val="false"/>
+                <w:iCs w:val="false"/>
+                <w:color w:val="111111"/>
+                <w:sz w:val="15"/>
+                <w:szCs w:val="15"/>
               </w:rPr>
               <w:t xml:space="preserve">1 - C  ·  2 - B  ·  3 - D  ·  4 - A  ·  5 - B</w:t>
             </w:r>
@@ -7592,7 +7306,7 @@
           </w:tcPr>
           <w:p>
             <w:pPr>
-              <w:spacing w:after="0" w:line="270"/>
+              <w:spacing w:after="0" w:line="198"/>
               <w:jc w:val="center"/>
             </w:pPr>
             <w:r>
@@ -7603,8 +7317,8 @@
                 <w:i w:val="false"/>
                 <w:iCs w:val="false"/>
                 <w:color w:val="111111"/>
-                <w:sz w:val="19"/>
-                <w:szCs w:val="19"/>
+                <w:sz w:val="15"/>
+                <w:szCs w:val="15"/>
               </w:rPr>
               <w:t xml:space="preserve">4</w:t>
             </w:r>
@@ -7623,19 +7337,19 @@
           </w:tcPr>
           <w:p>
             <w:pPr>
-              <w:spacing w:after="0" w:line="270"/>
-              <w:jc w:val="center"/>
-            </w:pPr>
-            <w:r>
-              <w:rPr>
-                <w:rFonts w:ascii="Times New Roman" w:cs="Times New Roman" w:eastAsia="Times New Roman" w:hAnsi="Times New Roman"/>
-                <w:b w:val="false"/>
-                <w:bCs w:val="false"/>
-                <w:i w:val="false"/>
-                <w:iCs w:val="false"/>
-                <w:color w:val="111111"/>
-                <w:sz w:val="19"/>
-                <w:szCs w:val="19"/>
+              <w:spacing w:after="0" w:line="198"/>
+              <w:jc w:val="center"/>
+            </w:pPr>
+            <w:r>
+              <w:rPr>
+                <w:rFonts w:ascii="Times New Roman" w:cs="Times New Roman" w:eastAsia="Times New Roman" w:hAnsi="Times New Roman"/>
+                <w:b w:val="false"/>
+                <w:bCs w:val="false"/>
+                <w:i w:val="false"/>
+                <w:iCs w:val="false"/>
+                <w:color w:val="111111"/>
+                <w:sz w:val="15"/>
+                <w:szCs w:val="15"/>
               </w:rPr>
               <w:t xml:space="preserve">10</w:t>
             </w:r>
@@ -7654,18 +7368,18 @@
           </w:tcPr>
           <w:p>
             <w:pPr>
-              <w:spacing w:after="0" w:line="270"/>
-            </w:pPr>
-            <w:r>
-              <w:rPr>
-                <w:rFonts w:ascii="Times New Roman" w:cs="Times New Roman" w:eastAsia="Times New Roman" w:hAnsi="Times New Roman"/>
-                <w:b w:val="false"/>
-                <w:bCs w:val="false"/>
-                <w:i w:val="false"/>
-                <w:iCs w:val="false"/>
-                <w:color w:val="111111"/>
-                <w:sz w:val="19"/>
-                <w:szCs w:val="19"/>
+              <w:spacing w:after="0" w:line="198"/>
+            </w:pPr>
+            <w:r>
+              <w:rPr>
+                <w:rFonts w:ascii="Times New Roman" w:cs="Times New Roman" w:eastAsia="Times New Roman" w:hAnsi="Times New Roman"/>
+                <w:b w:val="false"/>
+                <w:bCs w:val="false"/>
+                <w:i w:val="false"/>
+                <w:iCs w:val="false"/>
+                <w:color w:val="111111"/>
+                <w:sz w:val="15"/>
+                <w:szCs w:val="15"/>
               </w:rPr>
               <w:t xml:space="preserve">1 - c  ·  2 - e  ·  3 - a  ·  4 - d  ·  5 - b</w:t>
             </w:r>
@@ -7686,7 +7400,7 @@
           </w:tcPr>
           <w:p>
             <w:pPr>
-              <w:spacing w:after="0" w:line="270"/>
+              <w:spacing w:after="0" w:line="198"/>
               <w:jc w:val="center"/>
             </w:pPr>
             <w:r>
@@ -7697,8 +7411,8 @@
                 <w:i w:val="false"/>
                 <w:iCs w:val="false"/>
                 <w:color w:val="111111"/>
-                <w:sz w:val="19"/>
-                <w:szCs w:val="19"/>
+                <w:sz w:val="15"/>
+                <w:szCs w:val="15"/>
               </w:rPr>
               <w:t xml:space="preserve">5</w:t>
             </w:r>
@@ -7717,19 +7431,19 @@
           </w:tcPr>
           <w:p>
             <w:pPr>
-              <w:spacing w:after="0" w:line="270"/>
-              <w:jc w:val="center"/>
-            </w:pPr>
-            <w:r>
-              <w:rPr>
-                <w:rFonts w:ascii="Times New Roman" w:cs="Times New Roman" w:eastAsia="Times New Roman" w:hAnsi="Times New Roman"/>
-                <w:b w:val="false"/>
-                <w:bCs w:val="false"/>
-                <w:i w:val="false"/>
-                <w:iCs w:val="false"/>
-                <w:color w:val="111111"/>
-                <w:sz w:val="19"/>
-                <w:szCs w:val="19"/>
+              <w:spacing w:after="0" w:line="198"/>
+              <w:jc w:val="center"/>
+            </w:pPr>
+            <w:r>
+              <w:rPr>
+                <w:rFonts w:ascii="Times New Roman" w:cs="Times New Roman" w:eastAsia="Times New Roman" w:hAnsi="Times New Roman"/>
+                <w:b w:val="false"/>
+                <w:bCs w:val="false"/>
+                <w:i w:val="false"/>
+                <w:iCs w:val="false"/>
+                <w:color w:val="111111"/>
+                <w:sz w:val="15"/>
+                <w:szCs w:val="15"/>
               </w:rPr>
               <w:t xml:space="preserve">10</w:t>
             </w:r>
@@ -7749,7 +7463,7 @@
           <w:p>
             <w:pPr>
               <w:bidi/>
-              <w:spacing w:after="0" w:line="320"/>
+              <w:spacing w:after="0" w:line="198"/>
             </w:pPr>
             <w:r>
               <w:rPr>
@@ -7757,8 +7471,8 @@
                 <w:b w:val="false"/>
                 <w:bCs w:val="false"/>
                 <w:color w:val="111111"/>
-                <w:sz w:val="27"/>
-                <w:szCs w:val="27"/>
+                <w:sz w:val="23"/>
+                <w:szCs w:val="23"/>
                 <w:rtl/>
               </w:rPr>
               <w:t xml:space="preserve">الْمَطَارِ ، مُزْدَوِجَتَيْنِ ، الْأَزْرَقَ ، السَّفِينَةَ ، بِالْقِطَارِ</w:t>
@@ -7780,7 +7494,7 @@
           </w:tcPr>
           <w:p>
             <w:pPr>
-              <w:spacing w:after="0" w:line="270"/>
+              <w:spacing w:after="0" w:line="198"/>
               <w:jc w:val="center"/>
             </w:pPr>
             <w:r>
@@ -7791,8 +7505,8 @@
                 <w:i w:val="false"/>
                 <w:iCs w:val="false"/>
                 <w:color w:val="111111"/>
-                <w:sz w:val="19"/>
-                <w:szCs w:val="19"/>
+                <w:sz w:val="15"/>
+                <w:szCs w:val="15"/>
               </w:rPr>
               <w:t xml:space="preserve">6</w:t>
             </w:r>
@@ -7811,19 +7525,19 @@
           </w:tcPr>
           <w:p>
             <w:pPr>
-              <w:spacing w:after="0" w:line="270"/>
-              <w:jc w:val="center"/>
-            </w:pPr>
-            <w:r>
-              <w:rPr>
-                <w:rFonts w:ascii="Times New Roman" w:cs="Times New Roman" w:eastAsia="Times New Roman" w:hAnsi="Times New Roman"/>
-                <w:b w:val="false"/>
-                <w:bCs w:val="false"/>
-                <w:i w:val="false"/>
-                <w:iCs w:val="false"/>
-                <w:color w:val="111111"/>
-                <w:sz w:val="19"/>
-                <w:szCs w:val="19"/>
+              <w:spacing w:after="0" w:line="198"/>
+              <w:jc w:val="center"/>
+            </w:pPr>
+            <w:r>
+              <w:rPr>
+                <w:rFonts w:ascii="Times New Roman" w:cs="Times New Roman" w:eastAsia="Times New Roman" w:hAnsi="Times New Roman"/>
+                <w:b w:val="false"/>
+                <w:bCs w:val="false"/>
+                <w:i w:val="false"/>
+                <w:iCs w:val="false"/>
+                <w:color w:val="111111"/>
+                <w:sz w:val="15"/>
+                <w:szCs w:val="15"/>
               </w:rPr>
               <w:t xml:space="preserve">10</w:t>
             </w:r>
@@ -7842,18 +7556,18 @@
           </w:tcPr>
           <w:p>
             <w:pPr>
-              <w:spacing w:after="0" w:line="270"/>
-            </w:pPr>
-            <w:r>
-              <w:rPr>
-                <w:rFonts w:ascii="Times New Roman" w:cs="Times New Roman" w:eastAsia="Times New Roman" w:hAnsi="Times New Roman"/>
-                <w:b w:val="false"/>
-                <w:bCs w:val="false"/>
-                <w:i w:val="false"/>
-                <w:iCs w:val="false"/>
-                <w:color w:val="111111"/>
-                <w:sz w:val="19"/>
-                <w:szCs w:val="19"/>
+              <w:spacing w:after="0" w:line="198"/>
+            </w:pPr>
+            <w:r>
+              <w:rPr>
+                <w:rFonts w:ascii="Times New Roman" w:cs="Times New Roman" w:eastAsia="Times New Roman" w:hAnsi="Times New Roman"/>
+                <w:b w:val="false"/>
+                <w:bCs w:val="false"/>
+                <w:i w:val="false"/>
+                <w:iCs w:val="false"/>
+                <w:color w:val="111111"/>
+                <w:sz w:val="15"/>
+                <w:szCs w:val="15"/>
               </w:rPr>
               <w:t xml:space="preserve">sürdü (aldı) · rezervasyon yaptı (ayırttı) · en meşhur · eserler (tarihî kalıntılar) · keyifli</w:t>
             </w:r>
@@ -7874,7 +7588,7 @@
           </w:tcPr>
           <w:p>
             <w:pPr>
-              <w:spacing w:after="0" w:line="270"/>
+              <w:spacing w:after="0" w:line="198"/>
               <w:jc w:val="center"/>
             </w:pPr>
             <w:r>
@@ -7885,8 +7599,8 @@
                 <w:i w:val="false"/>
                 <w:iCs w:val="false"/>
                 <w:color w:val="111111"/>
-                <w:sz w:val="19"/>
-                <w:szCs w:val="19"/>
+                <w:sz w:val="15"/>
+                <w:szCs w:val="15"/>
               </w:rPr>
               <w:t xml:space="preserve">7</w:t>
             </w:r>
@@ -7905,19 +7619,19 @@
           </w:tcPr>
           <w:p>
             <w:pPr>
-              <w:spacing w:after="0" w:line="270"/>
-              <w:jc w:val="center"/>
-            </w:pPr>
-            <w:r>
-              <w:rPr>
-                <w:rFonts w:ascii="Times New Roman" w:cs="Times New Roman" w:eastAsia="Times New Roman" w:hAnsi="Times New Roman"/>
-                <w:b w:val="false"/>
-                <w:bCs w:val="false"/>
-                <w:i w:val="false"/>
-                <w:iCs w:val="false"/>
-                <w:color w:val="111111"/>
-                <w:sz w:val="19"/>
-                <w:szCs w:val="19"/>
+              <w:spacing w:after="0" w:line="198"/>
+              <w:jc w:val="center"/>
+            </w:pPr>
+            <w:r>
+              <w:rPr>
+                <w:rFonts w:ascii="Times New Roman" w:cs="Times New Roman" w:eastAsia="Times New Roman" w:hAnsi="Times New Roman"/>
+                <w:b w:val="false"/>
+                <w:bCs w:val="false"/>
+                <w:i w:val="false"/>
+                <w:iCs w:val="false"/>
+                <w:color w:val="111111"/>
+                <w:sz w:val="15"/>
+                <w:szCs w:val="15"/>
               </w:rPr>
               <w:t xml:space="preserve">15</w:t>
             </w:r>
@@ -7937,7 +7651,7 @@
           <w:p>
             <w:pPr>
               <w:bidi/>
-              <w:spacing w:after="0" w:line="320"/>
+              <w:spacing w:after="0" w:line="198"/>
             </w:pPr>
             <w:r>
               <w:rPr>
@@ -7945,8 +7659,8 @@
                 <w:b w:val="false"/>
                 <w:bCs w:val="false"/>
                 <w:color w:val="111111"/>
-                <w:sz w:val="27"/>
-                <w:szCs w:val="27"/>
+                <w:sz w:val="23"/>
+                <w:szCs w:val="23"/>
                 <w:rtl/>
               </w:rPr>
               <w:t xml:space="preserve">خَرَجُوا فِي السَّاعَةِ السَّادِسَةِ صَبَاحًا. · اِسْتَغْرَقَتِ الرِّحْلَةُ سَاعَةً وَنِصْفًا.</w:t>
@@ -7955,7 +7669,7 @@
           <w:p>
             <w:pPr>
               <w:bidi/>
-              <w:spacing w:after="0" w:line="320"/>
+              <w:spacing w:after="0" w:line="198"/>
             </w:pPr>
             <w:r>
               <w:rPr>
@@ -7963,8 +7677,8 @@
                 <w:b w:val="false"/>
                 <w:bCs w:val="false"/>
                 <w:color w:val="111111"/>
-                <w:sz w:val="27"/>
-                <w:szCs w:val="27"/>
+                <w:sz w:val="23"/>
+                <w:szCs w:val="23"/>
                 <w:rtl/>
               </w:rPr>
               <w:t xml:space="preserve">اِشْتَرَتِ الْأُمُّ هَدَايَا. · قَالَ: اَلْبَحْرُ أَجْمَلُ مِنَ الْجَبَلِ. · عَادُوا بِالْقِطَارِ.</w:t>
@@ -7986,7 +7700,7 @@
           </w:tcPr>
           <w:p>
             <w:pPr>
-              <w:spacing w:after="0" w:line="270"/>
+              <w:spacing w:after="0" w:line="198"/>
               <w:jc w:val="center"/>
             </w:pPr>
             <w:r>
@@ -7997,8 +7711,8 @@
                 <w:i w:val="false"/>
                 <w:iCs w:val="false"/>
                 <w:color w:val="111111"/>
-                <w:sz w:val="19"/>
-                <w:szCs w:val="19"/>
+                <w:sz w:val="15"/>
+                <w:szCs w:val="15"/>
               </w:rPr>
               <w:t xml:space="preserve">8</w:t>
             </w:r>
@@ -8017,19 +7731,19 @@
           </w:tcPr>
           <w:p>
             <w:pPr>
-              <w:spacing w:after="0" w:line="270"/>
-              <w:jc w:val="center"/>
-            </w:pPr>
-            <w:r>
-              <w:rPr>
-                <w:rFonts w:ascii="Times New Roman" w:cs="Times New Roman" w:eastAsia="Times New Roman" w:hAnsi="Times New Roman"/>
-                <w:b w:val="false"/>
-                <w:bCs w:val="false"/>
-                <w:i w:val="false"/>
-                <w:iCs w:val="false"/>
-                <w:color w:val="111111"/>
-                <w:sz w:val="19"/>
-                <w:szCs w:val="19"/>
+              <w:spacing w:after="0" w:line="198"/>
+              <w:jc w:val="center"/>
+            </w:pPr>
+            <w:r>
+              <w:rPr>
+                <w:rFonts w:ascii="Times New Roman" w:cs="Times New Roman" w:eastAsia="Times New Roman" w:hAnsi="Times New Roman"/>
+                <w:b w:val="false"/>
+                <w:bCs w:val="false"/>
+                <w:i w:val="false"/>
+                <w:iCs w:val="false"/>
+                <w:color w:val="111111"/>
+                <w:sz w:val="15"/>
+                <w:szCs w:val="15"/>
               </w:rPr>
               <w:t xml:space="preserve">15</w:t>
             </w:r>
@@ -8048,18 +7762,18 @@
           </w:tcPr>
           <w:p>
             <w:pPr>
-              <w:spacing w:after="0" w:line="270"/>
-            </w:pPr>
-            <w:r>
-              <w:rPr>
-                <w:rFonts w:ascii="Times New Roman" w:cs="Times New Roman" w:eastAsia="Times New Roman" w:hAnsi="Times New Roman"/>
-                <w:b w:val="false"/>
-                <w:bCs w:val="false"/>
-                <w:i w:val="false"/>
-                <w:iCs w:val="false"/>
-                <w:color w:val="111111"/>
-                <w:sz w:val="19"/>
-                <w:szCs w:val="19"/>
+              <w:spacing w:after="0" w:line="198"/>
+            </w:pPr>
+            <w:r>
+              <w:rPr>
+                <w:rFonts w:ascii="Times New Roman" w:cs="Times New Roman" w:eastAsia="Times New Roman" w:hAnsi="Times New Roman"/>
+                <w:b w:val="false"/>
+                <w:bCs w:val="false"/>
+                <w:i w:val="false"/>
+                <w:iCs w:val="false"/>
+                <w:color w:val="111111"/>
+                <w:sz w:val="15"/>
+                <w:szCs w:val="15"/>
               </w:rPr>
               <w:t xml:space="preserve">Dereceli puanlama anahtarına göre değerlendirilir.</w:t>
             </w:r>
@@ -8069,7 +7783,7 @@
     </w:tbl>
     <w:p>
       <w:pPr>
-        <w:spacing w:after="110"/>
+        <w:spacing w:after="24"/>
       </w:pPr>
       <w:r>
         <w:rPr>
@@ -8079,8 +7793,8 @@
           <w:i w:val="false"/>
           <w:iCs w:val="false"/>
           <w:color w:val="111111"/>
-          <w:sz w:val="21"/>
-          <w:szCs w:val="21"/>
+          <w:sz w:val="17"/>
+          <w:szCs w:val="17"/>
         </w:rPr>
         <w:t xml:space="preserve"/>
       </w:r>
@@ -8088,7 +7802,7 @@
     <w:p>
       <w:pPr>
         <w:keepNext w:val="false"/>
-        <w:spacing w:after="90" w:before="0" w:line="280"/>
+        <w:spacing w:after="20" w:before="0" w:line="198"/>
       </w:pPr>
       <w:r>
         <w:rPr>
@@ -8098,8 +7812,8 @@
           <w:i w:val="false"/>
           <w:iCs w:val="false"/>
           <w:color w:val="111111"/>
-          <w:sz w:val="20"/>
-          <w:szCs w:val="20"/>
+          <w:sz w:val="16"/>
+          <w:szCs w:val="16"/>
         </w:rPr>
         <w:t xml:space="preserve">8. soru (yazma görevi) için dereceli puanlama anahtarı</w:t>
       </w:r>
@@ -8139,7 +7853,7 @@
           </w:tcPr>
           <w:p>
             <w:pPr>
-              <w:spacing w:after="0" w:line="270"/>
+              <w:spacing w:after="0" w:line="198"/>
               <w:jc w:val="center"/>
             </w:pPr>
             <w:r>
@@ -8150,8 +7864,8 @@
                 <w:i w:val="false"/>
                 <w:iCs w:val="false"/>
                 <w:color w:val="111111"/>
-                <w:sz w:val="18"/>
-                <w:szCs w:val="18"/>
+                <w:sz w:val="14"/>
+                <w:szCs w:val="14"/>
               </w:rPr>
               <w:t xml:space="preserve">Ölçüt</w:t>
             </w:r>
@@ -8171,7 +7885,7 @@
           </w:tcPr>
           <w:p>
             <w:pPr>
-              <w:spacing w:after="0" w:line="270"/>
+              <w:spacing w:after="0" w:line="198"/>
               <w:jc w:val="center"/>
             </w:pPr>
             <w:r>
@@ -8182,8 +7896,8 @@
                 <w:i w:val="false"/>
                 <w:iCs w:val="false"/>
                 <w:color w:val="111111"/>
-                <w:sz w:val="18"/>
-                <w:szCs w:val="18"/>
+                <w:sz w:val="14"/>
+                <w:szCs w:val="14"/>
               </w:rPr>
               <w:t xml:space="preserve">Beklenen davranış</w:t>
             </w:r>
@@ -8203,7 +7917,7 @@
           </w:tcPr>
           <w:p>
             <w:pPr>
-              <w:spacing w:after="0" w:line="270"/>
+              <w:spacing w:after="0" w:line="198"/>
               <w:jc w:val="center"/>
             </w:pPr>
             <w:r>
@@ -8214,8 +7928,8 @@
                 <w:i w:val="false"/>
                 <w:iCs w:val="false"/>
                 <w:color w:val="111111"/>
-                <w:sz w:val="18"/>
-                <w:szCs w:val="18"/>
+                <w:sz w:val="14"/>
+                <w:szCs w:val="14"/>
               </w:rPr>
               <w:t xml:space="preserve">Puan</w:t>
             </w:r>
@@ -8236,7 +7950,7 @@
           </w:tcPr>
           <w:p>
             <w:pPr>
-              <w:spacing w:after="0" w:line="270"/>
+              <w:spacing w:after="0" w:line="198"/>
             </w:pPr>
             <w:r>
               <w:rPr>
@@ -8246,8 +7960,8 @@
                 <w:i w:val="false"/>
                 <w:iCs w:val="false"/>
                 <w:color w:val="111111"/>
-                <w:sz w:val="19"/>
-                <w:szCs w:val="19"/>
+                <w:sz w:val="15"/>
+                <w:szCs w:val="15"/>
               </w:rPr>
               <w:t xml:space="preserve">Görevin yerine getirilmesi</w:t>
             </w:r>
@@ -8266,18 +7980,18 @@
           </w:tcPr>
           <w:p>
             <w:pPr>
-              <w:spacing w:after="0" w:line="270"/>
-            </w:pPr>
-            <w:r>
-              <w:rPr>
-                <w:rFonts w:ascii="Times New Roman" w:cs="Times New Roman" w:eastAsia="Times New Roman" w:hAnsi="Times New Roman"/>
-                <w:b w:val="false"/>
-                <w:bCs w:val="false"/>
-                <w:i w:val="false"/>
-                <w:iCs w:val="false"/>
-                <w:color w:val="111111"/>
-                <w:sz w:val="19"/>
-                <w:szCs w:val="19"/>
+              <w:spacing w:after="0" w:line="198"/>
+            </w:pPr>
+            <w:r>
+              <w:rPr>
+                <w:rFonts w:ascii="Times New Roman" w:cs="Times New Roman" w:eastAsia="Times New Roman" w:hAnsi="Times New Roman"/>
+                <w:b w:val="false"/>
+                <w:bCs w:val="false"/>
+                <w:i w:val="false"/>
+                <w:iCs w:val="false"/>
+                <w:color w:val="111111"/>
+                <w:sz w:val="15"/>
+                <w:szCs w:val="15"/>
               </w:rPr>
               <w:t xml:space="preserve">Davet içeren en az sekiz cümlelik bir metin yazar.</w:t>
             </w:r>
@@ -8296,19 +8010,19 @@
           </w:tcPr>
           <w:p>
             <w:pPr>
-              <w:spacing w:after="0" w:line="270"/>
-              <w:jc w:val="center"/>
-            </w:pPr>
-            <w:r>
-              <w:rPr>
-                <w:rFonts w:ascii="Times New Roman" w:cs="Times New Roman" w:eastAsia="Times New Roman" w:hAnsi="Times New Roman"/>
-                <w:b w:val="false"/>
-                <w:bCs w:val="false"/>
-                <w:i w:val="false"/>
-                <w:iCs w:val="false"/>
-                <w:color w:val="111111"/>
-                <w:sz w:val="19"/>
-                <w:szCs w:val="19"/>
+              <w:spacing w:after="0" w:line="198"/>
+              <w:jc w:val="center"/>
+            </w:pPr>
+            <w:r>
+              <w:rPr>
+                <w:rFonts w:ascii="Times New Roman" w:cs="Times New Roman" w:eastAsia="Times New Roman" w:hAnsi="Times New Roman"/>
+                <w:b w:val="false"/>
+                <w:bCs w:val="false"/>
+                <w:i w:val="false"/>
+                <w:iCs w:val="false"/>
+                <w:color w:val="111111"/>
+                <w:sz w:val="15"/>
+                <w:szCs w:val="15"/>
               </w:rPr>
               <w:t xml:space="preserve">4</w:t>
             </w:r>
@@ -8329,7 +8043,7 @@
           </w:tcPr>
           <w:p>
             <w:pPr>
-              <w:spacing w:after="0" w:line="270"/>
+              <w:spacing w:after="0" w:line="198"/>
             </w:pPr>
             <w:r>
               <w:rPr>
@@ -8339,8 +8053,8 @@
                 <w:i w:val="false"/>
                 <w:iCs w:val="false"/>
                 <w:color w:val="111111"/>
-                <w:sz w:val="19"/>
-                <w:szCs w:val="19"/>
+                <w:sz w:val="15"/>
+                <w:szCs w:val="15"/>
               </w:rPr>
               <w:t xml:space="preserve">Metin türüne uygunluk</w:t>
             </w:r>
@@ -8359,18 +8073,18 @@
           </w:tcPr>
           <w:p>
             <w:pPr>
-              <w:spacing w:after="0" w:line="270"/>
-            </w:pPr>
-            <w:r>
-              <w:rPr>
-                <w:rFonts w:ascii="Times New Roman" w:cs="Times New Roman" w:eastAsia="Times New Roman" w:hAnsi="Times New Roman"/>
-                <w:b w:val="false"/>
-                <w:bCs w:val="false"/>
-                <w:i w:val="false"/>
-                <w:iCs w:val="false"/>
-                <w:color w:val="111111"/>
-                <w:sz w:val="19"/>
-                <w:szCs w:val="19"/>
+              <w:spacing w:after="0" w:line="198"/>
+            </w:pPr>
+            <w:r>
+              <w:rPr>
+                <w:rFonts w:ascii="Times New Roman" w:cs="Times New Roman" w:eastAsia="Times New Roman" w:hAnsi="Times New Roman"/>
+                <w:b w:val="false"/>
+                <w:bCs w:val="false"/>
+                <w:i w:val="false"/>
+                <w:iCs w:val="false"/>
+                <w:color w:val="111111"/>
+                <w:sz w:val="15"/>
+                <w:szCs w:val="15"/>
               </w:rPr>
               <w:t xml:space="preserve">Hitap, davet ve veda kalıplarını yerinde kullanır.</w:t>
             </w:r>
@@ -8389,19 +8103,19 @@
           </w:tcPr>
           <w:p>
             <w:pPr>
-              <w:spacing w:after="0" w:line="270"/>
-              <w:jc w:val="center"/>
-            </w:pPr>
-            <w:r>
-              <w:rPr>
-                <w:rFonts w:ascii="Times New Roman" w:cs="Times New Roman" w:eastAsia="Times New Roman" w:hAnsi="Times New Roman"/>
-                <w:b w:val="false"/>
-                <w:bCs w:val="false"/>
-                <w:i w:val="false"/>
-                <w:iCs w:val="false"/>
-                <w:color w:val="111111"/>
-                <w:sz w:val="19"/>
-                <w:szCs w:val="19"/>
+              <w:spacing w:after="0" w:line="198"/>
+              <w:jc w:val="center"/>
+            </w:pPr>
+            <w:r>
+              <w:rPr>
+                <w:rFonts w:ascii="Times New Roman" w:cs="Times New Roman" w:eastAsia="Times New Roman" w:hAnsi="Times New Roman"/>
+                <w:b w:val="false"/>
+                <w:bCs w:val="false"/>
+                <w:i w:val="false"/>
+                <w:iCs w:val="false"/>
+                <w:color w:val="111111"/>
+                <w:sz w:val="15"/>
+                <w:szCs w:val="15"/>
               </w:rPr>
               <w:t xml:space="preserve">4</w:t>
             </w:r>
@@ -8422,7 +8136,7 @@
           </w:tcPr>
           <w:p>
             <w:pPr>
-              <w:spacing w:after="0" w:line="270"/>
+              <w:spacing w:after="0" w:line="198"/>
             </w:pPr>
             <w:r>
               <w:rPr>
@@ -8432,8 +8146,8 @@
                 <w:i w:val="false"/>
                 <w:iCs w:val="false"/>
                 <w:color w:val="111111"/>
-                <w:sz w:val="19"/>
-                <w:szCs w:val="19"/>
+                <w:sz w:val="15"/>
+                <w:szCs w:val="15"/>
               </w:rPr>
               <w:t xml:space="preserve">Söz varlığı</w:t>
             </w:r>
@@ -8452,18 +8166,18 @@
           </w:tcPr>
           <w:p>
             <w:pPr>
-              <w:spacing w:after="0" w:line="270"/>
-            </w:pPr>
-            <w:r>
-              <w:rPr>
-                <w:rFonts w:ascii="Times New Roman" w:cs="Times New Roman" w:eastAsia="Times New Roman" w:hAnsi="Times New Roman"/>
-                <w:b w:val="false"/>
-                <w:bCs w:val="false"/>
-                <w:i w:val="false"/>
-                <w:iCs w:val="false"/>
-                <w:color w:val="111111"/>
-                <w:sz w:val="19"/>
-                <w:szCs w:val="19"/>
+              <w:spacing w:after="0" w:line="198"/>
+            </w:pPr>
+            <w:r>
+              <w:rPr>
+                <w:rFonts w:ascii="Times New Roman" w:cs="Times New Roman" w:eastAsia="Times New Roman" w:hAnsi="Times New Roman"/>
+                <w:b w:val="false"/>
+                <w:bCs w:val="false"/>
+                <w:i w:val="false"/>
+                <w:iCs w:val="false"/>
+                <w:color w:val="111111"/>
+                <w:sz w:val="15"/>
+                <w:szCs w:val="15"/>
               </w:rPr>
               <w:t xml:space="preserve">Seyahat, ulaşım ve mekân sözcüklerini bağlama uygun kullanır.</w:t>
             </w:r>
@@ -8482,19 +8196,19 @@
           </w:tcPr>
           <w:p>
             <w:pPr>
-              <w:spacing w:after="0" w:line="270"/>
-              <w:jc w:val="center"/>
-            </w:pPr>
-            <w:r>
-              <w:rPr>
-                <w:rFonts w:ascii="Times New Roman" w:cs="Times New Roman" w:eastAsia="Times New Roman" w:hAnsi="Times New Roman"/>
-                <w:b w:val="false"/>
-                <w:bCs w:val="false"/>
-                <w:i w:val="false"/>
-                <w:iCs w:val="false"/>
-                <w:color w:val="111111"/>
-                <w:sz w:val="19"/>
-                <w:szCs w:val="19"/>
+              <w:spacing w:after="0" w:line="198"/>
+              <w:jc w:val="center"/>
+            </w:pPr>
+            <w:r>
+              <w:rPr>
+                <w:rFonts w:ascii="Times New Roman" w:cs="Times New Roman" w:eastAsia="Times New Roman" w:hAnsi="Times New Roman"/>
+                <w:b w:val="false"/>
+                <w:bCs w:val="false"/>
+                <w:i w:val="false"/>
+                <w:iCs w:val="false"/>
+                <w:color w:val="111111"/>
+                <w:sz w:val="15"/>
+                <w:szCs w:val="15"/>
               </w:rPr>
               <w:t xml:space="preserve">3</w:t>
             </w:r>
@@ -8515,7 +8229,7 @@
           </w:tcPr>
           <w:p>
             <w:pPr>
-              <w:spacing w:after="0" w:line="270"/>
+              <w:spacing w:after="0" w:line="198"/>
             </w:pPr>
             <w:r>
               <w:rPr>
@@ -8525,8 +8239,8 @@
                 <w:i w:val="false"/>
                 <w:iCs w:val="false"/>
                 <w:color w:val="111111"/>
-                <w:sz w:val="19"/>
-                <w:szCs w:val="19"/>
+                <w:sz w:val="15"/>
+                <w:szCs w:val="15"/>
               </w:rPr>
               <w:t xml:space="preserve">Dil bilgisi</w:t>
             </w:r>
@@ -8545,18 +8259,18 @@
           </w:tcPr>
           <w:p>
             <w:pPr>
-              <w:spacing w:after="0" w:line="270"/>
-            </w:pPr>
-            <w:r>
-              <w:rPr>
-                <w:rFonts w:ascii="Times New Roman" w:cs="Times New Roman" w:eastAsia="Times New Roman" w:hAnsi="Times New Roman"/>
-                <w:b w:val="false"/>
-                <w:bCs w:val="false"/>
-                <w:i w:val="false"/>
-                <w:iCs w:val="false"/>
-                <w:color w:val="111111"/>
-                <w:sz w:val="19"/>
-                <w:szCs w:val="19"/>
+              <w:spacing w:after="0" w:line="198"/>
+            </w:pPr>
+            <w:r>
+              <w:rPr>
+                <w:rFonts w:ascii="Times New Roman" w:cs="Times New Roman" w:eastAsia="Times New Roman" w:hAnsi="Times New Roman"/>
+                <w:b w:val="false"/>
+                <w:bCs w:val="false"/>
+                <w:i w:val="false"/>
+                <w:iCs w:val="false"/>
+                <w:color w:val="111111"/>
+                <w:sz w:val="15"/>
+                <w:szCs w:val="15"/>
               </w:rPr>
               <w:t xml:space="preserve">Gelecek zaman, li-enne ve cer harflerini doğru kullanır.</w:t>
             </w:r>
@@ -8575,19 +8289,19 @@
           </w:tcPr>
           <w:p>
             <w:pPr>
-              <w:spacing w:after="0" w:line="270"/>
-              <w:jc w:val="center"/>
-            </w:pPr>
-            <w:r>
-              <w:rPr>
-                <w:rFonts w:ascii="Times New Roman" w:cs="Times New Roman" w:eastAsia="Times New Roman" w:hAnsi="Times New Roman"/>
-                <w:b w:val="false"/>
-                <w:bCs w:val="false"/>
-                <w:i w:val="false"/>
-                <w:iCs w:val="false"/>
-                <w:color w:val="111111"/>
-                <w:sz w:val="19"/>
-                <w:szCs w:val="19"/>
+              <w:spacing w:after="0" w:line="198"/>
+              <w:jc w:val="center"/>
+            </w:pPr>
+            <w:r>
+              <w:rPr>
+                <w:rFonts w:ascii="Times New Roman" w:cs="Times New Roman" w:eastAsia="Times New Roman" w:hAnsi="Times New Roman"/>
+                <w:b w:val="false"/>
+                <w:bCs w:val="false"/>
+                <w:i w:val="false"/>
+                <w:iCs w:val="false"/>
+                <w:color w:val="111111"/>
+                <w:sz w:val="15"/>
+                <w:szCs w:val="15"/>
               </w:rPr>
               <w:t xml:space="preserve">2</w:t>
             </w:r>
@@ -8608,7 +8322,7 @@
           </w:tcPr>
           <w:p>
             <w:pPr>
-              <w:spacing w:after="0" w:line="270"/>
+              <w:spacing w:after="0" w:line="198"/>
             </w:pPr>
             <w:r>
               <w:rPr>
@@ -8618,8 +8332,8 @@
                 <w:i w:val="false"/>
                 <w:iCs w:val="false"/>
                 <w:color w:val="111111"/>
-                <w:sz w:val="19"/>
-                <w:szCs w:val="19"/>
+                <w:sz w:val="15"/>
+                <w:szCs w:val="15"/>
               </w:rPr>
               <w:t xml:space="preserve">Yazım ve hareke</w:t>
             </w:r>
@@ -8638,18 +8352,18 @@
           </w:tcPr>
           <w:p>
             <w:pPr>
-              <w:spacing w:after="0" w:line="270"/>
-            </w:pPr>
-            <w:r>
-              <w:rPr>
-                <w:rFonts w:ascii="Times New Roman" w:cs="Times New Roman" w:eastAsia="Times New Roman" w:hAnsi="Times New Roman"/>
-                <w:b w:val="false"/>
-                <w:bCs w:val="false"/>
-                <w:i w:val="false"/>
-                <w:iCs w:val="false"/>
-                <w:color w:val="111111"/>
-                <w:sz w:val="19"/>
-                <w:szCs w:val="19"/>
+              <w:spacing w:after="0" w:line="198"/>
+            </w:pPr>
+            <w:r>
+              <w:rPr>
+                <w:rFonts w:ascii="Times New Roman" w:cs="Times New Roman" w:eastAsia="Times New Roman" w:hAnsi="Times New Roman"/>
+                <w:b w:val="false"/>
+                <w:bCs w:val="false"/>
+                <w:i w:val="false"/>
+                <w:iCs w:val="false"/>
+                <w:color w:val="111111"/>
+                <w:sz w:val="15"/>
+                <w:szCs w:val="15"/>
               </w:rPr>
               <w:t xml:space="preserve">Harf bitişimlerini ve harekeleri doğru yazar.</w:t>
             </w:r>
@@ -8668,19 +8382,19 @@
           </w:tcPr>
           <w:p>
             <w:pPr>
-              <w:spacing w:after="0" w:line="270"/>
-              <w:jc w:val="center"/>
-            </w:pPr>
-            <w:r>
-              <w:rPr>
-                <w:rFonts w:ascii="Times New Roman" w:cs="Times New Roman" w:eastAsia="Times New Roman" w:hAnsi="Times New Roman"/>
-                <w:b w:val="false"/>
-                <w:bCs w:val="false"/>
-                <w:i w:val="false"/>
-                <w:iCs w:val="false"/>
-                <w:color w:val="111111"/>
-                <w:sz w:val="19"/>
-                <w:szCs w:val="19"/>
+              <w:spacing w:after="0" w:line="198"/>
+              <w:jc w:val="center"/>
+            </w:pPr>
+            <w:r>
+              <w:rPr>
+                <w:rFonts w:ascii="Times New Roman" w:cs="Times New Roman" w:eastAsia="Times New Roman" w:hAnsi="Times New Roman"/>
+                <w:b w:val="false"/>
+                <w:bCs w:val="false"/>
+                <w:i w:val="false"/>
+                <w:iCs w:val="false"/>
+                <w:color w:val="111111"/>
+                <w:sz w:val="15"/>
+                <w:szCs w:val="15"/>
               </w:rPr>
               <w:t xml:space="preserve">2</w:t>
             </w:r>
@@ -8702,7 +8416,7 @@
           </w:tcPr>
           <w:p>
             <w:pPr>
-              <w:spacing w:after="0" w:line="270"/>
+              <w:spacing w:after="0" w:line="198"/>
             </w:pPr>
             <w:r>
               <w:rPr>
@@ -8712,8 +8426,8 @@
                 <w:i w:val="false"/>
                 <w:iCs w:val="false"/>
                 <w:color w:val="111111"/>
-                <w:sz w:val="19"/>
-                <w:szCs w:val="19"/>
+                <w:sz w:val="15"/>
+                <w:szCs w:val="15"/>
               </w:rPr>
               <w:t xml:space="preserve">TOPLAM</w:t>
             </w:r>
@@ -8733,18 +8447,18 @@
           </w:tcPr>
           <w:p>
             <w:pPr>
-              <w:spacing w:after="0" w:line="270"/>
-            </w:pPr>
-            <w:r>
-              <w:rPr>
-                <w:rFonts w:ascii="Times New Roman" w:cs="Times New Roman" w:eastAsia="Times New Roman" w:hAnsi="Times New Roman"/>
-                <w:b w:val="false"/>
-                <w:bCs w:val="false"/>
-                <w:i w:val="false"/>
-                <w:iCs w:val="false"/>
-                <w:color w:val="111111"/>
-                <w:sz w:val="21"/>
-                <w:szCs w:val="21"/>
+              <w:spacing w:after="0" w:line="198"/>
+            </w:pPr>
+            <w:r>
+              <w:rPr>
+                <w:rFonts w:ascii="Times New Roman" w:cs="Times New Roman" w:eastAsia="Times New Roman" w:hAnsi="Times New Roman"/>
+                <w:b w:val="false"/>
+                <w:bCs w:val="false"/>
+                <w:i w:val="false"/>
+                <w:iCs w:val="false"/>
+                <w:color w:val="111111"/>
+                <w:sz w:val="17"/>
+                <w:szCs w:val="17"/>
               </w:rPr>
               <w:t xml:space="preserve"/>
             </w:r>
@@ -8764,7 +8478,7 @@
           </w:tcPr>
           <w:p>
             <w:pPr>
-              <w:spacing w:after="0" w:line="270"/>
+              <w:spacing w:after="0" w:line="198"/>
               <w:jc w:val="center"/>
             </w:pPr>
             <w:r>
@@ -8775,8 +8489,8 @@
                 <w:i w:val="false"/>
                 <w:iCs w:val="false"/>
                 <w:color w:val="111111"/>
-                <w:sz w:val="19"/>
-                <w:szCs w:val="19"/>
+                <w:sz w:val="15"/>
+                <w:szCs w:val="15"/>
               </w:rPr>
               <w:t xml:space="preserve">15</w:t>
             </w:r>
@@ -8786,7 +8500,7 @@
     </w:tbl>
     <w:p>
       <w:pPr>
-        <w:spacing w:after="110"/>
+        <w:spacing w:after="24"/>
       </w:pPr>
       <w:r>
         <w:rPr>
@@ -8796,8 +8510,8 @@
           <w:i w:val="false"/>
           <w:iCs w:val="false"/>
           <w:color w:val="111111"/>
-          <w:sz w:val="21"/>
-          <w:szCs w:val="21"/>
+          <w:sz w:val="17"/>
+          <w:szCs w:val="17"/>
         </w:rPr>
         <w:t xml:space="preserve"/>
       </w:r>
@@ -8805,7 +8519,7 @@
     <w:p>
       <w:pPr>
         <w:keepNext w:val="false"/>
-        <w:spacing w:after="90" w:before="0" w:line="280"/>
+        <w:spacing w:after="20" w:before="0" w:line="198"/>
       </w:pPr>
       <w:r>
         <w:rPr>
@@ -8815,8 +8529,8 @@
           <w:i w:val="false"/>
           <w:iCs w:val="false"/>
           <w:color w:val="111111"/>
-          <w:sz w:val="20"/>
-          <w:szCs w:val="20"/>
+          <w:sz w:val="16"/>
+          <w:szCs w:val="16"/>
         </w:rPr>
         <w:t xml:space="preserve">Öğrenme çıktısı / kazanım dağılımı</w:t>
       </w:r>
@@ -8857,7 +8571,7 @@
           </w:tcPr>
           <w:p>
             <w:pPr>
-              <w:spacing w:after="0" w:line="270"/>
+              <w:spacing w:after="0" w:line="198"/>
               <w:jc w:val="center"/>
             </w:pPr>
             <w:r>
@@ -8868,8 +8582,8 @@
                 <w:i w:val="false"/>
                 <w:iCs w:val="false"/>
                 <w:color w:val="111111"/>
-                <w:sz w:val="18"/>
-                <w:szCs w:val="18"/>
+                <w:sz w:val="14"/>
+                <w:szCs w:val="14"/>
               </w:rPr>
               <w:t xml:space="preserve">Soru</w:t>
             </w:r>
@@ -8889,7 +8603,7 @@
           </w:tcPr>
           <w:p>
             <w:pPr>
-              <w:spacing w:after="0" w:line="270"/>
+              <w:spacing w:after="0" w:line="198"/>
               <w:jc w:val="center"/>
             </w:pPr>
             <w:r>
@@ -8900,8 +8614,8 @@
                 <w:i w:val="false"/>
                 <w:iCs w:val="false"/>
                 <w:color w:val="111111"/>
-                <w:sz w:val="18"/>
-                <w:szCs w:val="18"/>
+                <w:sz w:val="14"/>
+                <w:szCs w:val="14"/>
               </w:rPr>
               <w:t xml:space="preserve">Öğrenme çıktısı</w:t>
             </w:r>
@@ -8921,7 +8635,7 @@
           </w:tcPr>
           <w:p>
             <w:pPr>
-              <w:spacing w:after="0" w:line="270"/>
+              <w:spacing w:after="0" w:line="198"/>
               <w:jc w:val="center"/>
             </w:pPr>
             <w:r>
@@ -8932,8 +8646,8 @@
                 <w:i w:val="false"/>
                 <w:iCs w:val="false"/>
                 <w:color w:val="111111"/>
-                <w:sz w:val="18"/>
-                <w:szCs w:val="18"/>
+                <w:sz w:val="14"/>
+                <w:szCs w:val="14"/>
               </w:rPr>
               <w:t xml:space="preserve">Beceri alanı</w:t>
             </w:r>
@@ -8953,7 +8667,7 @@
           </w:tcPr>
           <w:p>
             <w:pPr>
-              <w:spacing w:after="0" w:line="270"/>
+              <w:spacing w:after="0" w:line="198"/>
               <w:jc w:val="center"/>
             </w:pPr>
             <w:r>
@@ -8964,8 +8678,8 @@
                 <w:i w:val="false"/>
                 <w:iCs w:val="false"/>
                 <w:color w:val="111111"/>
-                <w:sz w:val="18"/>
-                <w:szCs w:val="18"/>
+                <w:sz w:val="14"/>
+                <w:szCs w:val="14"/>
               </w:rPr>
               <w:t xml:space="preserve">Puan</w:t>
             </w:r>
@@ -8986,7 +8700,7 @@
           </w:tcPr>
           <w:p>
             <w:pPr>
-              <w:spacing w:after="0" w:line="270"/>
+              <w:spacing w:after="0" w:line="198"/>
               <w:jc w:val="center"/>
             </w:pPr>
             <w:r>
@@ -8997,8 +8711,8 @@
                 <w:i w:val="false"/>
                 <w:iCs w:val="false"/>
                 <w:color w:val="111111"/>
-                <w:sz w:val="18"/>
-                <w:szCs w:val="18"/>
+                <w:sz w:val="14"/>
+                <w:szCs w:val="14"/>
               </w:rPr>
               <w:t xml:space="preserve">1</w:t>
             </w:r>
@@ -9017,18 +8731,18 @@
           </w:tcPr>
           <w:p>
             <w:pPr>
-              <w:spacing w:after="0" w:line="270"/>
-            </w:pPr>
-            <w:r>
-              <w:rPr>
-                <w:rFonts w:ascii="Times New Roman" w:cs="Times New Roman" w:eastAsia="Times New Roman" w:hAnsi="Times New Roman"/>
-                <w:b w:val="false"/>
-                <w:bCs w:val="false"/>
-                <w:i w:val="false"/>
-                <w:iCs w:val="false"/>
-                <w:color w:val="111111"/>
-                <w:sz w:val="17"/>
-                <w:szCs w:val="17"/>
+              <w:spacing w:after="0" w:line="198"/>
+            </w:pPr>
+            <w:r>
+              <w:rPr>
+                <w:rFonts w:ascii="Times New Roman" w:cs="Times New Roman" w:eastAsia="Times New Roman" w:hAnsi="Times New Roman"/>
+                <w:b w:val="false"/>
+                <w:bCs w:val="false"/>
+                <w:i w:val="false"/>
+                <w:iCs w:val="false"/>
+                <w:color w:val="111111"/>
+                <w:sz w:val="13"/>
+                <w:szCs w:val="13"/>
               </w:rPr>
               <w:t xml:space="preserve">ARP.10.3.2.3 — Okuduğu içeriği anlamlandırır, çıkarım yapar.</w:t>
             </w:r>
@@ -9047,19 +8761,19 @@
           </w:tcPr>
           <w:p>
             <w:pPr>
-              <w:spacing w:after="0" w:line="270"/>
-              <w:jc w:val="center"/>
-            </w:pPr>
-            <w:r>
-              <w:rPr>
-                <w:rFonts w:ascii="Times New Roman" w:cs="Times New Roman" w:eastAsia="Times New Roman" w:hAnsi="Times New Roman"/>
-                <w:b w:val="false"/>
-                <w:bCs w:val="false"/>
-                <w:i w:val="false"/>
-                <w:iCs w:val="false"/>
-                <w:color w:val="111111"/>
-                <w:sz w:val="17"/>
-                <w:szCs w:val="17"/>
+              <w:spacing w:after="0" w:line="198"/>
+              <w:jc w:val="center"/>
+            </w:pPr>
+            <w:r>
+              <w:rPr>
+                <w:rFonts w:ascii="Times New Roman" w:cs="Times New Roman" w:eastAsia="Times New Roman" w:hAnsi="Times New Roman"/>
+                <w:b w:val="false"/>
+                <w:bCs w:val="false"/>
+                <w:i w:val="false"/>
+                <w:iCs w:val="false"/>
+                <w:color w:val="111111"/>
+                <w:sz w:val="13"/>
+                <w:szCs w:val="13"/>
               </w:rPr>
               <w:t xml:space="preserve">Okuma</w:t>
             </w:r>
@@ -9078,19 +8792,19 @@
           </w:tcPr>
           <w:p>
             <w:pPr>
-              <w:spacing w:after="0" w:line="270"/>
-              <w:jc w:val="center"/>
-            </w:pPr>
-            <w:r>
-              <w:rPr>
-                <w:rFonts w:ascii="Times New Roman" w:cs="Times New Roman" w:eastAsia="Times New Roman" w:hAnsi="Times New Roman"/>
-                <w:b w:val="false"/>
-                <w:bCs w:val="false"/>
-                <w:i w:val="false"/>
-                <w:iCs w:val="false"/>
-                <w:color w:val="111111"/>
-                <w:sz w:val="18"/>
-                <w:szCs w:val="18"/>
+              <w:spacing w:after="0" w:line="198"/>
+              <w:jc w:val="center"/>
+            </w:pPr>
+            <w:r>
+              <w:rPr>
+                <w:rFonts w:ascii="Times New Roman" w:cs="Times New Roman" w:eastAsia="Times New Roman" w:hAnsi="Times New Roman"/>
+                <w:b w:val="false"/>
+                <w:bCs w:val="false"/>
+                <w:i w:val="false"/>
+                <w:iCs w:val="false"/>
+                <w:color w:val="111111"/>
+                <w:sz w:val="14"/>
+                <w:szCs w:val="14"/>
               </w:rPr>
               <w:t xml:space="preserve">15</w:t>
             </w:r>
@@ -9111,7 +8825,7 @@
           </w:tcPr>
           <w:p>
             <w:pPr>
-              <w:spacing w:after="0" w:line="270"/>
+              <w:spacing w:after="0" w:line="198"/>
               <w:jc w:val="center"/>
             </w:pPr>
             <w:r>
@@ -9122,8 +8836,8 @@
                 <w:i w:val="false"/>
                 <w:iCs w:val="false"/>
                 <w:color w:val="111111"/>
-                <w:sz w:val="18"/>
-                <w:szCs w:val="18"/>
+                <w:sz w:val="14"/>
+                <w:szCs w:val="14"/>
               </w:rPr>
               <w:t xml:space="preserve">2</w:t>
             </w:r>
@@ -9142,18 +8856,18 @@
           </w:tcPr>
           <w:p>
             <w:pPr>
-              <w:spacing w:after="0" w:line="270"/>
-            </w:pPr>
-            <w:r>
-              <w:rPr>
-                <w:rFonts w:ascii="Times New Roman" w:cs="Times New Roman" w:eastAsia="Times New Roman" w:hAnsi="Times New Roman"/>
-                <w:b w:val="false"/>
-                <w:bCs w:val="false"/>
-                <w:i w:val="false"/>
-                <w:iCs w:val="false"/>
-                <w:color w:val="111111"/>
-                <w:sz w:val="17"/>
-                <w:szCs w:val="17"/>
+              <w:spacing w:after="0" w:line="198"/>
+            </w:pPr>
+            <w:r>
+              <w:rPr>
+                <w:rFonts w:ascii="Times New Roman" w:cs="Times New Roman" w:eastAsia="Times New Roman" w:hAnsi="Times New Roman"/>
+                <w:b w:val="false"/>
+                <w:bCs w:val="false"/>
+                <w:i w:val="false"/>
+                <w:iCs w:val="false"/>
+                <w:color w:val="111111"/>
+                <w:sz w:val="13"/>
+                <w:szCs w:val="13"/>
               </w:rPr>
               <w:t xml:space="preserve">ARP.10.3.1.3 — Dinlediği içeriği anlamlandırır.</w:t>
             </w:r>
@@ -9172,19 +8886,19 @@
           </w:tcPr>
           <w:p>
             <w:pPr>
-              <w:spacing w:after="0" w:line="270"/>
-              <w:jc w:val="center"/>
-            </w:pPr>
-            <w:r>
-              <w:rPr>
-                <w:rFonts w:ascii="Times New Roman" w:cs="Times New Roman" w:eastAsia="Times New Roman" w:hAnsi="Times New Roman"/>
-                <w:b w:val="false"/>
-                <w:bCs w:val="false"/>
-                <w:i w:val="false"/>
-                <w:iCs w:val="false"/>
-                <w:color w:val="111111"/>
-                <w:sz w:val="17"/>
-                <w:szCs w:val="17"/>
+              <w:spacing w:after="0" w:line="198"/>
+              <w:jc w:val="center"/>
+            </w:pPr>
+            <w:r>
+              <w:rPr>
+                <w:rFonts w:ascii="Times New Roman" w:cs="Times New Roman" w:eastAsia="Times New Roman" w:hAnsi="Times New Roman"/>
+                <w:b w:val="false"/>
+                <w:bCs w:val="false"/>
+                <w:i w:val="false"/>
+                <w:iCs w:val="false"/>
+                <w:color w:val="111111"/>
+                <w:sz w:val="13"/>
+                <w:szCs w:val="13"/>
               </w:rPr>
               <w:t xml:space="preserve">Dinleme</w:t>
             </w:r>
@@ -9203,19 +8917,19 @@
           </w:tcPr>
           <w:p>
             <w:pPr>
-              <w:spacing w:after="0" w:line="270"/>
-              <w:jc w:val="center"/>
-            </w:pPr>
-            <w:r>
-              <w:rPr>
-                <w:rFonts w:ascii="Times New Roman" w:cs="Times New Roman" w:eastAsia="Times New Roman" w:hAnsi="Times New Roman"/>
-                <w:b w:val="false"/>
-                <w:bCs w:val="false"/>
-                <w:i w:val="false"/>
-                <w:iCs w:val="false"/>
-                <w:color w:val="111111"/>
-                <w:sz w:val="18"/>
-                <w:szCs w:val="18"/>
+              <w:spacing w:after="0" w:line="198"/>
+              <w:jc w:val="center"/>
+            </w:pPr>
+            <w:r>
+              <w:rPr>
+                <w:rFonts w:ascii="Times New Roman" w:cs="Times New Roman" w:eastAsia="Times New Roman" w:hAnsi="Times New Roman"/>
+                <w:b w:val="false"/>
+                <w:bCs w:val="false"/>
+                <w:i w:val="false"/>
+                <w:iCs w:val="false"/>
+                <w:color w:val="111111"/>
+                <w:sz w:val="14"/>
+                <w:szCs w:val="14"/>
               </w:rPr>
               <w:t xml:space="preserve">10</w:t>
             </w:r>
@@ -9236,7 +8950,7 @@
           </w:tcPr>
           <w:p>
             <w:pPr>
-              <w:spacing w:after="0" w:line="270"/>
+              <w:spacing w:after="0" w:line="198"/>
               <w:jc w:val="center"/>
             </w:pPr>
             <w:r>
@@ -9247,8 +8961,8 @@
                 <w:i w:val="false"/>
                 <w:iCs w:val="false"/>
                 <w:color w:val="111111"/>
-                <w:sz w:val="18"/>
-                <w:szCs w:val="18"/>
+                <w:sz w:val="14"/>
+                <w:szCs w:val="14"/>
               </w:rPr>
               <w:t xml:space="preserve">3</w:t>
             </w:r>
@@ -9267,18 +8981,18 @@
           </w:tcPr>
           <w:p>
             <w:pPr>
-              <w:spacing w:after="0" w:line="270"/>
-            </w:pPr>
-            <w:r>
-              <w:rPr>
-                <w:rFonts w:ascii="Times New Roman" w:cs="Times New Roman" w:eastAsia="Times New Roman" w:hAnsi="Times New Roman"/>
-                <w:b w:val="false"/>
-                <w:bCs w:val="false"/>
-                <w:i w:val="false"/>
-                <w:iCs w:val="false"/>
-                <w:color w:val="111111"/>
-                <w:sz w:val="17"/>
-                <w:szCs w:val="17"/>
+              <w:spacing w:after="0" w:line="198"/>
+            </w:pPr>
+            <w:r>
+              <w:rPr>
+                <w:rFonts w:ascii="Times New Roman" w:cs="Times New Roman" w:eastAsia="Times New Roman" w:hAnsi="Times New Roman"/>
+                <w:b w:val="false"/>
+                <w:bCs w:val="false"/>
+                <w:i w:val="false"/>
+                <w:iCs w:val="false"/>
+                <w:color w:val="111111"/>
+                <w:sz w:val="13"/>
+                <w:szCs w:val="13"/>
               </w:rPr>
               <w:t xml:space="preserve">ARP.10.3.5.5 — Bilgilerini kullanarak sözlü iletişim kurar.</w:t>
             </w:r>
@@ -9297,19 +9011,19 @@
           </w:tcPr>
           <w:p>
             <w:pPr>
-              <w:spacing w:after="0" w:line="270"/>
-              <w:jc w:val="center"/>
-            </w:pPr>
-            <w:r>
-              <w:rPr>
-                <w:rFonts w:ascii="Times New Roman" w:cs="Times New Roman" w:eastAsia="Times New Roman" w:hAnsi="Times New Roman"/>
-                <w:b w:val="false"/>
-                <w:bCs w:val="false"/>
-                <w:i w:val="false"/>
-                <w:iCs w:val="false"/>
-                <w:color w:val="111111"/>
-                <w:sz w:val="17"/>
-                <w:szCs w:val="17"/>
+              <w:spacing w:after="0" w:line="198"/>
+              <w:jc w:val="center"/>
+            </w:pPr>
+            <w:r>
+              <w:rPr>
+                <w:rFonts w:ascii="Times New Roman" w:cs="Times New Roman" w:eastAsia="Times New Roman" w:hAnsi="Times New Roman"/>
+                <w:b w:val="false"/>
+                <w:bCs w:val="false"/>
+                <w:i w:val="false"/>
+                <w:iCs w:val="false"/>
+                <w:color w:val="111111"/>
+                <w:sz w:val="13"/>
+                <w:szCs w:val="13"/>
               </w:rPr>
               <w:t xml:space="preserve">Konuşma</w:t>
             </w:r>
@@ -9328,19 +9042,19 @@
           </w:tcPr>
           <w:p>
             <w:pPr>
-              <w:spacing w:after="0" w:line="270"/>
-              <w:jc w:val="center"/>
-            </w:pPr>
-            <w:r>
-              <w:rPr>
-                <w:rFonts w:ascii="Times New Roman" w:cs="Times New Roman" w:eastAsia="Times New Roman" w:hAnsi="Times New Roman"/>
-                <w:b w:val="false"/>
-                <w:bCs w:val="false"/>
-                <w:i w:val="false"/>
-                <w:iCs w:val="false"/>
-                <w:color w:val="111111"/>
-                <w:sz w:val="18"/>
-                <w:szCs w:val="18"/>
+              <w:spacing w:after="0" w:line="198"/>
+              <w:jc w:val="center"/>
+            </w:pPr>
+            <w:r>
+              <w:rPr>
+                <w:rFonts w:ascii="Times New Roman" w:cs="Times New Roman" w:eastAsia="Times New Roman" w:hAnsi="Times New Roman"/>
+                <w:b w:val="false"/>
+                <w:bCs w:val="false"/>
+                <w:i w:val="false"/>
+                <w:iCs w:val="false"/>
+                <w:color w:val="111111"/>
+                <w:sz w:val="14"/>
+                <w:szCs w:val="14"/>
               </w:rPr>
               <w:t xml:space="preserve">15</w:t>
             </w:r>
@@ -9361,7 +9075,7 @@
           </w:tcPr>
           <w:p>
             <w:pPr>
-              <w:spacing w:after="0" w:line="270"/>
+              <w:spacing w:after="0" w:line="198"/>
               <w:jc w:val="center"/>
             </w:pPr>
             <w:r>
@@ -9372,8 +9086,8 @@
                 <w:i w:val="false"/>
                 <w:iCs w:val="false"/>
                 <w:color w:val="111111"/>
-                <w:sz w:val="18"/>
-                <w:szCs w:val="18"/>
+                <w:sz w:val="14"/>
+                <w:szCs w:val="14"/>
               </w:rPr>
               <w:t xml:space="preserve">4</w:t>
             </w:r>
@@ -9392,18 +9106,18 @@
           </w:tcPr>
           <w:p>
             <w:pPr>
-              <w:spacing w:after="0" w:line="270"/>
-            </w:pPr>
-            <w:r>
-              <w:rPr>
-                <w:rFonts w:ascii="Times New Roman" w:cs="Times New Roman" w:eastAsia="Times New Roman" w:hAnsi="Times New Roman"/>
-                <w:b w:val="false"/>
-                <w:bCs w:val="false"/>
-                <w:i w:val="false"/>
-                <w:iCs w:val="false"/>
-                <w:color w:val="111111"/>
-                <w:sz w:val="17"/>
-                <w:szCs w:val="17"/>
+              <w:spacing w:after="0" w:line="198"/>
+            </w:pPr>
+            <w:r>
+              <w:rPr>
+                <w:rFonts w:ascii="Times New Roman" w:cs="Times New Roman" w:eastAsia="Times New Roman" w:hAnsi="Times New Roman"/>
+                <w:b w:val="false"/>
+                <w:bCs w:val="false"/>
+                <w:i w:val="false"/>
+                <w:iCs w:val="false"/>
+                <w:color w:val="111111"/>
+                <w:sz w:val="13"/>
+                <w:szCs w:val="13"/>
               </w:rPr>
               <w:t xml:space="preserve">ARP.10.3.5.1 — Durum ile uygun kalıp ifadeyi eşleştirir.</w:t>
             </w:r>
@@ -9422,19 +9136,19 @@
           </w:tcPr>
           <w:p>
             <w:pPr>
-              <w:spacing w:after="0" w:line="270"/>
-              <w:jc w:val="center"/>
-            </w:pPr>
-            <w:r>
-              <w:rPr>
-                <w:rFonts w:ascii="Times New Roman" w:cs="Times New Roman" w:eastAsia="Times New Roman" w:hAnsi="Times New Roman"/>
-                <w:b w:val="false"/>
-                <w:bCs w:val="false"/>
-                <w:i w:val="false"/>
-                <w:iCs w:val="false"/>
-                <w:color w:val="111111"/>
-                <w:sz w:val="17"/>
-                <w:szCs w:val="17"/>
+              <w:spacing w:after="0" w:line="198"/>
+              <w:jc w:val="center"/>
+            </w:pPr>
+            <w:r>
+              <w:rPr>
+                <w:rFonts w:ascii="Times New Roman" w:cs="Times New Roman" w:eastAsia="Times New Roman" w:hAnsi="Times New Roman"/>
+                <w:b w:val="false"/>
+                <w:bCs w:val="false"/>
+                <w:i w:val="false"/>
+                <w:iCs w:val="false"/>
+                <w:color w:val="111111"/>
+                <w:sz w:val="13"/>
+                <w:szCs w:val="13"/>
               </w:rPr>
               <w:t xml:space="preserve">Konuşma</w:t>
             </w:r>
@@ -9453,19 +9167,19 @@
           </w:tcPr>
           <w:p>
             <w:pPr>
-              <w:spacing w:after="0" w:line="270"/>
-              <w:jc w:val="center"/>
-            </w:pPr>
-            <w:r>
-              <w:rPr>
-                <w:rFonts w:ascii="Times New Roman" w:cs="Times New Roman" w:eastAsia="Times New Roman" w:hAnsi="Times New Roman"/>
-                <w:b w:val="false"/>
-                <w:bCs w:val="false"/>
-                <w:i w:val="false"/>
-                <w:iCs w:val="false"/>
-                <w:color w:val="111111"/>
-                <w:sz w:val="18"/>
-                <w:szCs w:val="18"/>
+              <w:spacing w:after="0" w:line="198"/>
+              <w:jc w:val="center"/>
+            </w:pPr>
+            <w:r>
+              <w:rPr>
+                <w:rFonts w:ascii="Times New Roman" w:cs="Times New Roman" w:eastAsia="Times New Roman" w:hAnsi="Times New Roman"/>
+                <w:b w:val="false"/>
+                <w:bCs w:val="false"/>
+                <w:i w:val="false"/>
+                <w:iCs w:val="false"/>
+                <w:color w:val="111111"/>
+                <w:sz w:val="14"/>
+                <w:szCs w:val="14"/>
               </w:rPr>
               <w:t xml:space="preserve">10</w:t>
             </w:r>
@@ -9486,7 +9200,7 @@
           </w:tcPr>
           <w:p>
             <w:pPr>
-              <w:spacing w:after="0" w:line="270"/>
+              <w:spacing w:after="0" w:line="198"/>
               <w:jc w:val="center"/>
             </w:pPr>
             <w:r>
@@ -9497,8 +9211,8 @@
                 <w:i w:val="false"/>
                 <w:iCs w:val="false"/>
                 <w:color w:val="111111"/>
-                <w:sz w:val="18"/>
-                <w:szCs w:val="18"/>
+                <w:sz w:val="14"/>
+                <w:szCs w:val="14"/>
               </w:rPr>
               <w:t xml:space="preserve">5</w:t>
             </w:r>
@@ -9517,18 +9231,18 @@
           </w:tcPr>
           <w:p>
             <w:pPr>
-              <w:spacing w:after="0" w:line="270"/>
-            </w:pPr>
-            <w:r>
-              <w:rPr>
-                <w:rFonts w:ascii="Times New Roman" w:cs="Times New Roman" w:eastAsia="Times New Roman" w:hAnsi="Times New Roman"/>
-                <w:b w:val="false"/>
-                <w:bCs w:val="false"/>
-                <w:i w:val="false"/>
-                <w:iCs w:val="false"/>
-                <w:color w:val="111111"/>
-                <w:sz w:val="17"/>
-                <w:szCs w:val="17"/>
+              <w:spacing w:after="0" w:line="198"/>
+            </w:pPr>
+            <w:r>
+              <w:rPr>
+                <w:rFonts w:ascii="Times New Roman" w:cs="Times New Roman" w:eastAsia="Times New Roman" w:hAnsi="Times New Roman"/>
+                <w:b w:val="false"/>
+                <w:bCs w:val="false"/>
+                <w:i w:val="false"/>
+                <w:iCs w:val="false"/>
+                <w:color w:val="111111"/>
+                <w:sz w:val="13"/>
+                <w:szCs w:val="13"/>
               </w:rPr>
               <w:t xml:space="preserve">ARP.10.3.4.1 — Metinden hareketle hedef sözcükleri yerinde kullanır.</w:t>
             </w:r>
@@ -9547,19 +9261,19 @@
           </w:tcPr>
           <w:p>
             <w:pPr>
-              <w:spacing w:after="0" w:line="270"/>
-              <w:jc w:val="center"/>
-            </w:pPr>
-            <w:r>
-              <w:rPr>
-                <w:rFonts w:ascii="Times New Roman" w:cs="Times New Roman" w:eastAsia="Times New Roman" w:hAnsi="Times New Roman"/>
-                <w:b w:val="false"/>
-                <w:bCs w:val="false"/>
-                <w:i w:val="false"/>
-                <w:iCs w:val="false"/>
-                <w:color w:val="111111"/>
-                <w:sz w:val="17"/>
-                <w:szCs w:val="17"/>
+              <w:spacing w:after="0" w:line="198"/>
+              <w:jc w:val="center"/>
+            </w:pPr>
+            <w:r>
+              <w:rPr>
+                <w:rFonts w:ascii="Times New Roman" w:cs="Times New Roman" w:eastAsia="Times New Roman" w:hAnsi="Times New Roman"/>
+                <w:b w:val="false"/>
+                <w:bCs w:val="false"/>
+                <w:i w:val="false"/>
+                <w:iCs w:val="false"/>
+                <w:color w:val="111111"/>
+                <w:sz w:val="13"/>
+                <w:szCs w:val="13"/>
               </w:rPr>
               <w:t xml:space="preserve">Sözcük</w:t>
             </w:r>
@@ -9578,19 +9292,19 @@
           </w:tcPr>
           <w:p>
             <w:pPr>
-              <w:spacing w:after="0" w:line="270"/>
-              <w:jc w:val="center"/>
-            </w:pPr>
-            <w:r>
-              <w:rPr>
-                <w:rFonts w:ascii="Times New Roman" w:cs="Times New Roman" w:eastAsia="Times New Roman" w:hAnsi="Times New Roman"/>
-                <w:b w:val="false"/>
-                <w:bCs w:val="false"/>
-                <w:i w:val="false"/>
-                <w:iCs w:val="false"/>
-                <w:color w:val="111111"/>
-                <w:sz w:val="18"/>
-                <w:szCs w:val="18"/>
+              <w:spacing w:after="0" w:line="198"/>
+              <w:jc w:val="center"/>
+            </w:pPr>
+            <w:r>
+              <w:rPr>
+                <w:rFonts w:ascii="Times New Roman" w:cs="Times New Roman" w:eastAsia="Times New Roman" w:hAnsi="Times New Roman"/>
+                <w:b w:val="false"/>
+                <w:bCs w:val="false"/>
+                <w:i w:val="false"/>
+                <w:iCs w:val="false"/>
+                <w:color w:val="111111"/>
+                <w:sz w:val="14"/>
+                <w:szCs w:val="14"/>
               </w:rPr>
               <w:t xml:space="preserve">10</w:t>
             </w:r>
@@ -9611,7 +9325,7 @@
           </w:tcPr>
           <w:p>
             <w:pPr>
-              <w:spacing w:after="0" w:line="270"/>
+              <w:spacing w:after="0" w:line="198"/>
               <w:jc w:val="center"/>
             </w:pPr>
             <w:r>
@@ -9622,8 +9336,8 @@
                 <w:i w:val="false"/>
                 <w:iCs w:val="false"/>
                 <w:color w:val="111111"/>
-                <w:sz w:val="18"/>
-                <w:szCs w:val="18"/>
+                <w:sz w:val="14"/>
+                <w:szCs w:val="14"/>
               </w:rPr>
               <w:t xml:space="preserve">6</w:t>
             </w:r>
@@ -9642,18 +9356,18 @@
           </w:tcPr>
           <w:p>
             <w:pPr>
-              <w:spacing w:after="0" w:line="270"/>
-            </w:pPr>
-            <w:r>
-              <w:rPr>
-                <w:rFonts w:ascii="Times New Roman" w:cs="Times New Roman" w:eastAsia="Times New Roman" w:hAnsi="Times New Roman"/>
-                <w:b w:val="false"/>
-                <w:bCs w:val="false"/>
-                <w:i w:val="false"/>
-                <w:iCs w:val="false"/>
-                <w:color w:val="111111"/>
-                <w:sz w:val="17"/>
-                <w:szCs w:val="17"/>
+              <w:spacing w:after="0" w:line="198"/>
+            </w:pPr>
+            <w:r>
+              <w:rPr>
+                <w:rFonts w:ascii="Times New Roman" w:cs="Times New Roman" w:eastAsia="Times New Roman" w:hAnsi="Times New Roman"/>
+                <w:b w:val="false"/>
+                <w:bCs w:val="false"/>
+                <w:i w:val="false"/>
+                <w:iCs w:val="false"/>
+                <w:color w:val="111111"/>
+                <w:sz w:val="13"/>
+                <w:szCs w:val="13"/>
               </w:rPr>
               <w:t xml:space="preserve">ARP.10.3.2.2 — Okuduğu içerikte bağlamdan anlam çıkarır.</w:t>
             </w:r>
@@ -9672,19 +9386,19 @@
           </w:tcPr>
           <w:p>
             <w:pPr>
-              <w:spacing w:after="0" w:line="270"/>
-              <w:jc w:val="center"/>
-            </w:pPr>
-            <w:r>
-              <w:rPr>
-                <w:rFonts w:ascii="Times New Roman" w:cs="Times New Roman" w:eastAsia="Times New Roman" w:hAnsi="Times New Roman"/>
-                <w:b w:val="false"/>
-                <w:bCs w:val="false"/>
-                <w:i w:val="false"/>
-                <w:iCs w:val="false"/>
-                <w:color w:val="111111"/>
-                <w:sz w:val="17"/>
-                <w:szCs w:val="17"/>
+              <w:spacing w:after="0" w:line="198"/>
+              <w:jc w:val="center"/>
+            </w:pPr>
+            <w:r>
+              <w:rPr>
+                <w:rFonts w:ascii="Times New Roman" w:cs="Times New Roman" w:eastAsia="Times New Roman" w:hAnsi="Times New Roman"/>
+                <w:b w:val="false"/>
+                <w:bCs w:val="false"/>
+                <w:i w:val="false"/>
+                <w:iCs w:val="false"/>
+                <w:color w:val="111111"/>
+                <w:sz w:val="13"/>
+                <w:szCs w:val="13"/>
               </w:rPr>
               <w:t xml:space="preserve">Okuma</w:t>
             </w:r>
@@ -9703,19 +9417,19 @@
           </w:tcPr>
           <w:p>
             <w:pPr>
-              <w:spacing w:after="0" w:line="270"/>
-              <w:jc w:val="center"/>
-            </w:pPr>
-            <w:r>
-              <w:rPr>
-                <w:rFonts w:ascii="Times New Roman" w:cs="Times New Roman" w:eastAsia="Times New Roman" w:hAnsi="Times New Roman"/>
-                <w:b w:val="false"/>
-                <w:bCs w:val="false"/>
-                <w:i w:val="false"/>
-                <w:iCs w:val="false"/>
-                <w:color w:val="111111"/>
-                <w:sz w:val="18"/>
-                <w:szCs w:val="18"/>
+              <w:spacing w:after="0" w:line="198"/>
+              <w:jc w:val="center"/>
+            </w:pPr>
+            <w:r>
+              <w:rPr>
+                <w:rFonts w:ascii="Times New Roman" w:cs="Times New Roman" w:eastAsia="Times New Roman" w:hAnsi="Times New Roman"/>
+                <w:b w:val="false"/>
+                <w:bCs w:val="false"/>
+                <w:i w:val="false"/>
+                <w:iCs w:val="false"/>
+                <w:color w:val="111111"/>
+                <w:sz w:val="14"/>
+                <w:szCs w:val="14"/>
               </w:rPr>
               <w:t xml:space="preserve">10</w:t>
             </w:r>
@@ -9736,7 +9450,7 @@
           </w:tcPr>
           <w:p>
             <w:pPr>
-              <w:spacing w:after="0" w:line="270"/>
+              <w:spacing w:after="0" w:line="198"/>
               <w:jc w:val="center"/>
             </w:pPr>
             <w:r>
@@ -9747,8 +9461,8 @@
                 <w:i w:val="false"/>
                 <w:iCs w:val="false"/>
                 <w:color w:val="111111"/>
-                <w:sz w:val="18"/>
-                <w:szCs w:val="18"/>
+                <w:sz w:val="14"/>
+                <w:szCs w:val="14"/>
               </w:rPr>
               <w:t xml:space="preserve">7</w:t>
             </w:r>
@@ -9767,18 +9481,18 @@
           </w:tcPr>
           <w:p>
             <w:pPr>
-              <w:spacing w:after="0" w:line="270"/>
-            </w:pPr>
-            <w:r>
-              <w:rPr>
-                <w:rFonts w:ascii="Times New Roman" w:cs="Times New Roman" w:eastAsia="Times New Roman" w:hAnsi="Times New Roman"/>
-                <w:b w:val="false"/>
-                <w:bCs w:val="false"/>
-                <w:i w:val="false"/>
-                <w:iCs w:val="false"/>
-                <w:color w:val="111111"/>
-                <w:sz w:val="17"/>
-                <w:szCs w:val="17"/>
+              <w:spacing w:after="0" w:line="198"/>
+            </w:pPr>
+            <w:r>
+              <w:rPr>
+                <w:rFonts w:ascii="Times New Roman" w:cs="Times New Roman" w:eastAsia="Times New Roman" w:hAnsi="Times New Roman"/>
+                <w:b w:val="false"/>
+                <w:bCs w:val="false"/>
+                <w:i w:val="false"/>
+                <w:iCs w:val="false"/>
+                <w:color w:val="111111"/>
+                <w:sz w:val="13"/>
+                <w:szCs w:val="13"/>
               </w:rPr>
               <w:t xml:space="preserve">ARP.10.3.5.3 — Metne dayalı sorulara Arapça cevap verir.</w:t>
             </w:r>
@@ -9797,19 +9511,19 @@
           </w:tcPr>
           <w:p>
             <w:pPr>
-              <w:spacing w:after="0" w:line="270"/>
-              <w:jc w:val="center"/>
-            </w:pPr>
-            <w:r>
-              <w:rPr>
-                <w:rFonts w:ascii="Times New Roman" w:cs="Times New Roman" w:eastAsia="Times New Roman" w:hAnsi="Times New Roman"/>
-                <w:b w:val="false"/>
-                <w:bCs w:val="false"/>
-                <w:i w:val="false"/>
-                <w:iCs w:val="false"/>
-                <w:color w:val="111111"/>
-                <w:sz w:val="17"/>
-                <w:szCs w:val="17"/>
+              <w:spacing w:after="0" w:line="198"/>
+              <w:jc w:val="center"/>
+            </w:pPr>
+            <w:r>
+              <w:rPr>
+                <w:rFonts w:ascii="Times New Roman" w:cs="Times New Roman" w:eastAsia="Times New Roman" w:hAnsi="Times New Roman"/>
+                <w:b w:val="false"/>
+                <w:bCs w:val="false"/>
+                <w:i w:val="false"/>
+                <w:iCs w:val="false"/>
+                <w:color w:val="111111"/>
+                <w:sz w:val="13"/>
+                <w:szCs w:val="13"/>
               </w:rPr>
               <w:t xml:space="preserve">Konuşma</w:t>
             </w:r>
@@ -9828,19 +9542,19 @@
           </w:tcPr>
           <w:p>
             <w:pPr>
-              <w:spacing w:after="0" w:line="270"/>
-              <w:jc w:val="center"/>
-            </w:pPr>
-            <w:r>
-              <w:rPr>
-                <w:rFonts w:ascii="Times New Roman" w:cs="Times New Roman" w:eastAsia="Times New Roman" w:hAnsi="Times New Roman"/>
-                <w:b w:val="false"/>
-                <w:bCs w:val="false"/>
-                <w:i w:val="false"/>
-                <w:iCs w:val="false"/>
-                <w:color w:val="111111"/>
-                <w:sz w:val="18"/>
-                <w:szCs w:val="18"/>
+              <w:spacing w:after="0" w:line="198"/>
+              <w:jc w:val="center"/>
+            </w:pPr>
+            <w:r>
+              <w:rPr>
+                <w:rFonts w:ascii="Times New Roman" w:cs="Times New Roman" w:eastAsia="Times New Roman" w:hAnsi="Times New Roman"/>
+                <w:b w:val="false"/>
+                <w:bCs w:val="false"/>
+                <w:i w:val="false"/>
+                <w:iCs w:val="false"/>
+                <w:color w:val="111111"/>
+                <w:sz w:val="14"/>
+                <w:szCs w:val="14"/>
               </w:rPr>
               <w:t xml:space="preserve">15</w:t>
             </w:r>
@@ -9861,7 +9575,7 @@
           </w:tcPr>
           <w:p>
             <w:pPr>
-              <w:spacing w:after="0" w:line="270"/>
+              <w:spacing w:after="0" w:line="198"/>
               <w:jc w:val="center"/>
             </w:pPr>
             <w:r>
@@ -9872,8 +9586,8 @@
                 <w:i w:val="false"/>
                 <w:iCs w:val="false"/>
                 <w:color w:val="111111"/>
-                <w:sz w:val="18"/>
-                <w:szCs w:val="18"/>
+                <w:sz w:val="14"/>
+                <w:szCs w:val="14"/>
               </w:rPr>
               <w:t xml:space="preserve">8</w:t>
             </w:r>
@@ -9892,18 +9606,18 @@
           </w:tcPr>
           <w:p>
             <w:pPr>
-              <w:spacing w:after="0" w:line="270"/>
-            </w:pPr>
-            <w:r>
-              <w:rPr>
-                <w:rFonts w:ascii="Times New Roman" w:cs="Times New Roman" w:eastAsia="Times New Roman" w:hAnsi="Times New Roman"/>
-                <w:b w:val="false"/>
-                <w:bCs w:val="false"/>
-                <w:i w:val="false"/>
-                <w:iCs w:val="false"/>
-                <w:color w:val="111111"/>
-                <w:sz w:val="17"/>
-                <w:szCs w:val="17"/>
+              <w:spacing w:after="0" w:line="198"/>
+            </w:pPr>
+            <w:r>
+              <w:rPr>
+                <w:rFonts w:ascii="Times New Roman" w:cs="Times New Roman" w:eastAsia="Times New Roman" w:hAnsi="Times New Roman"/>
+                <w:b w:val="false"/>
+                <w:bCs w:val="false"/>
+                <w:i w:val="false"/>
+                <w:iCs w:val="false"/>
+                <w:color w:val="111111"/>
+                <w:sz w:val="13"/>
+                <w:szCs w:val="13"/>
               </w:rPr>
               <w:t xml:space="preserve">ARP.10.3.6.5 — Bilgilerini kullanarak yazılı iletişim kurar.</w:t>
             </w:r>
@@ -9922,19 +9636,19 @@
           </w:tcPr>
           <w:p>
             <w:pPr>
-              <w:spacing w:after="0" w:line="270"/>
-              <w:jc w:val="center"/>
-            </w:pPr>
-            <w:r>
-              <w:rPr>
-                <w:rFonts w:ascii="Times New Roman" w:cs="Times New Roman" w:eastAsia="Times New Roman" w:hAnsi="Times New Roman"/>
-                <w:b w:val="false"/>
-                <w:bCs w:val="false"/>
-                <w:i w:val="false"/>
-                <w:iCs w:val="false"/>
-                <w:color w:val="111111"/>
-                <w:sz w:val="17"/>
-                <w:szCs w:val="17"/>
+              <w:spacing w:after="0" w:line="198"/>
+              <w:jc w:val="center"/>
+            </w:pPr>
+            <w:r>
+              <w:rPr>
+                <w:rFonts w:ascii="Times New Roman" w:cs="Times New Roman" w:eastAsia="Times New Roman" w:hAnsi="Times New Roman"/>
+                <w:b w:val="false"/>
+                <w:bCs w:val="false"/>
+                <w:i w:val="false"/>
+                <w:iCs w:val="false"/>
+                <w:color w:val="111111"/>
+                <w:sz w:val="13"/>
+                <w:szCs w:val="13"/>
               </w:rPr>
               <w:t xml:space="preserve">Yazma</w:t>
             </w:r>
@@ -9953,19 +9667,19 @@
           </w:tcPr>
           <w:p>
             <w:pPr>
-              <w:spacing w:after="0" w:line="270"/>
-              <w:jc w:val="center"/>
-            </w:pPr>
-            <w:r>
-              <w:rPr>
-                <w:rFonts w:ascii="Times New Roman" w:cs="Times New Roman" w:eastAsia="Times New Roman" w:hAnsi="Times New Roman"/>
-                <w:b w:val="false"/>
-                <w:bCs w:val="false"/>
-                <w:i w:val="false"/>
-                <w:iCs w:val="false"/>
-                <w:color w:val="111111"/>
-                <w:sz w:val="18"/>
-                <w:szCs w:val="18"/>
+              <w:spacing w:after="0" w:line="198"/>
+              <w:jc w:val="center"/>
+            </w:pPr>
+            <w:r>
+              <w:rPr>
+                <w:rFonts w:ascii="Times New Roman" w:cs="Times New Roman" w:eastAsia="Times New Roman" w:hAnsi="Times New Roman"/>
+                <w:b w:val="false"/>
+                <w:bCs w:val="false"/>
+                <w:i w:val="false"/>
+                <w:iCs w:val="false"/>
+                <w:color w:val="111111"/>
+                <w:sz w:val="14"/>
+                <w:szCs w:val="14"/>
               </w:rPr>
               <w:t xml:space="preserve">15</w:t>
             </w:r>
@@ -9975,7 +9689,7 @@
     </w:tbl>
     <w:p>
       <w:pPr>
-        <w:spacing w:after="60"/>
+        <w:spacing w:after="13"/>
       </w:pPr>
       <w:r>
         <w:rPr>
@@ -9985,8 +9699,8 @@
           <w:i w:val="false"/>
           <w:iCs w:val="false"/>
           <w:color w:val="111111"/>
-          <w:sz w:val="21"/>
-          <w:szCs w:val="21"/>
+          <w:sz w:val="17"/>
+          <w:szCs w:val="17"/>
         </w:rPr>
         <w:t xml:space="preserve"/>
       </w:r>
@@ -10030,44 +9744,26 @@
           </w:tcPr>
           <w:p>
             <w:pPr>
-              <w:spacing w:after="0" w:line="120"/>
-            </w:pPr>
-            <w:r>
-              <w:rPr>
-                <w:rFonts w:ascii="Times New Roman" w:cs="Times New Roman" w:eastAsia="Times New Roman" w:hAnsi="Times New Roman"/>
-                <w:b w:val="false"/>
-                <w:bCs w:val="false"/>
-                <w:i w:val="false"/>
-                <w:iCs w:val="false"/>
-                <w:color w:val="111111"/>
-                <w:sz w:val="6"/>
-                <w:szCs w:val="6"/>
-              </w:rPr>
-              <w:t xml:space="preserve"/>
-            </w:r>
-          </w:p>
-          <w:p>
-            <w:pPr>
-              <w:spacing w:after="25"/>
-              <w:jc w:val="center"/>
-            </w:pPr>
-            <w:r>
-              <w:rPr>
-                <w:rFonts w:ascii="Times New Roman" w:cs="Times New Roman" w:eastAsia="Times New Roman" w:hAnsi="Times New Roman"/>
-                <w:b w:val="false"/>
-                <w:bCs w:val="false"/>
-                <w:i w:val="false"/>
-                <w:iCs w:val="false"/>
-                <w:color w:val="111111"/>
-                <w:sz w:val="19"/>
-                <w:szCs w:val="19"/>
+              <w:spacing w:after="6"/>
+              <w:jc w:val="center"/>
+            </w:pPr>
+            <w:r>
+              <w:rPr>
+                <w:rFonts w:ascii="Times New Roman" w:cs="Times New Roman" w:eastAsia="Times New Roman" w:hAnsi="Times New Roman"/>
+                <w:b w:val="false"/>
+                <w:bCs w:val="false"/>
+                <w:i w:val="false"/>
+                <w:iCs w:val="false"/>
+                <w:color w:val="111111"/>
+                <w:sz w:val="15"/>
+                <w:szCs w:val="15"/>
               </w:rPr>
               <w:t xml:space="preserve">……………………………………</w:t>
             </w:r>
           </w:p>
           <w:p>
             <w:pPr>
-              <w:spacing w:after="8"/>
+              <w:spacing w:after="2"/>
               <w:jc w:val="center"/>
             </w:pPr>
             <w:r>
@@ -10078,8 +9774,8 @@
                 <w:i w:val="false"/>
                 <w:iCs w:val="false"/>
                 <w:color w:val="111111"/>
-                <w:sz w:val="19"/>
-                <w:szCs w:val="19"/>
+                <w:sz w:val="15"/>
+                <w:szCs w:val="15"/>
               </w:rPr>
               <w:t xml:space="preserve">Ders Öğretmeni</w:t>
             </w:r>
@@ -10097,8 +9793,8 @@
                 <w:i w:val="false"/>
                 <w:iCs w:val="false"/>
                 <w:color w:val="55636F"/>
-                <w:sz w:val="17"/>
-                <w:szCs w:val="17"/>
+                <w:sz w:val="13"/>
+                <w:szCs w:val="13"/>
               </w:rPr>
               <w:t xml:space="preserve">Arapça</w:t>
             </w:r>
@@ -10133,34 +9829,34 @@
                 <w:i w:val="false"/>
                 <w:iCs w:val="false"/>
                 <w:color w:val="111111"/>
-                <w:sz w:val="6"/>
-                <w:szCs w:val="6"/>
+                <w:sz w:val="12"/>
+                <w:szCs w:val="12"/>
               </w:rPr>
               <w:t xml:space="preserve"/>
             </w:r>
           </w:p>
           <w:p>
             <w:pPr>
-              <w:spacing w:after="25"/>
-              <w:jc w:val="center"/>
-            </w:pPr>
-            <w:r>
-              <w:rPr>
-                <w:rFonts w:ascii="Times New Roman" w:cs="Times New Roman" w:eastAsia="Times New Roman" w:hAnsi="Times New Roman"/>
-                <w:b w:val="false"/>
-                <w:bCs w:val="false"/>
-                <w:i w:val="false"/>
-                <w:iCs w:val="false"/>
-                <w:color w:val="111111"/>
-                <w:sz w:val="19"/>
-                <w:szCs w:val="19"/>
+              <w:spacing w:after="6"/>
+              <w:jc w:val="center"/>
+            </w:pPr>
+            <w:r>
+              <w:rPr>
+                <w:rFonts w:ascii="Times New Roman" w:cs="Times New Roman" w:eastAsia="Times New Roman" w:hAnsi="Times New Roman"/>
+                <w:b w:val="false"/>
+                <w:bCs w:val="false"/>
+                <w:i w:val="false"/>
+                <w:iCs w:val="false"/>
+                <w:color w:val="111111"/>
+                <w:sz w:val="15"/>
+                <w:szCs w:val="15"/>
               </w:rPr>
               <w:t xml:space="preserve">……………………………………</w:t>
             </w:r>
           </w:p>
           <w:p>
             <w:pPr>
-              <w:spacing w:after="8"/>
+              <w:spacing w:after="2"/>
               <w:jc w:val="center"/>
             </w:pPr>
             <w:r>
@@ -10171,8 +9867,8 @@
                 <w:i w:val="false"/>
                 <w:iCs w:val="false"/>
                 <w:color w:val="111111"/>
-                <w:sz w:val="19"/>
-                <w:szCs w:val="19"/>
+                <w:sz w:val="15"/>
+                <w:szCs w:val="15"/>
               </w:rPr>
               <w:t xml:space="preserve">Okul Müdürü</w:t>
             </w:r>
@@ -10190,8 +9886,8 @@
                 <w:i w:val="false"/>
                 <w:iCs w:val="false"/>
                 <w:color w:val="55636F"/>
-                <w:sz w:val="17"/>
-                <w:szCs w:val="17"/>
+                <w:sz w:val="13"/>
+                <w:szCs w:val="13"/>
               </w:rPr>
               <w:t xml:space="preserve"/>
             </w:r>
@@ -10202,7 +9898,7 @@
     <w:sectPr>
       <w:footerReference w:type="default" r:id="rId7"/>
       <w:pgSz w:w="11906" w:h="16838" w:orient="portrait"/>
-      <w:pgMar w:top="1021" w:right="1021" w:bottom="1021" w:left="1021" w:header="708" w:footer="708" w:gutter="0"/>
+      <w:pgMar w:top="390" w:right="390" w:bottom="390" w:left="390" w:header="454" w:footer="400" w:gutter="0"/>
       <w:pgNumType/>
       <w:docGrid w:linePitch="360"/>
     </w:sectPr>

--- a/dosyalar/sinavlar/10-sinif/arapca-10-2d1y-beceri.docx
+++ b/dosyalar/sinavlar/10-sinif/arapca-10-2d1y-beceri.docx
@@ -504,7 +504,7 @@
                 <w:szCs w:val="25"/>
                 <w:rtl/>
               </w:rPr>
-              <w:t xml:space="preserve">رِحْلَةٌ إِلَى إِسْطَنْبُولَ</w:t>
+              <w:t xml:space="preserve">رِحْلَةٌ إِلَى إِسْطَنْبُول</w:t>
             </w:r>
           </w:p>
           <w:p>
@@ -522,7 +522,7 @@
                 <w:szCs w:val="26"/>
                 <w:rtl/>
               </w:rPr>
-              <w:t xml:space="preserve">فِي الْعُطْلَةِ الْمَاضِيَةِ سَافَرْتُ مَعَ أُسْرَتِي إِلَى مَدِينَةِ إِسْطَنْبُولَ.</w:t>
+              <w:t xml:space="preserve">فِي العُطْلَةِ المَاضِيَةِ سَافَرْتُ مَعَ أُسْرَتِي إِلَى مَدِينَةِ إِسْطَنْبُول.</w:t>
             </w:r>
           </w:p>
           <w:p>
@@ -540,7 +540,7 @@
                 <w:szCs w:val="26"/>
                 <w:rtl/>
               </w:rPr>
-              <w:t xml:space="preserve">خَرَجْنَا مِنَ الْبَيْتِ فِي السَّاعَةِ السَّادِسَةِ صَبَاحًا، وَذَهَبْنَا إِلَى الْمَطَارِ بِالسَّيَّارَةِ.</w:t>
+              <w:t xml:space="preserve">خَرَجْنَا مِن البَيْتِ فِي السَّاعَةِ السَّادِسَةِ صَبَاحًا، وَذَهَبْنَا إِلَى المَطَارِ بِالسَّيَّارَةِ.</w:t>
             </w:r>
           </w:p>
           <w:p>
@@ -558,7 +558,7 @@
                 <w:szCs w:val="26"/>
                 <w:rtl/>
               </w:rPr>
-              <w:t xml:space="preserve">هُنَاكَ قَدَّمْنَا التَّذَاكِرَ وَجَوَازَاتِ السَّفَرِ لِلْمُوَظَّفِ، ثُمَّ انْتَظَرْنَا سَاعَةً وَاحِدَةً.</w:t>
+              <w:t xml:space="preserve">هُنَاكَ قَدَّمْنَا التَّذَاكِرَ وَجَوَازَاتِ السَّفَرِ لِلْمُوَظَّفِ، ثُمَّ انْتَظَرْنَا سَاعَةً وَاحِدَةً.</w:t>
             </w:r>
           </w:p>
           <w:p>
@@ -576,7 +576,7 @@
                 <w:szCs w:val="26"/>
                 <w:rtl/>
               </w:rPr>
-              <w:t xml:space="preserve">اِسْتَغْرَقَتِ الرِّحْلَةُ بِالطَّائِرَةِ سَاعَةً وَنِصْفًا فَقَطْ.</w:t>
+              <w:t xml:space="preserve">اِسْتَغْرَقَتِ الرِّحْلَةُ بِالطَّائِرَةِ سَاعَةً وَنِصْفًا فَقَطْ.</w:t>
             </w:r>
           </w:p>
           <w:p>
@@ -594,7 +594,7 @@
                 <w:szCs w:val="26"/>
                 <w:rtl/>
               </w:rPr>
-              <w:t xml:space="preserve">وَصَلْنَا إِلَى الْفُنْدُقِ ظُهْرًا، وَحَجَزَ وَالِدِي غُرْفَتَيْنِ مُزْدَوِجَتَيْنِ لِثَلَاثِ لَيَالٍ.</w:t>
+              <w:t xml:space="preserve">وَصَلْنَا إِلَى الفُنْدُقِ ظُهْرًا، وَحَجَزَ وَالِدِي غُرْفَتَيْنِ مُزْدَوِجَتَيْنِ لِثَلَاثِ لَيَالٍ.</w:t>
             </w:r>
           </w:p>
           <w:p>
@@ -612,7 +612,7 @@
                 <w:szCs w:val="26"/>
                 <w:rtl/>
               </w:rPr>
-              <w:t xml:space="preserve">فِي الْيَوْمِ الْأَوَّلِ زُرْنَا الْمَسْجِدَ الْأَزْرَقَ، وَهُوَ مِنْ أَشْهَرِ الْآثَارِ التَّارِيخِيَّةِ.</w:t>
+              <w:t xml:space="preserve">فِي اليَوْمِ الأَوَّلِ زُرْنَا المَسْجِدَ الأَزْرَقَ، وَهُوَ مِنْ أَشْهَرِ الآثَارِ التَّارِيخِيَّةِ.</w:t>
             </w:r>
           </w:p>
           <w:p>
@@ -630,7 +630,7 @@
                 <w:szCs w:val="26"/>
                 <w:rtl/>
               </w:rPr>
-              <w:t xml:space="preserve">وَبَعْدَ ذَلِكَ مَشَيْنَا إِلَى السُّوقِ الْكَبِيرِ، وَاشْتَرَتْ أُمِّي هَدَايَا لِأَقَارِبِنَا.</w:t>
+              <w:t xml:space="preserve">وَبَعْدَ ذَلِكَ مَشَيْنَا إِلَى السُّوقِ الكَبِيرِ، وَاشْتَرَتْ أُمِّي هَدَايَا لِأَقَارِبِنَا.</w:t>
             </w:r>
           </w:p>
           <w:p>
@@ -648,7 +648,7 @@
                 <w:szCs w:val="26"/>
                 <w:rtl/>
               </w:rPr>
-              <w:t xml:space="preserve">وَفِي الْيَوْمِ الثَّانِي رَكِبْنَا السَّفِينَةَ، وَشَاهَدْنَا الْمَدِينَةَ مِنَ الْبَحْرِ.</w:t>
+              <w:t xml:space="preserve">وَفِي اليَوْمِ الثَّانِي رَكِبْنَا السَّفِينَةَ، وَشَاهَدْنَا المَدِينَةَ مِن البَحْرِ.</w:t>
             </w:r>
           </w:p>
           <w:p>
@@ -666,7 +666,7 @@
                 <w:szCs w:val="26"/>
                 <w:rtl/>
               </w:rPr>
-              <w:t xml:space="preserve">قَالَ أَخِي الصَّغِيرُ: إِنَّ الْبَحْرَ أَجْمَلُ مِنَ الْجَبَلِ، فَضَحِكْنَا جَمِيعًا.</w:t>
+              <w:t xml:space="preserve">قَالَ أَخِي الصَّغِيرُ: إِنَّ البَحْرَ أَجْمَلُ مِن الجَبَلِ، فَضَحِكْنَا جَمِيعًا.</w:t>
             </w:r>
           </w:p>
           <w:p>
@@ -684,7 +684,7 @@
                 <w:szCs w:val="26"/>
                 <w:rtl/>
               </w:rPr>
-              <w:t xml:space="preserve">لَمْ نَذْهَبْ إِلَى الْمَتْحَفِ لِأَنَّ الْوَقْتَ كَانَ قَلِيلًا، وَسَنَزُورُهُ فِي رِحْلَةٍ قَادِمَةٍ.</w:t>
+              <w:t xml:space="preserve">لَمْ نَذْهَبْ إِلَى المَتْحَفِ لِأَنَّ الوَقْتَ كَانَ قَلِيلًا، وَسَنَزُورُهُ فِي رِحْلَةٍ قَادِمَةٍ.</w:t>
             </w:r>
           </w:p>
           <w:p>
@@ -702,7 +702,7 @@
                 <w:szCs w:val="26"/>
                 <w:rtl/>
               </w:rPr>
-              <w:t xml:space="preserve">عُدْنَا إِلَى أَنْقَرَةَ بِالْقِطَارِ، وَكَانَتْ رِحْلَةً هَادِئَةً وَمُمْتِعَةً.</w:t>
+              <w:t xml:space="preserve">عُدْنَا إِلَى أَنْقَرَة بِالْقِطَارِ، وَكَانَتْ رِحْلَةً هَادِئَةً وَمُمْتِعَةً.</w:t>
             </w:r>
           </w:p>
         </w:tc>
@@ -756,7 +756,7 @@
           <w:szCs w:val="24"/>
           <w:rtl/>
         </w:rPr>
-        <w:t xml:space="preserve">كَيْفَ ذَهَبَتِ الْأُسْرَةُ إِلَى الْمَطَارِ؟</w:t>
+        <w:t xml:space="preserve">كَيْف ذَهَبَتِ الأُسْرَةُ إِلَى المَطَارِ؟</w:t>
       </w:r>
     </w:p>
     <w:tbl>
@@ -873,7 +873,7 @@
                 <w:szCs w:val="24"/>
                 <w:rtl/>
               </w:rPr>
-              <w:t xml:space="preserve">بِالسَّيَّارَةِ</w:t>
+              <w:t xml:space="preserve">بِالسَّيَّارَةِ</w:t>
             </w:r>
           </w:p>
         </w:tc>
@@ -927,7 +927,7 @@
                 <w:szCs w:val="24"/>
                 <w:rtl/>
               </w:rPr>
-              <w:t xml:space="preserve">بِالدَّرَّاجَةِ</w:t>
+              <w:t xml:space="preserve">بِالدَّرَّاجَةِ</w:t>
             </w:r>
           </w:p>
         </w:tc>
@@ -1012,7 +1012,7 @@
           <w:szCs w:val="24"/>
           <w:rtl/>
         </w:rPr>
-        <w:t xml:space="preserve">كَمْ لَيْلَةً حَجَزَ الْوَالِدُ فِي الْفُنْدُقِ؟</w:t>
+        <w:t xml:space="preserve">كَمْ لَيْلَةً حَجَزَ الوَالِدُ فِي الفُنْدُقِ؟</w:t>
       </w:r>
     </w:p>
     <w:tbl>
@@ -1268,7 +1268,7 @@
           <w:szCs w:val="24"/>
           <w:rtl/>
         </w:rPr>
-        <w:t xml:space="preserve">لِمَاذَا لَمْ تَزُرِ الْأُسْرَةُ الْمَتْحَفَ؟</w:t>
+        <w:t xml:space="preserve">لِمَاذَا لَمْ تَزُرِ الأُسْرَةُ المَتْحَفَ؟</w:t>
       </w:r>
     </w:p>
     <w:tbl>
@@ -1336,7 +1336,7 @@
                 <w:szCs w:val="24"/>
                 <w:rtl/>
               </w:rPr>
-              <w:t xml:space="preserve">لِأَنَّ الْوَقْتَ كَانَ قَلِيلًا</w:t>
+              <w:t xml:space="preserve">لِأَنَّ الوَقْتَ كَانَ قَلِيلًا</w:t>
             </w:r>
           </w:p>
         </w:tc>
@@ -1385,7 +1385,7 @@
                 <w:szCs w:val="24"/>
                 <w:rtl/>
               </w:rPr>
-              <w:t xml:space="preserve">لِأَنَّ الْمَتْحَفَ بَعِيدٌ</w:t>
+              <w:t xml:space="preserve">لِأَنَّ المَتْحَفَ بَعِيدٌ</w:t>
             </w:r>
           </w:p>
         </w:tc>
@@ -1439,7 +1439,7 @@
                 <w:szCs w:val="24"/>
                 <w:rtl/>
               </w:rPr>
-              <w:t xml:space="preserve">لِأَنَّ الْمَتْحَفَ مُغْلَقٌ</w:t>
+              <w:t xml:space="preserve">لِأَنَّ المَتْحَفَ مُغْلَقٌ</w:t>
             </w:r>
           </w:p>
         </w:tc>
@@ -1488,7 +1488,7 @@
                 <w:szCs w:val="24"/>
                 <w:rtl/>
               </w:rPr>
-              <w:t xml:space="preserve">لِأَنَّ الطَّقْسَ كَانَ بَارِدًا</w:t>
+              <w:t xml:space="preserve">لِأَنَّ الطَّقْسَ كَانَ بَارِدًا</w:t>
             </w:r>
           </w:p>
         </w:tc>
@@ -1833,7 +1833,7 @@
                 <w:szCs w:val="24"/>
                 <w:rtl/>
               </w:rPr>
-              <w:t xml:space="preserve">يَعْمَلُ عُمَرُ فِي مَكْتَبِ السِّيَاحَةِ.</w:t>
+              <w:t xml:space="preserve">يَعْمَلُ عُمَر فِي مَكْتَبِ السِّيَاحَةِ.</w:t>
             </w:r>
           </w:p>
         </w:tc>
@@ -1941,7 +1941,7 @@
                 <w:szCs w:val="24"/>
                 <w:rtl/>
               </w:rPr>
-              <w:t xml:space="preserve">تَذْهَبُ الْمَجْمُوعَةُ إِلَى الْمَدِينَةِ بِالسَّفِينَةِ.</w:t>
+              <w:t xml:space="preserve">تَذْهَبُ المَجْمُوعَةُ إِلَى المَدِينَةِ بِالسَّفِينَةِ.</w:t>
             </w:r>
           </w:p>
         </w:tc>
@@ -2049,7 +2049,7 @@
                 <w:szCs w:val="24"/>
                 <w:rtl/>
               </w:rPr>
-              <w:t xml:space="preserve">تَبْدَأُ الرِّحْلَةُ فِي السَّاعَةِ السَّابِعَةِ.</w:t>
+              <w:t xml:space="preserve">تَبْدَأُ الرِّحْلَةُ فِي السَّاعَةِ السَّابِعَةِ.</w:t>
             </w:r>
           </w:p>
         </w:tc>
@@ -2157,7 +2157,7 @@
                 <w:szCs w:val="24"/>
                 <w:rtl/>
               </w:rPr>
-              <w:t xml:space="preserve">يَنْصَحُ عُمَرُ الْمُسَافِرِينَ بِأَخْذِ الْمَاءِ وَالنَّظَّارَةِ.</w:t>
+              <w:t xml:space="preserve">يَنْصَحُ عُمَر المُسَافِرِينَ بِأَخْذِ المَاءِ وَالنَّظَّارَةِ.</w:t>
             </w:r>
           </w:p>
         </w:tc>
@@ -2265,7 +2265,7 @@
                 <w:szCs w:val="24"/>
                 <w:rtl/>
               </w:rPr>
-              <w:t xml:space="preserve">تَعُودُ الْمَجْمُوعَةُ فِي الْمَسَاءِ إِلَى الْفُنْدُقِ.</w:t>
+              <w:t xml:space="preserve">تَعُودُ المَجْمُوعَةُ فِي المَسَاءِ إِلَى الفُنْدُقِ.</w:t>
             </w:r>
           </w:p>
         </w:tc>
@@ -2483,7 +2483,7 @@
                 <w:szCs w:val="24"/>
                 <w:rtl/>
               </w:rPr>
-              <w:t xml:space="preserve">أَيْنَ الْمَحَطَّةُ مِنْ فَضْلِكَ؟</w:t>
+              <w:t xml:space="preserve">أَيْن المَحَطَّةُ مِنْ فَضْلِكَ؟</w:t>
             </w:r>
           </w:p>
         </w:tc>
@@ -2533,7 +2533,7 @@
                 <w:szCs w:val="24"/>
                 <w:rtl/>
               </w:rPr>
-              <w:t xml:space="preserve">كَمْ سَاعَةً تَسْتَغْرِقُ الرِّحْلَةُ؟</w:t>
+              <w:t xml:space="preserve">كَمْ سَاعَةً تَسْتَغْرِقُ الرِّحْلَةُ؟</w:t>
             </w:r>
           </w:p>
         </w:tc>
@@ -2730,7 +2730,7 @@
                 <w:szCs w:val="24"/>
                 <w:rtl/>
               </w:rPr>
-              <w:t xml:space="preserve">مَا هَذَا الْقِطَارُ؟</w:t>
+              <w:t xml:space="preserve">مَا هَذَا القِطَارُ؟</w:t>
             </w:r>
           </w:p>
         </w:tc>
@@ -2780,7 +2780,7 @@
                 <w:szCs w:val="24"/>
                 <w:rtl/>
               </w:rPr>
-              <w:t xml:space="preserve">مَتَى يَقُومُ الْقِطَارُ؟</w:t>
+              <w:t xml:space="preserve">مَتَى يَقُومُ القِطَارُ؟</w:t>
             </w:r>
           </w:p>
         </w:tc>
@@ -2835,7 +2835,7 @@
                 <w:szCs w:val="24"/>
                 <w:rtl/>
               </w:rPr>
-              <w:t xml:space="preserve">كَمْ ثَمَنُ التَّذْكِرَةِ؟</w:t>
+              <w:t xml:space="preserve">كَمْ ثَمَنُ التَّذْكِرَةِ؟</w:t>
             </w:r>
           </w:p>
         </w:tc>
@@ -2885,7 +2885,7 @@
                 <w:szCs w:val="24"/>
                 <w:rtl/>
               </w:rPr>
-              <w:t xml:space="preserve">أَيْنَ حَقِيبَتِي؟</w:t>
+              <w:t xml:space="preserve">أَيْن حَقِيبَتِي؟</w:t>
             </w:r>
           </w:p>
         </w:tc>
@@ -2977,7 +2977,7 @@
                 <w:szCs w:val="24"/>
                 <w:rtl/>
               </w:rPr>
-              <w:t xml:space="preserve">اَلْمَتْحَفُ بَعِيدٌ عَنْ هُنَا</w:t>
+              <w:t xml:space="preserve">اَلمَتْحَفُ بَعِيدٌ عَنْ هُنَا</w:t>
             </w:r>
           </w:p>
         </w:tc>
@@ -3027,7 +3027,7 @@
                 <w:szCs w:val="24"/>
                 <w:rtl/>
               </w:rPr>
-              <w:t xml:space="preserve">اَلْمَتْحَفُ عَلَى الْيَسَارِ</w:t>
+              <w:t xml:space="preserve">اَلمَتْحَفُ عَلَى اليَسَارِ</w:t>
             </w:r>
           </w:p>
         </w:tc>
@@ -3082,7 +3082,7 @@
                 <w:szCs w:val="24"/>
                 <w:rtl/>
               </w:rPr>
-              <w:t xml:space="preserve">اِذْهَبْ إِلَى الْأَمَامِ</w:t>
+              <w:t xml:space="preserve">اِذْهَبْ إِلَى الأَمَامِ</w:t>
             </w:r>
           </w:p>
         </w:tc>
@@ -3132,7 +3132,7 @@
                 <w:szCs w:val="24"/>
                 <w:rtl/>
               </w:rPr>
-              <w:t xml:space="preserve">اَلْمَتْحَفُ عَلَى الْيَمِينِ</w:t>
+              <w:t xml:space="preserve">اَلمَتْحَفُ عَلَى اليَمِينِ</w:t>
             </w:r>
           </w:p>
         </w:tc>
@@ -3224,7 +3224,7 @@
                 <w:szCs w:val="24"/>
                 <w:rtl/>
               </w:rPr>
-              <w:t xml:space="preserve">أُرِيدُ أَنْ أَزُورَ دِمَشْقَ لِأَنَّ فِيهَا آثَارًا قَدِيمَةً</w:t>
+              <w:t xml:space="preserve">أُرِيدُ أَنْ أَزُورَ دِمَشْق لِأَنَّ فِيهَا آثَارًا قَدِيمَةً</w:t>
             </w:r>
           </w:p>
         </w:tc>
@@ -3274,7 +3274,7 @@
                 <w:szCs w:val="24"/>
                 <w:rtl/>
               </w:rPr>
-              <w:t xml:space="preserve">دِمَشْقُ مَدِينَةٌ كَبِيرَةٌ</w:t>
+              <w:t xml:space="preserve">دِمَشْق مَدِينَةٌ كَبِيرَةٌ</w:t>
             </w:r>
           </w:p>
         </w:tc>
@@ -3329,7 +3329,7 @@
                 <w:szCs w:val="24"/>
                 <w:rtl/>
               </w:rPr>
-              <w:t xml:space="preserve">هَلْ سَافَرْتَ إِلَى دِمَشْقَ؟</w:t>
+              <w:t xml:space="preserve">هَلْ سَافَرْتَ إِلَى دِمَشْق؟</w:t>
             </w:r>
           </w:p>
         </w:tc>
@@ -3379,7 +3379,7 @@
                 <w:szCs w:val="24"/>
                 <w:rtl/>
               </w:rPr>
-              <w:t xml:space="preserve">دِمَشْقُ عَاصِمَةُ سُورِيَّا</w:t>
+              <w:t xml:space="preserve">دِمَشْق عَاصِمَةُ سُورِيَّا</w:t>
             </w:r>
           </w:p>
         </w:tc>
@@ -3471,7 +3471,7 @@
                 <w:szCs w:val="24"/>
                 <w:rtl/>
               </w:rPr>
-              <w:t xml:space="preserve">تَفَضَّلْ يَا صَدِيقِي</w:t>
+              <w:t xml:space="preserve">تَفَضَّلْ يَا صَدِيقِي</w:t>
             </w:r>
           </w:p>
         </w:tc>
@@ -3576,7 +3576,7 @@
                 <w:szCs w:val="24"/>
                 <w:rtl/>
               </w:rPr>
-              <w:t xml:space="preserve">مَعَ السَّلَامَةِ</w:t>
+              <w:t xml:space="preserve">مَعَ السَّلَامَةِ</w:t>
             </w:r>
           </w:p>
         </w:tc>
@@ -3900,7 +3900,7 @@
                 <w:szCs w:val="24"/>
                 <w:rtl/>
               </w:rPr>
-              <w:t xml:space="preserve">أَيْنَ الْجَامِعُ مِنْ فَضْلِكَ؟</w:t>
+              <w:t xml:space="preserve">أَيْن الجَامِعُ مِنْ فَضْلِكَ؟</w:t>
             </w:r>
           </w:p>
         </w:tc>
@@ -4240,7 +4240,7 @@
                 <w:szCs w:val="24"/>
                 <w:rtl/>
               </w:rPr>
-              <w:t xml:space="preserve">مَتَى تَقُومُ الطَّائِرَةُ؟</w:t>
+              <w:t xml:space="preserve">مَتَى تَقُومُ الطَّائِرَةُ؟</w:t>
             </w:r>
           </w:p>
         </w:tc>
@@ -4410,7 +4410,7 @@
                 <w:szCs w:val="24"/>
                 <w:rtl/>
               </w:rPr>
-              <w:t xml:space="preserve">كَمِ الْحِسَابُ؟</w:t>
+              <w:t xml:space="preserve">كَم الحِسَابُ؟</w:t>
             </w:r>
           </w:p>
         </w:tc>
@@ -4580,7 +4580,7 @@
                 <w:szCs w:val="24"/>
                 <w:rtl/>
               </w:rPr>
-              <w:t xml:space="preserve">أُسَافِرُ لِأَنِّي أُحِبُّ الْآثَارَ</w:t>
+              <w:t xml:space="preserve">أُسَافِرُ لِأَنِّي أُحِبُّ الآثَارَ</w:t>
             </w:r>
           </w:p>
         </w:tc>
@@ -4732,7 +4732,7 @@
                 <w:szCs w:val="26"/>
                 <w:rtl/>
               </w:rPr>
-              <w:t xml:space="preserve">الْمَطَارِ   —   مُزْدَوِجَتَيْنِ   —   الْأَزْرَقَ   —   السَّفِينَةَ   —   بِالْقِطَارِ</w:t>
+              <w:t xml:space="preserve">المَطَارِ   —   مُزْدَوِجَتَيْنِ   —   الأَزْرَقَ   —   السَّفِينَةَ   —   بِالْقِطَارِ</w:t>
             </w:r>
           </w:p>
         </w:tc>
@@ -4839,7 +4839,7 @@
                 <w:szCs w:val="24"/>
                 <w:rtl/>
               </w:rPr>
-              <w:t xml:space="preserve">ذَهَبَتِ الْأُسْرَةُ إِلَى ……………………… بِالسَّيَّارَةِ.</w:t>
+              <w:t xml:space="preserve">ذَهَبَتِ الأُسْرَةُ إِلَى ……………………… بِالسَّيَّارَةِ.</w:t>
             </w:r>
           </w:p>
         </w:tc>
@@ -4911,7 +4911,7 @@
                 <w:szCs w:val="24"/>
                 <w:rtl/>
               </w:rPr>
-              <w:t xml:space="preserve">حَجَزَ الْوَالِدُ غُرْفَتَيْنِ ……………………… لِثَلَاثِ لَيَالٍ.</w:t>
+              <w:t xml:space="preserve">حَجَزَ الوَالِدُ غُرْفَتَيْنِ ……………………… لِثَلَاثِ لَيَالٍ.</w:t>
             </w:r>
           </w:p>
         </w:tc>
@@ -4983,7 +4983,7 @@
                 <w:szCs w:val="24"/>
                 <w:rtl/>
               </w:rPr>
-              <w:t xml:space="preserve">زَارَتِ الْأُسْرَةُ الْمَسْجِدَ ……………………… فِي الْيَوْمِ الْأَوَّلِ.</w:t>
+              <w:t xml:space="preserve">زَارَتِ الأُسْرَةُ المَسْجِدَ ……………………… فِي اليَوْمِ الأَوَّلِ.</w:t>
             </w:r>
           </w:p>
         </w:tc>
@@ -5055,7 +5055,7 @@
                 <w:szCs w:val="24"/>
                 <w:rtl/>
               </w:rPr>
-              <w:t xml:space="preserve">فِي الْيَوْمِ الثَّانِي رَكِبُوا ……………………… وَشَاهَدُوا الْمَدِينَةَ.</w:t>
+              <w:t xml:space="preserve">فِي اليَوْمِ الثَّانِي رَكِبُوا ……………………… وَشَاهَدُوا المَدِينَةَ.</w:t>
             </w:r>
           </w:p>
         </w:tc>
@@ -5127,7 +5127,7 @@
                 <w:szCs w:val="24"/>
                 <w:rtl/>
               </w:rPr>
-              <w:t xml:space="preserve">عَادُوا إِلَى أَنْقَرَةَ ……………………… .</w:t>
+              <w:t xml:space="preserve">عَادُوا إِلَى أَنْقَرَة ……………………… .</w:t>
             </w:r>
           </w:p>
         </w:tc>
@@ -5684,7 +5684,7 @@
                 <w:szCs w:val="26"/>
                 <w:rtl/>
               </w:rPr>
-              <w:t xml:space="preserve">اَلْآثَارُ</w:t>
+              <w:t xml:space="preserve">اَلآثَارُ</w:t>
             </w:r>
           </w:p>
         </w:tc>
@@ -6645,7 +6645,7 @@
                 <w:szCs w:val="26"/>
                 <w:rtl/>
               </w:rPr>
-              <w:t xml:space="preserve">صَدِيقِي الْعَزِيزَ   —   أَدْعُوكَ إِلَى   —   سَنُسَافِرُ بِ   —   لِأَنَّ   —   مِنْ أَشْهَرِ   —   سَنَزُورُ   —   هَلْ يُمْكِنُ أَنْ   —   مَعَ تَحِيَّاتِي</w:t>
+              <w:t xml:space="preserve">صَدِيقِي العَزِيزَ   —   أَدْعُوكَ إِلَى   —   سَنُسَافِرُ بِ   —   لِأَنَّ   —   مِنْ أَشْهَرِ   —   سَنَزُورُ   —   هَلْ يُمْكِنُ أَنْ   —   مَعَ تَحِيَّاتِي</w:t>
             </w:r>
           </w:p>
         </w:tc>
@@ -7175,7 +7175,7 @@
                 <w:sz w:val="15"/>
                 <w:szCs w:val="15"/>
               </w:rPr>
-              <w:t xml:space="preserve">أَنَا عُمَرُ وَأَعْمَلُ فِي مَكْتَبِ السِّيَاحَةِ. سَنَذْهَبُ الْيَوْمَ إِلَى وَسَطِ الْمَدِينَةِ بِالْحَافِلَةِ، لِأَنَّ الطَّرِيقَ قَرِيبٌ. تَبْدَأُ الرِّحْلَةُ فِي السَّاعَةِ التَّاسِعَةِ صَبَاحًا. لَا تَنْسَوْا الْمَاءَ وَالنَّظَّارَةَ الشَّمْسِيَّةَ. سَنَزُورُ الْقَلْعَةَ وَالسُّوقَ، ثُمَّ نَعُودُ إِلَى الْفُنْدُقِ مَسَاءً.</w:t>
+              <w:t xml:space="preserve">أَنَا عُمَر وَأَعْمَلُ فِي مَكْتَبِ السِّيَاحَةِ. سَنَذْهَبُ اليَوْمَ إِلَى وَسَطِ المَدِينَةِ بِالْحَافِلَةِ، لِأَنَّ الطَّرِيقَ قَرِيبٌ. تَبْدَأُ الرِّحْلَةُ فِي السَّاعَةِ التَّاسِعَةِ صَبَاحًا. لَا تَنْسَوْا المَاءَ وَالنَّظَّارَةَ الشَّمْسِيَّةَ. سَنَزُورُ القَلْعَةَ وَالسُّوقَ، ثُمَّ نَعُودُ إِلَى الفُنْدُقِ مَسَاءً.</w:t>
             </w:r>
           </w:p>
           <w:p>
@@ -7475,7 +7475,7 @@
                 <w:szCs w:val="23"/>
                 <w:rtl/>
               </w:rPr>
-              <w:t xml:space="preserve">الْمَطَارِ ، مُزْدَوِجَتَيْنِ ، الْأَزْرَقَ ، السَّفِينَةَ ، بِالْقِطَارِ</w:t>
+              <w:t xml:space="preserve">المَطَارِ ، مُزْدَوِجَتَيْنِ ، الأَزْرَقَ ، السَّفِينَةَ ، بِالْقِطَارِ</w:t>
             </w:r>
           </w:p>
         </w:tc>
@@ -7663,7 +7663,7 @@
                 <w:szCs w:val="23"/>
                 <w:rtl/>
               </w:rPr>
-              <w:t xml:space="preserve">خَرَجُوا فِي السَّاعَةِ السَّادِسَةِ صَبَاحًا. · اِسْتَغْرَقَتِ الرِّحْلَةُ سَاعَةً وَنِصْفًا.</w:t>
+              <w:t xml:space="preserve">خَرَجُوا فِي السَّاعَةِ السَّادِسَةِ صَبَاحًا. · اِسْتَغْرَقَتِ الرِّحْلَةُ سَاعَةً وَنِصْفًا.</w:t>
             </w:r>
           </w:p>
           <w:p>
@@ -7681,7 +7681,7 @@
                 <w:szCs w:val="23"/>
                 <w:rtl/>
               </w:rPr>
-              <w:t xml:space="preserve">اِشْتَرَتِ الْأُمُّ هَدَايَا. · قَالَ: اَلْبَحْرُ أَجْمَلُ مِنَ الْجَبَلِ. · عَادُوا بِالْقِطَارِ.</w:t>
+              <w:t xml:space="preserve">اِشْتَرَتِ الأُمُّ هَدَايَا. · قَالَ: اَلبَحْرُ أَجْمَلُ مِن الجَبَلِ. · عَادُوا بِالْقِطَارِ.</w:t>
             </w:r>
           </w:p>
         </w:tc>

--- a/dosyalar/sinavlar/10-sinif/arapca-10-2d1y-beceri.docx
+++ b/dosyalar/sinavlar/10-sinif/arapca-10-2d1y-beceri.docx
@@ -496,7 +496,7 @@
             </w:pPr>
             <w:r>
               <w:rPr>
-                <w:rFonts w:ascii="Markazi Text" w:cs="Markazi Text" w:eastAsia="Markazi Text" w:hAnsi="Markazi Text"/>
+                <w:rFonts w:ascii="Arakom" w:cs="Arakom" w:eastAsia="Arakom" w:hAnsi="Arakom"/>
                 <w:b/>
                 <w:bCs/>
                 <w:color w:val="111111"/>
@@ -514,7 +514,7 @@
             </w:pPr>
             <w:r>
               <w:rPr>
-                <w:rFonts w:ascii="Markazi Text" w:cs="Markazi Text" w:eastAsia="Markazi Text" w:hAnsi="Markazi Text"/>
+                <w:rFonts w:ascii="Arakom" w:cs="Arakom" w:eastAsia="Arakom" w:hAnsi="Arakom"/>
                 <w:b w:val="false"/>
                 <w:bCs w:val="false"/>
                 <w:color w:val="111111"/>
@@ -532,7 +532,7 @@
             </w:pPr>
             <w:r>
               <w:rPr>
-                <w:rFonts w:ascii="Markazi Text" w:cs="Markazi Text" w:eastAsia="Markazi Text" w:hAnsi="Markazi Text"/>
+                <w:rFonts w:ascii="Arakom" w:cs="Arakom" w:eastAsia="Arakom" w:hAnsi="Arakom"/>
                 <w:b w:val="false"/>
                 <w:bCs w:val="false"/>
                 <w:color w:val="111111"/>
@@ -550,7 +550,7 @@
             </w:pPr>
             <w:r>
               <w:rPr>
-                <w:rFonts w:ascii="Markazi Text" w:cs="Markazi Text" w:eastAsia="Markazi Text" w:hAnsi="Markazi Text"/>
+                <w:rFonts w:ascii="Arakom" w:cs="Arakom" w:eastAsia="Arakom" w:hAnsi="Arakom"/>
                 <w:b w:val="false"/>
                 <w:bCs w:val="false"/>
                 <w:color w:val="111111"/>
@@ -568,7 +568,7 @@
             </w:pPr>
             <w:r>
               <w:rPr>
-                <w:rFonts w:ascii="Markazi Text" w:cs="Markazi Text" w:eastAsia="Markazi Text" w:hAnsi="Markazi Text"/>
+                <w:rFonts w:ascii="Arakom" w:cs="Arakom" w:eastAsia="Arakom" w:hAnsi="Arakom"/>
                 <w:b w:val="false"/>
                 <w:bCs w:val="false"/>
                 <w:color w:val="111111"/>
@@ -586,7 +586,7 @@
             </w:pPr>
             <w:r>
               <w:rPr>
-                <w:rFonts w:ascii="Markazi Text" w:cs="Markazi Text" w:eastAsia="Markazi Text" w:hAnsi="Markazi Text"/>
+                <w:rFonts w:ascii="Arakom" w:cs="Arakom" w:eastAsia="Arakom" w:hAnsi="Arakom"/>
                 <w:b w:val="false"/>
                 <w:bCs w:val="false"/>
                 <w:color w:val="111111"/>
@@ -604,7 +604,7 @@
             </w:pPr>
             <w:r>
               <w:rPr>
-                <w:rFonts w:ascii="Markazi Text" w:cs="Markazi Text" w:eastAsia="Markazi Text" w:hAnsi="Markazi Text"/>
+                <w:rFonts w:ascii="Arakom" w:cs="Arakom" w:eastAsia="Arakom" w:hAnsi="Arakom"/>
                 <w:b w:val="false"/>
                 <w:bCs w:val="false"/>
                 <w:color w:val="111111"/>
@@ -622,7 +622,7 @@
             </w:pPr>
             <w:r>
               <w:rPr>
-                <w:rFonts w:ascii="Markazi Text" w:cs="Markazi Text" w:eastAsia="Markazi Text" w:hAnsi="Markazi Text"/>
+                <w:rFonts w:ascii="Arakom" w:cs="Arakom" w:eastAsia="Arakom" w:hAnsi="Arakom"/>
                 <w:b w:val="false"/>
                 <w:bCs w:val="false"/>
                 <w:color w:val="111111"/>
@@ -640,7 +640,7 @@
             </w:pPr>
             <w:r>
               <w:rPr>
-                <w:rFonts w:ascii="Markazi Text" w:cs="Markazi Text" w:eastAsia="Markazi Text" w:hAnsi="Markazi Text"/>
+                <w:rFonts w:ascii="Arakom" w:cs="Arakom" w:eastAsia="Arakom" w:hAnsi="Arakom"/>
                 <w:b w:val="false"/>
                 <w:bCs w:val="false"/>
                 <w:color w:val="111111"/>
@@ -658,7 +658,7 @@
             </w:pPr>
             <w:r>
               <w:rPr>
-                <w:rFonts w:ascii="Markazi Text" w:cs="Markazi Text" w:eastAsia="Markazi Text" w:hAnsi="Markazi Text"/>
+                <w:rFonts w:ascii="Arakom" w:cs="Arakom" w:eastAsia="Arakom" w:hAnsi="Arakom"/>
                 <w:b w:val="false"/>
                 <w:bCs w:val="false"/>
                 <w:color w:val="111111"/>
@@ -676,7 +676,7 @@
             </w:pPr>
             <w:r>
               <w:rPr>
-                <w:rFonts w:ascii="Markazi Text" w:cs="Markazi Text" w:eastAsia="Markazi Text" w:hAnsi="Markazi Text"/>
+                <w:rFonts w:ascii="Arakom" w:cs="Arakom" w:eastAsia="Arakom" w:hAnsi="Arakom"/>
                 <w:b w:val="false"/>
                 <w:bCs w:val="false"/>
                 <w:color w:val="111111"/>
@@ -694,7 +694,7 @@
             </w:pPr>
             <w:r>
               <w:rPr>
-                <w:rFonts w:ascii="Markazi Text" w:cs="Markazi Text" w:eastAsia="Markazi Text" w:hAnsi="Markazi Text"/>
+                <w:rFonts w:ascii="Arakom" w:cs="Arakom" w:eastAsia="Arakom" w:hAnsi="Arakom"/>
                 <w:b w:val="false"/>
                 <w:bCs w:val="false"/>
                 <w:color w:val="111111"/>
@@ -748,7 +748,7 @@
       </w:r>
       <w:r>
         <w:rPr>
-          <w:rFonts w:ascii="Markazi Text" w:cs="Markazi Text" w:eastAsia="Markazi Text" w:hAnsi="Markazi Text"/>
+          <w:rFonts w:ascii="Arakom" w:cs="Arakom" w:eastAsia="Arakom" w:hAnsi="Arakom"/>
           <w:b w:val="false"/>
           <w:bCs w:val="false"/>
           <w:color w:val="111111"/>
@@ -816,7 +816,7 @@
             </w:r>
             <w:r>
               <w:rPr>
-                <w:rFonts w:ascii="Markazi Text" w:cs="Markazi Text" w:eastAsia="Markazi Text" w:hAnsi="Markazi Text"/>
+                <w:rFonts w:ascii="Arakom" w:cs="Arakom" w:eastAsia="Arakom" w:hAnsi="Arakom"/>
                 <w:b w:val="false"/>
                 <w:bCs w:val="false"/>
                 <w:color w:val="111111"/>
@@ -865,7 +865,7 @@
             </w:r>
             <w:r>
               <w:rPr>
-                <w:rFonts w:ascii="Markazi Text" w:cs="Markazi Text" w:eastAsia="Markazi Text" w:hAnsi="Markazi Text"/>
+                <w:rFonts w:ascii="Arakom" w:cs="Arakom" w:eastAsia="Arakom" w:hAnsi="Arakom"/>
                 <w:b w:val="false"/>
                 <w:bCs w:val="false"/>
                 <w:color w:val="111111"/>
@@ -919,7 +919,7 @@
             </w:r>
             <w:r>
               <w:rPr>
-                <w:rFonts w:ascii="Markazi Text" w:cs="Markazi Text" w:eastAsia="Markazi Text" w:hAnsi="Markazi Text"/>
+                <w:rFonts w:ascii="Arakom" w:cs="Arakom" w:eastAsia="Arakom" w:hAnsi="Arakom"/>
                 <w:b w:val="false"/>
                 <w:bCs w:val="false"/>
                 <w:color w:val="111111"/>
@@ -968,7 +968,7 @@
             </w:r>
             <w:r>
               <w:rPr>
-                <w:rFonts w:ascii="Markazi Text" w:cs="Markazi Text" w:eastAsia="Markazi Text" w:hAnsi="Markazi Text"/>
+                <w:rFonts w:ascii="Arakom" w:cs="Arakom" w:eastAsia="Arakom" w:hAnsi="Arakom"/>
                 <w:b w:val="false"/>
                 <w:bCs w:val="false"/>
                 <w:color w:val="111111"/>
@@ -1004,7 +1004,7 @@
       </w:r>
       <w:r>
         <w:rPr>
-          <w:rFonts w:ascii="Markazi Text" w:cs="Markazi Text" w:eastAsia="Markazi Text" w:hAnsi="Markazi Text"/>
+          <w:rFonts w:ascii="Arakom" w:cs="Arakom" w:eastAsia="Arakom" w:hAnsi="Arakom"/>
           <w:b w:val="false"/>
           <w:bCs w:val="false"/>
           <w:color w:val="111111"/>
@@ -1072,7 +1072,7 @@
             </w:r>
             <w:r>
               <w:rPr>
-                <w:rFonts w:ascii="Markazi Text" w:cs="Markazi Text" w:eastAsia="Markazi Text" w:hAnsi="Markazi Text"/>
+                <w:rFonts w:ascii="Arakom" w:cs="Arakom" w:eastAsia="Arakom" w:hAnsi="Arakom"/>
                 <w:b w:val="false"/>
                 <w:bCs w:val="false"/>
                 <w:color w:val="111111"/>
@@ -1121,7 +1121,7 @@
             </w:r>
             <w:r>
               <w:rPr>
-                <w:rFonts w:ascii="Markazi Text" w:cs="Markazi Text" w:eastAsia="Markazi Text" w:hAnsi="Markazi Text"/>
+                <w:rFonts w:ascii="Arakom" w:cs="Arakom" w:eastAsia="Arakom" w:hAnsi="Arakom"/>
                 <w:b w:val="false"/>
                 <w:bCs w:val="false"/>
                 <w:color w:val="111111"/>
@@ -1175,7 +1175,7 @@
             </w:r>
             <w:r>
               <w:rPr>
-                <w:rFonts w:ascii="Markazi Text" w:cs="Markazi Text" w:eastAsia="Markazi Text" w:hAnsi="Markazi Text"/>
+                <w:rFonts w:ascii="Arakom" w:cs="Arakom" w:eastAsia="Arakom" w:hAnsi="Arakom"/>
                 <w:b w:val="false"/>
                 <w:bCs w:val="false"/>
                 <w:color w:val="111111"/>
@@ -1224,7 +1224,7 @@
             </w:r>
             <w:r>
               <w:rPr>
-                <w:rFonts w:ascii="Markazi Text" w:cs="Markazi Text" w:eastAsia="Markazi Text" w:hAnsi="Markazi Text"/>
+                <w:rFonts w:ascii="Arakom" w:cs="Arakom" w:eastAsia="Arakom" w:hAnsi="Arakom"/>
                 <w:b w:val="false"/>
                 <w:bCs w:val="false"/>
                 <w:color w:val="111111"/>
@@ -1260,7 +1260,7 @@
       </w:r>
       <w:r>
         <w:rPr>
-          <w:rFonts w:ascii="Markazi Text" w:cs="Markazi Text" w:eastAsia="Markazi Text" w:hAnsi="Markazi Text"/>
+          <w:rFonts w:ascii="Arakom" w:cs="Arakom" w:eastAsia="Arakom" w:hAnsi="Arakom"/>
           <w:b w:val="false"/>
           <w:bCs w:val="false"/>
           <w:color w:val="111111"/>
@@ -1328,7 +1328,7 @@
             </w:r>
             <w:r>
               <w:rPr>
-                <w:rFonts w:ascii="Markazi Text" w:cs="Markazi Text" w:eastAsia="Markazi Text" w:hAnsi="Markazi Text"/>
+                <w:rFonts w:ascii="Arakom" w:cs="Arakom" w:eastAsia="Arakom" w:hAnsi="Arakom"/>
                 <w:b w:val="false"/>
                 <w:bCs w:val="false"/>
                 <w:color w:val="111111"/>
@@ -1377,7 +1377,7 @@
             </w:r>
             <w:r>
               <w:rPr>
-                <w:rFonts w:ascii="Markazi Text" w:cs="Markazi Text" w:eastAsia="Markazi Text" w:hAnsi="Markazi Text"/>
+                <w:rFonts w:ascii="Arakom" w:cs="Arakom" w:eastAsia="Arakom" w:hAnsi="Arakom"/>
                 <w:b w:val="false"/>
                 <w:bCs w:val="false"/>
                 <w:color w:val="111111"/>
@@ -1431,7 +1431,7 @@
             </w:r>
             <w:r>
               <w:rPr>
-                <w:rFonts w:ascii="Markazi Text" w:cs="Markazi Text" w:eastAsia="Markazi Text" w:hAnsi="Markazi Text"/>
+                <w:rFonts w:ascii="Arakom" w:cs="Arakom" w:eastAsia="Arakom" w:hAnsi="Arakom"/>
                 <w:b w:val="false"/>
                 <w:bCs w:val="false"/>
                 <w:color w:val="111111"/>
@@ -1480,7 +1480,7 @@
             </w:r>
             <w:r>
               <w:rPr>
-                <w:rFonts w:ascii="Markazi Text" w:cs="Markazi Text" w:eastAsia="Markazi Text" w:hAnsi="Markazi Text"/>
+                <w:rFonts w:ascii="Arakom" w:cs="Arakom" w:eastAsia="Arakom" w:hAnsi="Arakom"/>
                 <w:b w:val="false"/>
                 <w:bCs w:val="false"/>
                 <w:color w:val="111111"/>
@@ -1825,7 +1825,7 @@
             </w:pPr>
             <w:r>
               <w:rPr>
-                <w:rFonts w:ascii="Markazi Text" w:cs="Markazi Text" w:eastAsia="Markazi Text" w:hAnsi="Markazi Text"/>
+                <w:rFonts w:ascii="Arakom" w:cs="Arakom" w:eastAsia="Arakom" w:hAnsi="Arakom"/>
                 <w:b w:val="false"/>
                 <w:bCs w:val="false"/>
                 <w:color w:val="111111"/>
@@ -1933,7 +1933,7 @@
             </w:pPr>
             <w:r>
               <w:rPr>
-                <w:rFonts w:ascii="Markazi Text" w:cs="Markazi Text" w:eastAsia="Markazi Text" w:hAnsi="Markazi Text"/>
+                <w:rFonts w:ascii="Arakom" w:cs="Arakom" w:eastAsia="Arakom" w:hAnsi="Arakom"/>
                 <w:b w:val="false"/>
                 <w:bCs w:val="false"/>
                 <w:color w:val="111111"/>
@@ -2041,7 +2041,7 @@
             </w:pPr>
             <w:r>
               <w:rPr>
-                <w:rFonts w:ascii="Markazi Text" w:cs="Markazi Text" w:eastAsia="Markazi Text" w:hAnsi="Markazi Text"/>
+                <w:rFonts w:ascii="Arakom" w:cs="Arakom" w:eastAsia="Arakom" w:hAnsi="Arakom"/>
                 <w:b w:val="false"/>
                 <w:bCs w:val="false"/>
                 <w:color w:val="111111"/>
@@ -2149,7 +2149,7 @@
             </w:pPr>
             <w:r>
               <w:rPr>
-                <w:rFonts w:ascii="Markazi Text" w:cs="Markazi Text" w:eastAsia="Markazi Text" w:hAnsi="Markazi Text"/>
+                <w:rFonts w:ascii="Arakom" w:cs="Arakom" w:eastAsia="Arakom" w:hAnsi="Arakom"/>
                 <w:b w:val="false"/>
                 <w:bCs w:val="false"/>
                 <w:color w:val="111111"/>
@@ -2257,7 +2257,7 @@
             </w:pPr>
             <w:r>
               <w:rPr>
-                <w:rFonts w:ascii="Markazi Text" w:cs="Markazi Text" w:eastAsia="Markazi Text" w:hAnsi="Markazi Text"/>
+                <w:rFonts w:ascii="Arakom" w:cs="Arakom" w:eastAsia="Arakom" w:hAnsi="Arakom"/>
                 <w:b w:val="false"/>
                 <w:bCs w:val="false"/>
                 <w:color w:val="111111"/>
@@ -2475,7 +2475,7 @@
             </w:r>
             <w:r>
               <w:rPr>
-                <w:rFonts w:ascii="Markazi Text" w:cs="Markazi Text" w:eastAsia="Markazi Text" w:hAnsi="Markazi Text"/>
+                <w:rFonts w:ascii="Arakom" w:cs="Arakom" w:eastAsia="Arakom" w:hAnsi="Arakom"/>
                 <w:b w:val="false"/>
                 <w:bCs w:val="false"/>
                 <w:color w:val="111111"/>
@@ -2525,7 +2525,7 @@
             </w:r>
             <w:r>
               <w:rPr>
-                <w:rFonts w:ascii="Markazi Text" w:cs="Markazi Text" w:eastAsia="Markazi Text" w:hAnsi="Markazi Text"/>
+                <w:rFonts w:ascii="Arakom" w:cs="Arakom" w:eastAsia="Arakom" w:hAnsi="Arakom"/>
                 <w:b w:val="false"/>
                 <w:bCs w:val="false"/>
                 <w:color w:val="111111"/>
@@ -2580,7 +2580,7 @@
             </w:r>
             <w:r>
               <w:rPr>
-                <w:rFonts w:ascii="Markazi Text" w:cs="Markazi Text" w:eastAsia="Markazi Text" w:hAnsi="Markazi Text"/>
+                <w:rFonts w:ascii="Arakom" w:cs="Arakom" w:eastAsia="Arakom" w:hAnsi="Arakom"/>
                 <w:b w:val="false"/>
                 <w:bCs w:val="false"/>
                 <w:color w:val="111111"/>
@@ -2630,7 +2630,7 @@
             </w:r>
             <w:r>
               <w:rPr>
-                <w:rFonts w:ascii="Markazi Text" w:cs="Markazi Text" w:eastAsia="Markazi Text" w:hAnsi="Markazi Text"/>
+                <w:rFonts w:ascii="Arakom" w:cs="Arakom" w:eastAsia="Arakom" w:hAnsi="Arakom"/>
                 <w:b w:val="false"/>
                 <w:bCs w:val="false"/>
                 <w:color w:val="111111"/>
@@ -2722,7 +2722,7 @@
             </w:r>
             <w:r>
               <w:rPr>
-                <w:rFonts w:ascii="Markazi Text" w:cs="Markazi Text" w:eastAsia="Markazi Text" w:hAnsi="Markazi Text"/>
+                <w:rFonts w:ascii="Arakom" w:cs="Arakom" w:eastAsia="Arakom" w:hAnsi="Arakom"/>
                 <w:b w:val="false"/>
                 <w:bCs w:val="false"/>
                 <w:color w:val="111111"/>
@@ -2772,7 +2772,7 @@
             </w:r>
             <w:r>
               <w:rPr>
-                <w:rFonts w:ascii="Markazi Text" w:cs="Markazi Text" w:eastAsia="Markazi Text" w:hAnsi="Markazi Text"/>
+                <w:rFonts w:ascii="Arakom" w:cs="Arakom" w:eastAsia="Arakom" w:hAnsi="Arakom"/>
                 <w:b w:val="false"/>
                 <w:bCs w:val="false"/>
                 <w:color w:val="111111"/>
@@ -2827,7 +2827,7 @@
             </w:r>
             <w:r>
               <w:rPr>
-                <w:rFonts w:ascii="Markazi Text" w:cs="Markazi Text" w:eastAsia="Markazi Text" w:hAnsi="Markazi Text"/>
+                <w:rFonts w:ascii="Arakom" w:cs="Arakom" w:eastAsia="Arakom" w:hAnsi="Arakom"/>
                 <w:b w:val="false"/>
                 <w:bCs w:val="false"/>
                 <w:color w:val="111111"/>
@@ -2877,7 +2877,7 @@
             </w:r>
             <w:r>
               <w:rPr>
-                <w:rFonts w:ascii="Markazi Text" w:cs="Markazi Text" w:eastAsia="Markazi Text" w:hAnsi="Markazi Text"/>
+                <w:rFonts w:ascii="Arakom" w:cs="Arakom" w:eastAsia="Arakom" w:hAnsi="Arakom"/>
                 <w:b w:val="false"/>
                 <w:bCs w:val="false"/>
                 <w:color w:val="111111"/>
@@ -2969,7 +2969,7 @@
             </w:r>
             <w:r>
               <w:rPr>
-                <w:rFonts w:ascii="Markazi Text" w:cs="Markazi Text" w:eastAsia="Markazi Text" w:hAnsi="Markazi Text"/>
+                <w:rFonts w:ascii="Arakom" w:cs="Arakom" w:eastAsia="Arakom" w:hAnsi="Arakom"/>
                 <w:b w:val="false"/>
                 <w:bCs w:val="false"/>
                 <w:color w:val="111111"/>
@@ -3019,7 +3019,7 @@
             </w:r>
             <w:r>
               <w:rPr>
-                <w:rFonts w:ascii="Markazi Text" w:cs="Markazi Text" w:eastAsia="Markazi Text" w:hAnsi="Markazi Text"/>
+                <w:rFonts w:ascii="Arakom" w:cs="Arakom" w:eastAsia="Arakom" w:hAnsi="Arakom"/>
                 <w:b w:val="false"/>
                 <w:bCs w:val="false"/>
                 <w:color w:val="111111"/>
@@ -3074,7 +3074,7 @@
             </w:r>
             <w:r>
               <w:rPr>
-                <w:rFonts w:ascii="Markazi Text" w:cs="Markazi Text" w:eastAsia="Markazi Text" w:hAnsi="Markazi Text"/>
+                <w:rFonts w:ascii="Arakom" w:cs="Arakom" w:eastAsia="Arakom" w:hAnsi="Arakom"/>
                 <w:b w:val="false"/>
                 <w:bCs w:val="false"/>
                 <w:color w:val="111111"/>
@@ -3124,7 +3124,7 @@
             </w:r>
             <w:r>
               <w:rPr>
-                <w:rFonts w:ascii="Markazi Text" w:cs="Markazi Text" w:eastAsia="Markazi Text" w:hAnsi="Markazi Text"/>
+                <w:rFonts w:ascii="Arakom" w:cs="Arakom" w:eastAsia="Arakom" w:hAnsi="Arakom"/>
                 <w:b w:val="false"/>
                 <w:bCs w:val="false"/>
                 <w:color w:val="111111"/>
@@ -3216,7 +3216,7 @@
             </w:r>
             <w:r>
               <w:rPr>
-                <w:rFonts w:ascii="Markazi Text" w:cs="Markazi Text" w:eastAsia="Markazi Text" w:hAnsi="Markazi Text"/>
+                <w:rFonts w:ascii="Arakom" w:cs="Arakom" w:eastAsia="Arakom" w:hAnsi="Arakom"/>
                 <w:b w:val="false"/>
                 <w:bCs w:val="false"/>
                 <w:color w:val="111111"/>
@@ -3266,7 +3266,7 @@
             </w:r>
             <w:r>
               <w:rPr>
-                <w:rFonts w:ascii="Markazi Text" w:cs="Markazi Text" w:eastAsia="Markazi Text" w:hAnsi="Markazi Text"/>
+                <w:rFonts w:ascii="Arakom" w:cs="Arakom" w:eastAsia="Arakom" w:hAnsi="Arakom"/>
                 <w:b w:val="false"/>
                 <w:bCs w:val="false"/>
                 <w:color w:val="111111"/>
@@ -3321,7 +3321,7 @@
             </w:r>
             <w:r>
               <w:rPr>
-                <w:rFonts w:ascii="Markazi Text" w:cs="Markazi Text" w:eastAsia="Markazi Text" w:hAnsi="Markazi Text"/>
+                <w:rFonts w:ascii="Arakom" w:cs="Arakom" w:eastAsia="Arakom" w:hAnsi="Arakom"/>
                 <w:b w:val="false"/>
                 <w:bCs w:val="false"/>
                 <w:color w:val="111111"/>
@@ -3371,7 +3371,7 @@
             </w:r>
             <w:r>
               <w:rPr>
-                <w:rFonts w:ascii="Markazi Text" w:cs="Markazi Text" w:eastAsia="Markazi Text" w:hAnsi="Markazi Text"/>
+                <w:rFonts w:ascii="Arakom" w:cs="Arakom" w:eastAsia="Arakom" w:hAnsi="Arakom"/>
                 <w:b w:val="false"/>
                 <w:bCs w:val="false"/>
                 <w:color w:val="111111"/>
@@ -3463,7 +3463,7 @@
             </w:r>
             <w:r>
               <w:rPr>
-                <w:rFonts w:ascii="Markazi Text" w:cs="Markazi Text" w:eastAsia="Markazi Text" w:hAnsi="Markazi Text"/>
+                <w:rFonts w:ascii="Arakom" w:cs="Arakom" w:eastAsia="Arakom" w:hAnsi="Arakom"/>
                 <w:b w:val="false"/>
                 <w:bCs w:val="false"/>
                 <w:color w:val="111111"/>
@@ -3513,7 +3513,7 @@
             </w:r>
             <w:r>
               <w:rPr>
-                <w:rFonts w:ascii="Markazi Text" w:cs="Markazi Text" w:eastAsia="Markazi Text" w:hAnsi="Markazi Text"/>
+                <w:rFonts w:ascii="Arakom" w:cs="Arakom" w:eastAsia="Arakom" w:hAnsi="Arakom"/>
                 <w:b w:val="false"/>
                 <w:bCs w:val="false"/>
                 <w:color w:val="111111"/>
@@ -3568,7 +3568,7 @@
             </w:r>
             <w:r>
               <w:rPr>
-                <w:rFonts w:ascii="Markazi Text" w:cs="Markazi Text" w:eastAsia="Markazi Text" w:hAnsi="Markazi Text"/>
+                <w:rFonts w:ascii="Arakom" w:cs="Arakom" w:eastAsia="Arakom" w:hAnsi="Arakom"/>
                 <w:b w:val="false"/>
                 <w:bCs w:val="false"/>
                 <w:color w:val="111111"/>
@@ -3618,7 +3618,7 @@
             </w:r>
             <w:r>
               <w:rPr>
-                <w:rFonts w:ascii="Markazi Text" w:cs="Markazi Text" w:eastAsia="Markazi Text" w:hAnsi="Markazi Text"/>
+                <w:rFonts w:ascii="Arakom" w:cs="Arakom" w:eastAsia="Arakom" w:hAnsi="Arakom"/>
                 <w:b w:val="false"/>
                 <w:bCs w:val="false"/>
                 <w:color w:val="111111"/>
@@ -3892,7 +3892,7 @@
             </w:pPr>
             <w:r>
               <w:rPr>
-                <w:rFonts w:ascii="Markazi Text" w:cs="Markazi Text" w:eastAsia="Markazi Text" w:hAnsi="Markazi Text"/>
+                <w:rFonts w:ascii="Arakom" w:cs="Arakom" w:eastAsia="Arakom" w:hAnsi="Arakom"/>
                 <w:b w:val="false"/>
                 <w:bCs w:val="false"/>
                 <w:color w:val="111111"/>
@@ -4062,7 +4062,7 @@
             </w:pPr>
             <w:r>
               <w:rPr>
-                <w:rFonts w:ascii="Markazi Text" w:cs="Markazi Text" w:eastAsia="Markazi Text" w:hAnsi="Markazi Text"/>
+                <w:rFonts w:ascii="Arakom" w:cs="Arakom" w:eastAsia="Arakom" w:hAnsi="Arakom"/>
                 <w:b w:val="false"/>
                 <w:bCs w:val="false"/>
                 <w:color w:val="111111"/>
@@ -4232,7 +4232,7 @@
             </w:pPr>
             <w:r>
               <w:rPr>
-                <w:rFonts w:ascii="Markazi Text" w:cs="Markazi Text" w:eastAsia="Markazi Text" w:hAnsi="Markazi Text"/>
+                <w:rFonts w:ascii="Arakom" w:cs="Arakom" w:eastAsia="Arakom" w:hAnsi="Arakom"/>
                 <w:b w:val="false"/>
                 <w:bCs w:val="false"/>
                 <w:color w:val="111111"/>
@@ -4402,7 +4402,7 @@
             </w:pPr>
             <w:r>
               <w:rPr>
-                <w:rFonts w:ascii="Markazi Text" w:cs="Markazi Text" w:eastAsia="Markazi Text" w:hAnsi="Markazi Text"/>
+                <w:rFonts w:ascii="Arakom" w:cs="Arakom" w:eastAsia="Arakom" w:hAnsi="Arakom"/>
                 <w:b w:val="false"/>
                 <w:bCs w:val="false"/>
                 <w:color w:val="111111"/>
@@ -4572,7 +4572,7 @@
             </w:pPr>
             <w:r>
               <w:rPr>
-                <w:rFonts w:ascii="Markazi Text" w:cs="Markazi Text" w:eastAsia="Markazi Text" w:hAnsi="Markazi Text"/>
+                <w:rFonts w:ascii="Arakom" w:cs="Arakom" w:eastAsia="Arakom" w:hAnsi="Arakom"/>
                 <w:b w:val="false"/>
                 <w:bCs w:val="false"/>
                 <w:color w:val="111111"/>
@@ -4724,7 +4724,7 @@
             </w:pPr>
             <w:r>
               <w:rPr>
-                <w:rFonts w:ascii="Markazi Text" w:cs="Markazi Text" w:eastAsia="Markazi Text" w:hAnsi="Markazi Text"/>
+                <w:rFonts w:ascii="Arakom" w:cs="Arakom" w:eastAsia="Arakom" w:hAnsi="Arakom"/>
                 <w:b w:val="false"/>
                 <w:bCs w:val="false"/>
                 <w:color w:val="111111"/>
@@ -4831,7 +4831,7 @@
             </w:pPr>
             <w:r>
               <w:rPr>
-                <w:rFonts w:ascii="Markazi Text" w:cs="Markazi Text" w:eastAsia="Markazi Text" w:hAnsi="Markazi Text"/>
+                <w:rFonts w:ascii="Arakom" w:cs="Arakom" w:eastAsia="Arakom" w:hAnsi="Arakom"/>
                 <w:b w:val="false"/>
                 <w:bCs w:val="false"/>
                 <w:color w:val="111111"/>
@@ -4903,7 +4903,7 @@
             </w:pPr>
             <w:r>
               <w:rPr>
-                <w:rFonts w:ascii="Markazi Text" w:cs="Markazi Text" w:eastAsia="Markazi Text" w:hAnsi="Markazi Text"/>
+                <w:rFonts w:ascii="Arakom" w:cs="Arakom" w:eastAsia="Arakom" w:hAnsi="Arakom"/>
                 <w:b w:val="false"/>
                 <w:bCs w:val="false"/>
                 <w:color w:val="111111"/>
@@ -4975,7 +4975,7 @@
             </w:pPr>
             <w:r>
               <w:rPr>
-                <w:rFonts w:ascii="Markazi Text" w:cs="Markazi Text" w:eastAsia="Markazi Text" w:hAnsi="Markazi Text"/>
+                <w:rFonts w:ascii="Arakom" w:cs="Arakom" w:eastAsia="Arakom" w:hAnsi="Arakom"/>
                 <w:b w:val="false"/>
                 <w:bCs w:val="false"/>
                 <w:color w:val="111111"/>
@@ -5047,7 +5047,7 @@
             </w:pPr>
             <w:r>
               <w:rPr>
-                <w:rFonts w:ascii="Markazi Text" w:cs="Markazi Text" w:eastAsia="Markazi Text" w:hAnsi="Markazi Text"/>
+                <w:rFonts w:ascii="Arakom" w:cs="Arakom" w:eastAsia="Arakom" w:hAnsi="Arakom"/>
                 <w:b w:val="false"/>
                 <w:bCs w:val="false"/>
                 <w:color w:val="111111"/>
@@ -5119,7 +5119,7 @@
             </w:pPr>
             <w:r>
               <w:rPr>
-                <w:rFonts w:ascii="Markazi Text" w:cs="Markazi Text" w:eastAsia="Markazi Text" w:hAnsi="Markazi Text"/>
+                <w:rFonts w:ascii="Arakom" w:cs="Arakom" w:eastAsia="Arakom" w:hAnsi="Arakom"/>
                 <w:b w:val="false"/>
                 <w:bCs w:val="false"/>
                 <w:color w:val="111111"/>
@@ -5388,7 +5388,7 @@
             </w:pPr>
             <w:r>
               <w:rPr>
-                <w:rFonts w:ascii="Markazi Text" w:cs="Markazi Text" w:eastAsia="Markazi Text" w:hAnsi="Markazi Text"/>
+                <w:rFonts w:ascii="Arakom" w:cs="Arakom" w:eastAsia="Arakom" w:hAnsi="Arakom"/>
                 <w:b w:val="false"/>
                 <w:bCs w:val="false"/>
                 <w:color w:val="111111"/>
@@ -5484,7 +5484,7 @@
             </w:pPr>
             <w:r>
               <w:rPr>
-                <w:rFonts w:ascii="Markazi Text" w:cs="Markazi Text" w:eastAsia="Markazi Text" w:hAnsi="Markazi Text"/>
+                <w:rFonts w:ascii="Arakom" w:cs="Arakom" w:eastAsia="Arakom" w:hAnsi="Arakom"/>
                 <w:b w:val="false"/>
                 <w:bCs w:val="false"/>
                 <w:color w:val="111111"/>
@@ -5580,7 +5580,7 @@
             </w:pPr>
             <w:r>
               <w:rPr>
-                <w:rFonts w:ascii="Markazi Text" w:cs="Markazi Text" w:eastAsia="Markazi Text" w:hAnsi="Markazi Text"/>
+                <w:rFonts w:ascii="Arakom" w:cs="Arakom" w:eastAsia="Arakom" w:hAnsi="Arakom"/>
                 <w:b w:val="false"/>
                 <w:bCs w:val="false"/>
                 <w:color w:val="111111"/>
@@ -5676,7 +5676,7 @@
             </w:pPr>
             <w:r>
               <w:rPr>
-                <w:rFonts w:ascii="Markazi Text" w:cs="Markazi Text" w:eastAsia="Markazi Text" w:hAnsi="Markazi Text"/>
+                <w:rFonts w:ascii="Arakom" w:cs="Arakom" w:eastAsia="Arakom" w:hAnsi="Arakom"/>
                 <w:b w:val="false"/>
                 <w:bCs w:val="false"/>
                 <w:color w:val="111111"/>
@@ -5772,7 +5772,7 @@
             </w:pPr>
             <w:r>
               <w:rPr>
-                <w:rFonts w:ascii="Markazi Text" w:cs="Markazi Text" w:eastAsia="Markazi Text" w:hAnsi="Markazi Text"/>
+                <w:rFonts w:ascii="Arakom" w:cs="Arakom" w:eastAsia="Arakom" w:hAnsi="Arakom"/>
                 <w:b w:val="false"/>
                 <w:bCs w:val="false"/>
                 <w:color w:val="111111"/>
@@ -6101,7 +6101,7 @@
             </w:pPr>
             <w:r>
               <w:rPr>
-                <w:rFonts w:ascii="Markazi Text" w:cs="Markazi Text" w:eastAsia="Markazi Text" w:hAnsi="Markazi Text"/>
+                <w:rFonts w:ascii="Arakom" w:cs="Arakom" w:eastAsia="Arakom" w:hAnsi="Arakom"/>
                 <w:b w:val="false"/>
                 <w:bCs w:val="false"/>
                 <w:color w:val="111111"/>
@@ -6197,7 +6197,7 @@
             </w:pPr>
             <w:r>
               <w:rPr>
-                <w:rFonts w:ascii="Markazi Text" w:cs="Markazi Text" w:eastAsia="Markazi Text" w:hAnsi="Markazi Text"/>
+                <w:rFonts w:ascii="Arakom" w:cs="Arakom" w:eastAsia="Arakom" w:hAnsi="Arakom"/>
                 <w:b w:val="false"/>
                 <w:bCs w:val="false"/>
                 <w:color w:val="111111"/>
@@ -6293,7 +6293,7 @@
             </w:pPr>
             <w:r>
               <w:rPr>
-                <w:rFonts w:ascii="Markazi Text" w:cs="Markazi Text" w:eastAsia="Markazi Text" w:hAnsi="Markazi Text"/>
+                <w:rFonts w:ascii="Arakom" w:cs="Arakom" w:eastAsia="Arakom" w:hAnsi="Arakom"/>
                 <w:b w:val="false"/>
                 <w:bCs w:val="false"/>
                 <w:color w:val="111111"/>
@@ -6389,7 +6389,7 @@
             </w:pPr>
             <w:r>
               <w:rPr>
-                <w:rFonts w:ascii="Markazi Text" w:cs="Markazi Text" w:eastAsia="Markazi Text" w:hAnsi="Markazi Text"/>
+                <w:rFonts w:ascii="Arakom" w:cs="Arakom" w:eastAsia="Arakom" w:hAnsi="Arakom"/>
                 <w:b w:val="false"/>
                 <w:bCs w:val="false"/>
                 <w:color w:val="111111"/>
@@ -6485,7 +6485,7 @@
             </w:pPr>
             <w:r>
               <w:rPr>
-                <w:rFonts w:ascii="Markazi Text" w:cs="Markazi Text" w:eastAsia="Markazi Text" w:hAnsi="Markazi Text"/>
+                <w:rFonts w:ascii="Arakom" w:cs="Arakom" w:eastAsia="Arakom" w:hAnsi="Arakom"/>
                 <w:b w:val="false"/>
                 <w:bCs w:val="false"/>
                 <w:color w:val="111111"/>
@@ -6637,7 +6637,7 @@
             </w:pPr>
             <w:r>
               <w:rPr>
-                <w:rFonts w:ascii="Markazi Text" w:cs="Markazi Text" w:eastAsia="Markazi Text" w:hAnsi="Markazi Text"/>
+                <w:rFonts w:ascii="Arakom" w:cs="Arakom" w:eastAsia="Arakom" w:hAnsi="Arakom"/>
                 <w:b w:val="false"/>
                 <w:bCs w:val="false"/>
                 <w:color w:val="111111"/>
@@ -7467,7 +7467,7 @@
             </w:pPr>
             <w:r>
               <w:rPr>
-                <w:rFonts w:ascii="Markazi Text" w:cs="Markazi Text" w:eastAsia="Markazi Text" w:hAnsi="Markazi Text"/>
+                <w:rFonts w:ascii="Arakom" w:cs="Arakom" w:eastAsia="Arakom" w:hAnsi="Arakom"/>
                 <w:b w:val="false"/>
                 <w:bCs w:val="false"/>
                 <w:color w:val="111111"/>
@@ -7655,7 +7655,7 @@
             </w:pPr>
             <w:r>
               <w:rPr>
-                <w:rFonts w:ascii="Markazi Text" w:cs="Markazi Text" w:eastAsia="Markazi Text" w:hAnsi="Markazi Text"/>
+                <w:rFonts w:ascii="Arakom" w:cs="Arakom" w:eastAsia="Arakom" w:hAnsi="Arakom"/>
                 <w:b w:val="false"/>
                 <w:bCs w:val="false"/>
                 <w:color w:val="111111"/>
@@ -7673,7 +7673,7 @@
             </w:pPr>
             <w:r>
               <w:rPr>
-                <w:rFonts w:ascii="Markazi Text" w:cs="Markazi Text" w:eastAsia="Markazi Text" w:hAnsi="Markazi Text"/>
+                <w:rFonts w:ascii="Arakom" w:cs="Arakom" w:eastAsia="Arakom" w:hAnsi="Arakom"/>
                 <w:b w:val="false"/>
                 <w:bCs w:val="false"/>
                 <w:color w:val="111111"/>
